--- a/论文/参考文献.docx
+++ b/论文/参考文献.docx
@@ -81,7 +81,7 @@
     <w:p>
       <w:pPr>
         <w:rPr>
-          <w:rFonts w:ascii="Arial" w:hAnsi="Arial" w:cs="Arial" w:hint="eastAsia"/>
+          <w:rFonts w:ascii="Arial" w:hAnsi="Arial" w:cs="Arial"/>
           <w:color w:val="222222"/>
           <w:sz w:val="20"/>
           <w:szCs w:val="20"/>
@@ -102,7 +102,7 @@
     <w:p>
       <w:pPr>
         <w:rPr>
-          <w:rFonts w:ascii="Arial" w:hAnsi="Arial" w:cs="Arial" w:hint="eastAsia"/>
+          <w:rFonts w:ascii="Arial" w:hAnsi="Arial" w:cs="Arial"/>
           <w:color w:val="222222"/>
           <w:sz w:val="20"/>
           <w:szCs w:val="20"/>
@@ -176,7 +176,7 @@
     <w:p>
       <w:pPr>
         <w:rPr>
-          <w:rFonts w:ascii="Arial" w:hAnsi="Arial" w:cs="Arial" w:hint="eastAsia"/>
+          <w:rFonts w:ascii="Arial" w:hAnsi="Arial" w:cs="Arial"/>
           <w:color w:val="222222"/>
           <w:sz w:val="20"/>
           <w:szCs w:val="20"/>
@@ -841,7 +841,7 @@
     <w:p>
       <w:pPr>
         <w:rPr>
-          <w:rFonts w:ascii="Arial" w:hAnsi="Arial" w:cs="Arial"/>
+          <w:rFonts w:ascii="Arial" w:hAnsi="Arial" w:cs="Arial" w:hint="eastAsia"/>
           <w:color w:val="222222"/>
           <w:sz w:val="20"/>
           <w:szCs w:val="20"/>
@@ -990,6 +990,16 @@
         </w:rPr>
         <w:t>, pp. 9716-9725. 2021.</w:t>
       </w:r>
+      <w:r>
+        <w:rPr>
+          <w:rFonts w:ascii="Arial" w:hAnsi="Arial" w:cs="Arial" w:hint="eastAsia"/>
+          <w:color w:val="222222"/>
+          <w:sz w:val="20"/>
+          <w:szCs w:val="20"/>
+          <w:shd w:val="clear" w:color="auto" w:fill="FFFFFF"/>
+        </w:rPr>
+        <w:t xml:space="preserve"> (STDC)</w:t>
+      </w:r>
     </w:p>
     <w:p>
       <w:pPr>
@@ -1123,23 +1133,52 @@
       </w:pPr>
     </w:p>
     <w:p>
-      <w:r>
+      <w:pPr>
         <w:rPr>
           <w:rFonts w:hint="eastAsia"/>
         </w:rPr>
-        <w:t>SUTTON C, MCCALLUM A. An introduction to conditional random fields[J]. Foundations and Trends in Machine Learning, 2012, 4(4): 267-373.</w:t>
-      </w:r>
-    </w:p>
-    <w:p/>
-    <w:p>
+      </w:pPr>
       <w:r>
         <w:rPr>
           <w:rFonts w:hint="eastAsia"/>
         </w:rPr>
+        <w:t xml:space="preserve">SUTTON C, MCCALLUM A. An introduction to conditional random fields[J]. Foundations and </w:t>
+      </w:r>
+      <w:r>
+        <w:rPr>
+          <w:rFonts w:hint="eastAsia"/>
+        </w:rPr>
+        <w:lastRenderedPageBreak/>
+        <w:t>Trends in Machine Learning, 2012, 4(4): 267-373.</w:t>
+      </w:r>
+    </w:p>
+    <w:p>
+      <w:pPr>
+        <w:rPr>
+          <w:rFonts w:hint="eastAsia"/>
+        </w:rPr>
+      </w:pPr>
+    </w:p>
+    <w:p>
+      <w:pPr>
+        <w:rPr>
+          <w:rFonts w:hint="eastAsia"/>
+        </w:rPr>
+      </w:pPr>
+      <w:r>
+        <w:rPr>
+          <w:rFonts w:hint="eastAsia"/>
+        </w:rPr>
         <w:t>CHEN Z, ZHOU H, LAI J, et al. Contour-aware loss: Boundary-aware learning for salient object segmentation[J]. IEEE Transactions on Image Processing, 2020, 30: 431-443.</w:t>
       </w:r>
     </w:p>
-    <w:p/>
+    <w:p>
+      <w:pPr>
+        <w:rPr>
+          <w:rFonts w:hint="eastAsia"/>
+        </w:rPr>
+      </w:pPr>
+    </w:p>
     <w:p>
       <w:pPr>
         <w:rPr>
@@ -1699,7 +1738,7 @@
     <w:p>
       <w:pPr>
         <w:rPr>
-          <w:rFonts w:ascii="Arial" w:hAnsi="Arial" w:cs="Arial" w:hint="eastAsia"/>
+          <w:rFonts w:ascii="Arial" w:hAnsi="Arial" w:cs="Arial"/>
           <w:color w:val="222222"/>
           <w:sz w:val="20"/>
           <w:szCs w:val="20"/>
@@ -1720,7 +1759,7 @@
     <w:p>
       <w:pPr>
         <w:rPr>
-          <w:rFonts w:ascii="Arial" w:hAnsi="Arial" w:cs="Arial" w:hint="eastAsia"/>
+          <w:rFonts w:ascii="Arial" w:hAnsi="Arial" w:cs="Arial"/>
           <w:color w:val="222222"/>
           <w:sz w:val="20"/>
           <w:szCs w:val="20"/>
@@ -1793,7 +1832,7 @@
     <w:p>
       <w:pPr>
         <w:rPr>
-          <w:rFonts w:ascii="Arial" w:hAnsi="Arial" w:cs="Arial" w:hint="eastAsia"/>
+          <w:rFonts w:ascii="Arial" w:hAnsi="Arial" w:cs="Arial"/>
           <w:color w:val="222222"/>
           <w:sz w:val="20"/>
           <w:szCs w:val="20"/>
@@ -1814,7 +1853,7 @@
     <w:p>
       <w:pPr>
         <w:rPr>
-          <w:rFonts w:ascii="Arial" w:hAnsi="Arial" w:cs="Arial" w:hint="eastAsia"/>
+          <w:rFonts w:ascii="Arial" w:hAnsi="Arial" w:cs="Arial"/>
           <w:color w:val="222222"/>
           <w:sz w:val="20"/>
           <w:szCs w:val="20"/>
@@ -1835,7 +1874,7 @@
     <w:p>
       <w:pPr>
         <w:rPr>
-          <w:rFonts w:ascii="Arial" w:hAnsi="Arial" w:cs="Arial" w:hint="eastAsia"/>
+          <w:rFonts w:ascii="Arial" w:hAnsi="Arial" w:cs="Arial"/>
           <w:color w:val="222222"/>
           <w:sz w:val="20"/>
           <w:szCs w:val="20"/>
@@ -1887,7 +1926,7 @@
     <w:p>
       <w:pPr>
         <w:rPr>
-          <w:rFonts w:ascii="Arial" w:hAnsi="Arial" w:cs="Arial" w:hint="eastAsia"/>
+          <w:rFonts w:ascii="Arial" w:hAnsi="Arial" w:cs="Arial"/>
           <w:color w:val="222222"/>
           <w:sz w:val="20"/>
           <w:szCs w:val="20"/>
@@ -1908,7 +1947,7 @@
     <w:p>
       <w:pPr>
         <w:rPr>
-          <w:rFonts w:ascii="Arial" w:hAnsi="Arial" w:cs="Arial" w:hint="eastAsia"/>
+          <w:rFonts w:ascii="Arial" w:hAnsi="Arial" w:cs="Arial"/>
           <w:color w:val="222222"/>
           <w:sz w:val="20"/>
           <w:szCs w:val="20"/>
@@ -1973,7 +2012,7 @@
     <w:p>
       <w:pPr>
         <w:rPr>
-          <w:rFonts w:ascii="Arial" w:hAnsi="Arial" w:cs="Arial" w:hint="eastAsia"/>
+          <w:rFonts w:ascii="Arial" w:hAnsi="Arial" w:cs="Arial"/>
           <w:color w:val="222222"/>
           <w:sz w:val="20"/>
           <w:szCs w:val="20"/>
@@ -2005,7 +2044,7 @@
     <w:p>
       <w:pPr>
         <w:rPr>
-          <w:rFonts w:ascii="Arial" w:hAnsi="Arial" w:cs="Arial" w:hint="eastAsia"/>
+          <w:rFonts w:ascii="Arial" w:hAnsi="Arial" w:cs="Arial"/>
           <w:color w:val="222222"/>
           <w:sz w:val="20"/>
           <w:szCs w:val="20"/>
@@ -2095,7 +2134,7 @@
     <w:p>
       <w:pPr>
         <w:rPr>
-          <w:rFonts w:ascii="Arial" w:hAnsi="Arial" w:cs="Arial" w:hint="eastAsia"/>
+          <w:rFonts w:ascii="Arial" w:hAnsi="Arial" w:cs="Arial"/>
           <w:color w:val="222222"/>
           <w:sz w:val="20"/>
           <w:szCs w:val="20"/>
@@ -2154,6 +2193,7 @@
           <w:szCs w:val="20"/>
           <w:shd w:val="clear" w:color="auto" w:fill="FFFFFF"/>
         </w:rPr>
+        <w:lastRenderedPageBreak/>
         <w:t>arXiv</w:t>
       </w:r>
       <w:proofErr w:type="spellEnd"/>
@@ -2171,22 +2211,21 @@
     <w:p>
       <w:pPr>
         <w:rPr>
-          <w:rFonts w:ascii="Arial" w:hAnsi="Arial" w:cs="Arial" w:hint="eastAsia"/>
-          <w:color w:val="222222"/>
-          <w:sz w:val="20"/>
-          <w:szCs w:val="20"/>
-          <w:shd w:val="clear" w:color="auto" w:fill="FFFFFF"/>
-        </w:rPr>
-      </w:pPr>
-      <w:r>
-        <w:rPr>
-          <w:rFonts w:ascii="Arial" w:hAnsi="Arial" w:cs="Arial" w:hint="eastAsia"/>
-          <w:color w:val="222222"/>
-          <w:sz w:val="20"/>
-          <w:szCs w:val="20"/>
-          <w:shd w:val="clear" w:color="auto" w:fill="FFFFFF"/>
-        </w:rPr>
-        <w:lastRenderedPageBreak/>
+          <w:rFonts w:ascii="Arial" w:hAnsi="Arial" w:cs="Arial"/>
+          <w:color w:val="222222"/>
+          <w:sz w:val="20"/>
+          <w:szCs w:val="20"/>
+          <w:shd w:val="clear" w:color="auto" w:fill="FFFFFF"/>
+        </w:rPr>
+      </w:pPr>
+      <w:r>
+        <w:rPr>
+          <w:rFonts w:ascii="Arial" w:hAnsi="Arial" w:cs="Arial" w:hint="eastAsia"/>
+          <w:color w:val="222222"/>
+          <w:sz w:val="20"/>
+          <w:szCs w:val="20"/>
+          <w:shd w:val="clear" w:color="auto" w:fill="FFFFFF"/>
+        </w:rPr>
         <w:t xml:space="preserve">Y. Liu, Y. Tian, Y. Zhao, H. Yu, L. Xie, Y. Wang, Q. Ye, J. Jiao, Y. </w:t>
       </w:r>
       <w:proofErr w:type="spellStart"/>
@@ -2366,7 +2405,7 @@
     <w:p>
       <w:pPr>
         <w:rPr>
-          <w:rFonts w:ascii="Arial" w:hAnsi="Arial" w:cs="Arial" w:hint="eastAsia"/>
+          <w:rFonts w:ascii="Arial" w:hAnsi="Arial" w:cs="Arial"/>
           <w:color w:val="222222"/>
           <w:sz w:val="20"/>
           <w:szCs w:val="20"/>
@@ -2774,7 +2813,7 @@
     <w:p>
       <w:pPr>
         <w:rPr>
-          <w:rFonts w:ascii="Arial" w:hAnsi="Arial" w:cs="Arial" w:hint="eastAsia"/>
+          <w:rFonts w:ascii="Arial" w:hAnsi="Arial" w:cs="Arial"/>
           <w:color w:val="222222"/>
           <w:sz w:val="20"/>
           <w:szCs w:val="20"/>
@@ -2892,7 +2931,7 @@
     <w:p>
       <w:pPr>
         <w:rPr>
-          <w:rFonts w:ascii="Arial" w:hAnsi="Arial" w:cs="Arial" w:hint="eastAsia"/>
+          <w:rFonts w:ascii="Arial" w:hAnsi="Arial" w:cs="Arial"/>
           <w:color w:val="222222"/>
           <w:sz w:val="20"/>
           <w:szCs w:val="20"/>
@@ -2987,7 +3026,18 @@
           <w:szCs w:val="20"/>
           <w:shd w:val="clear" w:color="auto" w:fill="FFFFFF"/>
         </w:rPr>
-        <w:t>Lin T Y, Maire M, Belongie S, et al. Microsoft coco: Common objects in context[C]//Computer Vision</w:t>
+        <w:t xml:space="preserve">Lin T Y, Maire M, Belongie S, et al. Microsoft coco: Common objects in context[C]//Computer </w:t>
+      </w:r>
+      <w:r>
+        <w:rPr>
+          <w:rFonts w:ascii="Arial" w:hAnsi="Arial" w:cs="Arial" w:hint="eastAsia"/>
+          <w:color w:val="222222"/>
+          <w:sz w:val="20"/>
+          <w:szCs w:val="20"/>
+          <w:shd w:val="clear" w:color="auto" w:fill="FFFFFF"/>
+        </w:rPr>
+        <w:lastRenderedPageBreak/>
+        <w:t>Vision</w:t>
       </w:r>
       <w:r>
         <w:rPr>
@@ -3007,35 +3057,24 @@
           <w:szCs w:val="20"/>
           <w:shd w:val="clear" w:color="auto" w:fill="FFFFFF"/>
         </w:rPr>
-        <w:t xml:space="preserve">ECCV 2014: 13th European Conference, Zurich, Switzerland, September 6-12, 2014, </w:t>
-      </w:r>
-      <w:r>
-        <w:rPr>
-          <w:rFonts w:ascii="Arial" w:hAnsi="Arial" w:cs="Arial" w:hint="eastAsia"/>
-          <w:color w:val="222222"/>
-          <w:sz w:val="20"/>
-          <w:szCs w:val="20"/>
-          <w:shd w:val="clear" w:color="auto" w:fill="FFFFFF"/>
-        </w:rPr>
-        <w:lastRenderedPageBreak/>
-        <w:t>Proceedings, Part V 13. Springer International Publishing, 2014: 740-755.</w:t>
-      </w:r>
-    </w:p>
-    <w:p>
-      <w:pPr>
-        <w:rPr>
-          <w:rFonts w:ascii="Arial" w:hAnsi="Arial" w:cs="Arial"/>
-          <w:color w:val="222222"/>
-          <w:sz w:val="20"/>
-          <w:szCs w:val="20"/>
-          <w:shd w:val="clear" w:color="auto" w:fill="FFFFFF"/>
-        </w:rPr>
-      </w:pPr>
-    </w:p>
-    <w:p>
-      <w:pPr>
-        <w:rPr>
-          <w:rFonts w:ascii="Arial" w:hAnsi="Arial" w:cs="Arial" w:hint="eastAsia"/>
+        <w:t>ECCV 2014: 13th European Conference, Zurich, Switzerland, September 6-12, 2014, Proceedings, Part V 13. Springer International Publishing, 2014: 740-755.</w:t>
+      </w:r>
+    </w:p>
+    <w:p>
+      <w:pPr>
+        <w:rPr>
+          <w:rFonts w:ascii="Arial" w:hAnsi="Arial" w:cs="Arial"/>
+          <w:color w:val="222222"/>
+          <w:sz w:val="20"/>
+          <w:szCs w:val="20"/>
+          <w:shd w:val="clear" w:color="auto" w:fill="FFFFFF"/>
+        </w:rPr>
+      </w:pPr>
+    </w:p>
+    <w:p>
+      <w:pPr>
+        <w:rPr>
+          <w:rFonts w:ascii="Arial" w:hAnsi="Arial" w:cs="Arial"/>
           <w:color w:val="222222"/>
           <w:sz w:val="20"/>
           <w:szCs w:val="20"/>
@@ -3122,7 +3161,7 @@
     <w:p>
       <w:pPr>
         <w:rPr>
-          <w:rFonts w:ascii="Arial" w:hAnsi="Arial" w:cs="Arial" w:hint="eastAsia"/>
+          <w:rFonts w:ascii="Arial" w:hAnsi="Arial" w:cs="Arial"/>
           <w:color w:val="222222"/>
           <w:sz w:val="20"/>
           <w:szCs w:val="20"/>
@@ -3207,7 +3246,7 @@
     <w:p>
       <w:pPr>
         <w:rPr>
-          <w:rFonts w:ascii="Arial" w:hAnsi="Arial" w:cs="Arial" w:hint="eastAsia"/>
+          <w:rFonts w:ascii="Arial" w:hAnsi="Arial" w:cs="Arial"/>
           <w:color w:val="222222"/>
           <w:sz w:val="20"/>
           <w:szCs w:val="20"/>
@@ -3228,7 +3267,7 @@
     <w:p>
       <w:pPr>
         <w:rPr>
-          <w:rFonts w:ascii="Arial" w:hAnsi="Arial" w:cs="Arial" w:hint="eastAsia"/>
+          <w:rFonts w:ascii="Arial" w:hAnsi="Arial" w:cs="Arial"/>
           <w:color w:val="222222"/>
           <w:sz w:val="20"/>
           <w:szCs w:val="20"/>
@@ -3249,7 +3288,7 @@
     <w:p>
       <w:pPr>
         <w:rPr>
-          <w:rFonts w:ascii="Arial" w:hAnsi="Arial" w:cs="Arial" w:hint="eastAsia"/>
+          <w:rFonts w:ascii="Arial" w:hAnsi="Arial" w:cs="Arial"/>
           <w:color w:val="222222"/>
           <w:sz w:val="20"/>
           <w:szCs w:val="20"/>
@@ -3270,7 +3309,7 @@
     <w:p>
       <w:pPr>
         <w:rPr>
-          <w:rFonts w:ascii="Arial" w:hAnsi="Arial" w:cs="Arial" w:hint="eastAsia"/>
+          <w:rFonts w:ascii="Arial" w:hAnsi="Arial" w:cs="Arial"/>
           <w:color w:val="222222"/>
           <w:sz w:val="20"/>
           <w:szCs w:val="20"/>
@@ -3322,7 +3361,7 @@
     <w:p>
       <w:pPr>
         <w:rPr>
-          <w:rFonts w:ascii="Arial" w:hAnsi="Arial" w:cs="Arial" w:hint="eastAsia"/>
+          <w:rFonts w:ascii="Arial" w:hAnsi="Arial" w:cs="Arial"/>
           <w:color w:val="222222"/>
           <w:sz w:val="20"/>
           <w:szCs w:val="20"/>
@@ -3365,7 +3404,7 @@
     <w:p>
       <w:pPr>
         <w:rPr>
-          <w:rFonts w:ascii="Arial" w:hAnsi="Arial" w:cs="Arial" w:hint="eastAsia"/>
+          <w:rFonts w:ascii="Arial" w:hAnsi="Arial" w:cs="Arial"/>
           <w:color w:val="222222"/>
           <w:sz w:val="20"/>
           <w:szCs w:val="20"/>
@@ -3438,7 +3477,7 @@
     <w:p>
       <w:pPr>
         <w:rPr>
-          <w:rFonts w:ascii="Arial" w:hAnsi="Arial" w:cs="Arial" w:hint="eastAsia"/>
+          <w:rFonts w:ascii="Arial" w:hAnsi="Arial" w:cs="Arial"/>
           <w:color w:val="222222"/>
           <w:sz w:val="20"/>
           <w:szCs w:val="20"/>
@@ -3481,7 +3520,7 @@
     <w:p>
       <w:pPr>
         <w:rPr>
-          <w:rFonts w:ascii="Arial" w:hAnsi="Arial" w:cs="Arial" w:hint="eastAsia"/>
+          <w:rFonts w:ascii="Arial" w:hAnsi="Arial" w:cs="Arial"/>
           <w:color w:val="222222"/>
           <w:sz w:val="20"/>
           <w:szCs w:val="20"/>
@@ -3566,7 +3605,7 @@
     <w:p>
       <w:pPr>
         <w:rPr>
-          <w:rFonts w:ascii="Arial" w:hAnsi="Arial" w:cs="Arial" w:hint="eastAsia"/>
+          <w:rFonts w:ascii="Arial" w:hAnsi="Arial" w:cs="Arial"/>
           <w:color w:val="222222"/>
           <w:sz w:val="20"/>
           <w:szCs w:val="20"/>
@@ -3609,7 +3648,7 @@
     <w:p>
       <w:pPr>
         <w:rPr>
-          <w:rFonts w:ascii="Arial" w:hAnsi="Arial" w:cs="Arial" w:hint="eastAsia"/>
+          <w:rFonts w:ascii="Arial" w:hAnsi="Arial" w:cs="Arial"/>
           <w:color w:val="222222"/>
           <w:sz w:val="20"/>
           <w:szCs w:val="20"/>
@@ -3694,7 +3733,7 @@
     <w:p>
       <w:pPr>
         <w:rPr>
-          <w:rFonts w:ascii="Arial" w:hAnsi="Arial" w:cs="Arial" w:hint="eastAsia"/>
+          <w:rFonts w:ascii="Arial" w:hAnsi="Arial" w:cs="Arial"/>
           <w:color w:val="222222"/>
           <w:sz w:val="20"/>
           <w:szCs w:val="20"/>
@@ -3737,7 +3776,7 @@
     <w:p>
       <w:pPr>
         <w:rPr>
-          <w:rFonts w:ascii="Arial" w:hAnsi="Arial" w:cs="Arial" w:hint="eastAsia"/>
+          <w:rFonts w:ascii="Arial" w:hAnsi="Arial" w:cs="Arial"/>
           <w:color w:val="222222"/>
           <w:sz w:val="20"/>
           <w:szCs w:val="20"/>
@@ -3758,7 +3797,7 @@
     <w:p>
       <w:pPr>
         <w:rPr>
-          <w:rFonts w:ascii="Arial" w:hAnsi="Arial" w:cs="Arial" w:hint="eastAsia"/>
+          <w:rFonts w:ascii="Arial" w:hAnsi="Arial" w:cs="Arial"/>
           <w:color w:val="222222"/>
           <w:sz w:val="20"/>
           <w:szCs w:val="20"/>
@@ -3905,748 +3944,4696 @@
           <w:shd w:val="clear" w:color="auto" w:fill="FFFFFF"/>
         </w:rPr>
       </w:pPr>
-    </w:p>
-    <w:p>
-      <w:pPr>
-        <w:rPr>
-          <w:rFonts w:ascii="Arial" w:hAnsi="Arial" w:cs="Arial"/>
-          <w:color w:val="222222"/>
-          <w:sz w:val="20"/>
-          <w:szCs w:val="20"/>
-          <w:shd w:val="clear" w:color="auto" w:fill="FFFFFF"/>
-        </w:rPr>
-      </w:pPr>
-    </w:p>
-    <w:p>
-      <w:pPr>
-        <w:rPr>
-          <w:rFonts w:ascii="Arial" w:hAnsi="Arial" w:cs="Arial"/>
-          <w:color w:val="222222"/>
-          <w:sz w:val="20"/>
-          <w:szCs w:val="20"/>
-          <w:shd w:val="clear" w:color="auto" w:fill="FFFFFF"/>
-        </w:rPr>
-      </w:pPr>
-    </w:p>
-    <w:p>
-      <w:pPr>
-        <w:rPr>
-          <w:rFonts w:ascii="Arial" w:hAnsi="Arial" w:cs="Arial"/>
-          <w:color w:val="222222"/>
-          <w:sz w:val="20"/>
-          <w:szCs w:val="20"/>
-          <w:shd w:val="clear" w:color="auto" w:fill="FFFFFF"/>
-        </w:rPr>
-      </w:pPr>
-    </w:p>
-    <w:p>
-      <w:pPr>
-        <w:rPr>
-          <w:rFonts w:ascii="Arial" w:hAnsi="Arial" w:cs="Arial"/>
-          <w:color w:val="222222"/>
-          <w:sz w:val="20"/>
-          <w:szCs w:val="20"/>
-          <w:shd w:val="clear" w:color="auto" w:fill="FFFFFF"/>
-        </w:rPr>
-      </w:pPr>
-    </w:p>
-    <w:p>
-      <w:pPr>
-        <w:rPr>
-          <w:rFonts w:ascii="Arial" w:hAnsi="Arial" w:cs="Arial"/>
-          <w:color w:val="222222"/>
-          <w:sz w:val="20"/>
-          <w:szCs w:val="20"/>
-          <w:shd w:val="clear" w:color="auto" w:fill="FFFFFF"/>
-        </w:rPr>
-      </w:pPr>
-    </w:p>
-    <w:p>
-      <w:pPr>
-        <w:rPr>
-          <w:rFonts w:ascii="Arial" w:hAnsi="Arial" w:cs="Arial"/>
-          <w:color w:val="222222"/>
-          <w:sz w:val="20"/>
-          <w:szCs w:val="20"/>
-          <w:shd w:val="clear" w:color="auto" w:fill="FFFFFF"/>
-        </w:rPr>
-      </w:pPr>
-    </w:p>
-    <w:p>
-      <w:pPr>
-        <w:rPr>
-          <w:rFonts w:ascii="Arial" w:hAnsi="Arial" w:cs="Arial"/>
-          <w:color w:val="222222"/>
-          <w:sz w:val="20"/>
-          <w:szCs w:val="20"/>
-          <w:shd w:val="clear" w:color="auto" w:fill="FFFFFF"/>
-        </w:rPr>
-      </w:pPr>
-    </w:p>
-    <w:p>
-      <w:pPr>
-        <w:rPr>
-          <w:rFonts w:ascii="Arial" w:hAnsi="Arial" w:cs="Arial"/>
-          <w:color w:val="222222"/>
-          <w:sz w:val="20"/>
-          <w:szCs w:val="20"/>
-          <w:shd w:val="clear" w:color="auto" w:fill="FFFFFF"/>
-        </w:rPr>
-      </w:pPr>
-    </w:p>
-    <w:p>
-      <w:pPr>
-        <w:rPr>
-          <w:rFonts w:ascii="Arial" w:hAnsi="Arial" w:cs="Arial"/>
-          <w:color w:val="222222"/>
-          <w:sz w:val="20"/>
-          <w:szCs w:val="20"/>
-          <w:shd w:val="clear" w:color="auto" w:fill="FFFFFF"/>
-        </w:rPr>
-      </w:pPr>
-    </w:p>
-    <w:p>
-      <w:pPr>
-        <w:rPr>
-          <w:rFonts w:ascii="Arial" w:hAnsi="Arial" w:cs="Arial"/>
-          <w:color w:val="222222"/>
-          <w:sz w:val="20"/>
-          <w:szCs w:val="20"/>
-          <w:shd w:val="clear" w:color="auto" w:fill="FFFFFF"/>
-        </w:rPr>
-      </w:pPr>
-    </w:p>
-    <w:p>
-      <w:pPr>
-        <w:rPr>
-          <w:rFonts w:ascii="Arial" w:hAnsi="Arial" w:cs="Arial"/>
-          <w:color w:val="222222"/>
-          <w:sz w:val="20"/>
-          <w:szCs w:val="20"/>
-          <w:shd w:val="clear" w:color="auto" w:fill="FFFFFF"/>
-        </w:rPr>
-      </w:pPr>
-    </w:p>
-    <w:p>
-      <w:pPr>
-        <w:rPr>
-          <w:rFonts w:ascii="Arial" w:hAnsi="Arial" w:cs="Arial"/>
-          <w:color w:val="222222"/>
-          <w:sz w:val="20"/>
-          <w:szCs w:val="20"/>
-          <w:shd w:val="clear" w:color="auto" w:fill="FFFFFF"/>
-        </w:rPr>
-      </w:pPr>
-    </w:p>
-    <w:p>
-      <w:pPr>
-        <w:rPr>
-          <w:rFonts w:ascii="Arial" w:hAnsi="Arial" w:cs="Arial"/>
-          <w:color w:val="222222"/>
-          <w:sz w:val="20"/>
-          <w:szCs w:val="20"/>
-          <w:shd w:val="clear" w:color="auto" w:fill="FFFFFF"/>
-        </w:rPr>
-      </w:pPr>
-    </w:p>
-    <w:p>
-      <w:pPr>
-        <w:rPr>
-          <w:rFonts w:ascii="Arial" w:hAnsi="Arial" w:cs="Arial"/>
-          <w:color w:val="222222"/>
-          <w:sz w:val="20"/>
-          <w:szCs w:val="20"/>
-          <w:shd w:val="clear" w:color="auto" w:fill="FFFFFF"/>
-        </w:rPr>
-      </w:pPr>
-    </w:p>
-    <w:p>
-      <w:pPr>
-        <w:rPr>
-          <w:rFonts w:ascii="Arial" w:hAnsi="Arial" w:cs="Arial"/>
-          <w:color w:val="222222"/>
-          <w:sz w:val="20"/>
-          <w:szCs w:val="20"/>
-          <w:shd w:val="clear" w:color="auto" w:fill="FFFFFF"/>
-        </w:rPr>
-      </w:pPr>
-    </w:p>
-    <w:p>
-      <w:pPr>
-        <w:rPr>
-          <w:rFonts w:ascii="Arial" w:hAnsi="Arial" w:cs="Arial"/>
-          <w:color w:val="222222"/>
-          <w:sz w:val="20"/>
-          <w:szCs w:val="20"/>
-          <w:shd w:val="clear" w:color="auto" w:fill="FFFFFF"/>
-        </w:rPr>
-      </w:pPr>
-    </w:p>
-    <w:p>
-      <w:pPr>
-        <w:rPr>
-          <w:rFonts w:ascii="Arial" w:hAnsi="Arial" w:cs="Arial"/>
-          <w:color w:val="222222"/>
-          <w:sz w:val="20"/>
-          <w:szCs w:val="20"/>
-          <w:shd w:val="clear" w:color="auto" w:fill="FFFFFF"/>
-        </w:rPr>
-      </w:pPr>
-    </w:p>
-    <w:p>
-      <w:pPr>
-        <w:rPr>
-          <w:rFonts w:ascii="Arial" w:hAnsi="Arial" w:cs="Arial"/>
-          <w:color w:val="222222"/>
-          <w:sz w:val="20"/>
-          <w:szCs w:val="20"/>
-          <w:shd w:val="clear" w:color="auto" w:fill="FFFFFF"/>
-        </w:rPr>
-      </w:pPr>
-    </w:p>
-    <w:p>
-      <w:pPr>
-        <w:rPr>
-          <w:rFonts w:ascii="Arial" w:hAnsi="Arial" w:cs="Arial"/>
-          <w:color w:val="222222"/>
-          <w:sz w:val="20"/>
-          <w:szCs w:val="20"/>
-          <w:shd w:val="clear" w:color="auto" w:fill="FFFFFF"/>
-        </w:rPr>
-      </w:pPr>
-    </w:p>
-    <w:p>
-      <w:pPr>
-        <w:rPr>
-          <w:rFonts w:ascii="Arial" w:hAnsi="Arial" w:cs="Arial"/>
-          <w:color w:val="222222"/>
-          <w:sz w:val="20"/>
-          <w:szCs w:val="20"/>
-          <w:shd w:val="clear" w:color="auto" w:fill="FFFFFF"/>
-        </w:rPr>
-      </w:pPr>
-    </w:p>
-    <w:p>
-      <w:pPr>
-        <w:rPr>
-          <w:rFonts w:ascii="Arial" w:hAnsi="Arial" w:cs="Arial"/>
-          <w:color w:val="222222"/>
-          <w:sz w:val="20"/>
-          <w:szCs w:val="20"/>
-          <w:shd w:val="clear" w:color="auto" w:fill="FFFFFF"/>
-        </w:rPr>
-      </w:pPr>
-    </w:p>
-    <w:p>
-      <w:pPr>
-        <w:rPr>
-          <w:rFonts w:ascii="Arial" w:hAnsi="Arial" w:cs="Arial"/>
-          <w:color w:val="222222"/>
-          <w:sz w:val="20"/>
-          <w:szCs w:val="20"/>
-          <w:shd w:val="clear" w:color="auto" w:fill="FFFFFF"/>
-        </w:rPr>
-      </w:pPr>
-    </w:p>
-    <w:p>
-      <w:pPr>
-        <w:rPr>
-          <w:rFonts w:ascii="Arial" w:hAnsi="Arial" w:cs="Arial"/>
-          <w:color w:val="222222"/>
-          <w:sz w:val="20"/>
-          <w:szCs w:val="20"/>
-          <w:shd w:val="clear" w:color="auto" w:fill="FFFFFF"/>
-        </w:rPr>
-      </w:pPr>
-    </w:p>
-    <w:p>
-      <w:pPr>
-        <w:rPr>
-          <w:rFonts w:ascii="Arial" w:hAnsi="Arial" w:cs="Arial"/>
-          <w:color w:val="222222"/>
-          <w:sz w:val="20"/>
-          <w:szCs w:val="20"/>
-          <w:shd w:val="clear" w:color="auto" w:fill="FFFFFF"/>
-        </w:rPr>
-      </w:pPr>
-    </w:p>
-    <w:p>
-      <w:pPr>
-        <w:rPr>
-          <w:rFonts w:ascii="Arial" w:hAnsi="Arial" w:cs="Arial"/>
-          <w:color w:val="222222"/>
-          <w:sz w:val="20"/>
-          <w:szCs w:val="20"/>
-          <w:shd w:val="clear" w:color="auto" w:fill="FFFFFF"/>
-        </w:rPr>
-      </w:pPr>
-    </w:p>
-    <w:p>
-      <w:pPr>
-        <w:rPr>
-          <w:rFonts w:ascii="Arial" w:hAnsi="Arial" w:cs="Arial"/>
-          <w:color w:val="222222"/>
-          <w:sz w:val="20"/>
-          <w:szCs w:val="20"/>
-          <w:shd w:val="clear" w:color="auto" w:fill="FFFFFF"/>
-        </w:rPr>
-      </w:pPr>
-    </w:p>
-    <w:p>
-      <w:pPr>
-        <w:rPr>
-          <w:rFonts w:ascii="Arial" w:hAnsi="Arial" w:cs="Arial"/>
-          <w:color w:val="222222"/>
-          <w:sz w:val="20"/>
-          <w:szCs w:val="20"/>
-          <w:shd w:val="clear" w:color="auto" w:fill="FFFFFF"/>
-        </w:rPr>
-      </w:pPr>
-    </w:p>
-    <w:p>
-      <w:pPr>
-        <w:rPr>
-          <w:rFonts w:ascii="Arial" w:hAnsi="Arial" w:cs="Arial"/>
-          <w:color w:val="222222"/>
-          <w:sz w:val="20"/>
-          <w:szCs w:val="20"/>
-          <w:shd w:val="clear" w:color="auto" w:fill="FFFFFF"/>
-        </w:rPr>
-      </w:pPr>
-    </w:p>
-    <w:p>
-      <w:pPr>
-        <w:rPr>
-          <w:rFonts w:ascii="Arial" w:hAnsi="Arial" w:cs="Arial"/>
-          <w:color w:val="222222"/>
-          <w:sz w:val="20"/>
-          <w:szCs w:val="20"/>
-          <w:shd w:val="clear" w:color="auto" w:fill="FFFFFF"/>
-        </w:rPr>
-      </w:pPr>
-    </w:p>
-    <w:p>
-      <w:pPr>
-        <w:rPr>
-          <w:rFonts w:ascii="Arial" w:hAnsi="Arial" w:cs="Arial"/>
-          <w:color w:val="222222"/>
-          <w:sz w:val="20"/>
-          <w:szCs w:val="20"/>
-          <w:shd w:val="clear" w:color="auto" w:fill="FFFFFF"/>
-        </w:rPr>
-      </w:pPr>
-    </w:p>
-    <w:p>
-      <w:pPr>
-        <w:rPr>
-          <w:rFonts w:ascii="Arial" w:hAnsi="Arial" w:cs="Arial"/>
-          <w:color w:val="222222"/>
-          <w:sz w:val="20"/>
-          <w:szCs w:val="20"/>
-          <w:shd w:val="clear" w:color="auto" w:fill="FFFFFF"/>
-        </w:rPr>
-      </w:pPr>
-    </w:p>
-    <w:p>
-      <w:pPr>
-        <w:rPr>
-          <w:rFonts w:ascii="Arial" w:hAnsi="Arial" w:cs="Arial"/>
-          <w:color w:val="222222"/>
-          <w:sz w:val="20"/>
-          <w:szCs w:val="20"/>
-          <w:shd w:val="clear" w:color="auto" w:fill="FFFFFF"/>
-        </w:rPr>
-      </w:pPr>
-    </w:p>
-    <w:p>
-      <w:pPr>
-        <w:rPr>
-          <w:rFonts w:ascii="Arial" w:hAnsi="Arial" w:cs="Arial"/>
-          <w:color w:val="222222"/>
-          <w:sz w:val="20"/>
-          <w:szCs w:val="20"/>
-          <w:shd w:val="clear" w:color="auto" w:fill="FFFFFF"/>
-        </w:rPr>
-      </w:pPr>
-    </w:p>
-    <w:p>
-      <w:pPr>
-        <w:rPr>
-          <w:rFonts w:ascii="Arial" w:hAnsi="Arial" w:cs="Arial"/>
-          <w:color w:val="222222"/>
-          <w:sz w:val="20"/>
-          <w:szCs w:val="20"/>
-          <w:shd w:val="clear" w:color="auto" w:fill="FFFFFF"/>
-        </w:rPr>
-      </w:pPr>
-    </w:p>
-    <w:p>
-      <w:pPr>
-        <w:rPr>
-          <w:rFonts w:ascii="Arial" w:hAnsi="Arial" w:cs="Arial"/>
-          <w:color w:val="222222"/>
-          <w:sz w:val="20"/>
-          <w:szCs w:val="20"/>
-          <w:shd w:val="clear" w:color="auto" w:fill="FFFFFF"/>
-        </w:rPr>
-      </w:pPr>
-    </w:p>
-    <w:p>
-      <w:pPr>
-        <w:rPr>
-          <w:rFonts w:ascii="Arial" w:hAnsi="Arial" w:cs="Arial"/>
-          <w:color w:val="222222"/>
-          <w:sz w:val="20"/>
-          <w:szCs w:val="20"/>
-          <w:shd w:val="clear" w:color="auto" w:fill="FFFFFF"/>
-        </w:rPr>
-      </w:pPr>
-    </w:p>
-    <w:p>
-      <w:pPr>
-        <w:rPr>
-          <w:rFonts w:ascii="Arial" w:hAnsi="Arial" w:cs="Arial"/>
-          <w:color w:val="222222"/>
-          <w:sz w:val="20"/>
-          <w:szCs w:val="20"/>
-          <w:shd w:val="clear" w:color="auto" w:fill="FFFFFF"/>
-        </w:rPr>
-      </w:pPr>
-    </w:p>
-    <w:p>
-      <w:pPr>
-        <w:rPr>
-          <w:rFonts w:ascii="Arial" w:hAnsi="Arial" w:cs="Arial"/>
-          <w:color w:val="222222"/>
-          <w:sz w:val="20"/>
-          <w:szCs w:val="20"/>
-          <w:shd w:val="clear" w:color="auto" w:fill="FFFFFF"/>
-        </w:rPr>
-      </w:pPr>
-    </w:p>
-    <w:p>
-      <w:pPr>
-        <w:rPr>
-          <w:rFonts w:ascii="Arial" w:hAnsi="Arial" w:cs="Arial"/>
-          <w:color w:val="222222"/>
-          <w:sz w:val="20"/>
-          <w:szCs w:val="20"/>
-          <w:shd w:val="clear" w:color="auto" w:fill="FFFFFF"/>
-        </w:rPr>
-      </w:pPr>
-    </w:p>
-    <w:p>
-      <w:pPr>
-        <w:rPr>
-          <w:rFonts w:ascii="Arial" w:hAnsi="Arial" w:cs="Arial"/>
-          <w:color w:val="222222"/>
-          <w:sz w:val="20"/>
-          <w:szCs w:val="20"/>
-          <w:shd w:val="clear" w:color="auto" w:fill="FFFFFF"/>
-        </w:rPr>
-      </w:pPr>
-    </w:p>
-    <w:p>
-      <w:pPr>
-        <w:rPr>
-          <w:rFonts w:ascii="Arial" w:hAnsi="Arial" w:cs="Arial"/>
-          <w:color w:val="222222"/>
-          <w:sz w:val="20"/>
-          <w:szCs w:val="20"/>
-          <w:shd w:val="clear" w:color="auto" w:fill="FFFFFF"/>
-        </w:rPr>
-      </w:pPr>
-    </w:p>
-    <w:p>
-      <w:pPr>
-        <w:rPr>
-          <w:rFonts w:ascii="Arial" w:hAnsi="Arial" w:cs="Arial"/>
-          <w:color w:val="222222"/>
-          <w:sz w:val="20"/>
-          <w:szCs w:val="20"/>
-          <w:shd w:val="clear" w:color="auto" w:fill="FFFFFF"/>
-        </w:rPr>
-      </w:pPr>
-    </w:p>
-    <w:p>
-      <w:pPr>
-        <w:rPr>
-          <w:rFonts w:ascii="Arial" w:hAnsi="Arial" w:cs="Arial"/>
-          <w:color w:val="222222"/>
-          <w:sz w:val="20"/>
-          <w:szCs w:val="20"/>
-          <w:shd w:val="clear" w:color="auto" w:fill="FFFFFF"/>
-        </w:rPr>
-      </w:pPr>
-    </w:p>
-    <w:p>
-      <w:pPr>
-        <w:rPr>
-          <w:rFonts w:ascii="Arial" w:hAnsi="Arial" w:cs="Arial"/>
-          <w:color w:val="222222"/>
-          <w:sz w:val="20"/>
-          <w:szCs w:val="20"/>
-          <w:shd w:val="clear" w:color="auto" w:fill="FFFFFF"/>
-        </w:rPr>
-      </w:pPr>
-    </w:p>
-    <w:p>
-      <w:pPr>
-        <w:rPr>
-          <w:rFonts w:ascii="Arial" w:hAnsi="Arial" w:cs="Arial"/>
-          <w:color w:val="222222"/>
-          <w:sz w:val="20"/>
-          <w:szCs w:val="20"/>
-          <w:shd w:val="clear" w:color="auto" w:fill="FFFFFF"/>
-        </w:rPr>
-      </w:pPr>
-    </w:p>
-    <w:p>
-      <w:pPr>
-        <w:rPr>
-          <w:rFonts w:ascii="Arial" w:hAnsi="Arial" w:cs="Arial"/>
-          <w:color w:val="222222"/>
-          <w:sz w:val="20"/>
-          <w:szCs w:val="20"/>
-          <w:shd w:val="clear" w:color="auto" w:fill="FFFFFF"/>
-        </w:rPr>
-      </w:pPr>
-    </w:p>
-    <w:p>
-      <w:pPr>
-        <w:rPr>
-          <w:rFonts w:ascii="Arial" w:hAnsi="Arial" w:cs="Arial"/>
-          <w:color w:val="222222"/>
-          <w:sz w:val="20"/>
-          <w:szCs w:val="20"/>
-          <w:shd w:val="clear" w:color="auto" w:fill="FFFFFF"/>
-        </w:rPr>
-      </w:pPr>
-    </w:p>
-    <w:p>
-      <w:pPr>
-        <w:rPr>
-          <w:rFonts w:ascii="Arial" w:hAnsi="Arial" w:cs="Arial"/>
-          <w:color w:val="222222"/>
-          <w:sz w:val="20"/>
-          <w:szCs w:val="20"/>
-          <w:shd w:val="clear" w:color="auto" w:fill="FFFFFF"/>
-        </w:rPr>
-      </w:pPr>
-    </w:p>
-    <w:p>
-      <w:pPr>
-        <w:rPr>
-          <w:rFonts w:ascii="Arial" w:hAnsi="Arial" w:cs="Arial"/>
-          <w:color w:val="222222"/>
-          <w:sz w:val="20"/>
-          <w:szCs w:val="20"/>
-          <w:shd w:val="clear" w:color="auto" w:fill="FFFFFF"/>
-        </w:rPr>
-      </w:pPr>
-    </w:p>
-    <w:p>
-      <w:pPr>
-        <w:rPr>
-          <w:rFonts w:ascii="Arial" w:hAnsi="Arial" w:cs="Arial"/>
-          <w:color w:val="222222"/>
-          <w:sz w:val="20"/>
-          <w:szCs w:val="20"/>
-          <w:shd w:val="clear" w:color="auto" w:fill="FFFFFF"/>
-        </w:rPr>
-      </w:pPr>
-    </w:p>
-    <w:p>
-      <w:pPr>
-        <w:rPr>
-          <w:rFonts w:ascii="Arial" w:hAnsi="Arial" w:cs="Arial"/>
-          <w:color w:val="222222"/>
-          <w:sz w:val="20"/>
-          <w:szCs w:val="20"/>
-          <w:shd w:val="clear" w:color="auto" w:fill="FFFFFF"/>
-        </w:rPr>
-      </w:pPr>
-    </w:p>
-    <w:p>
-      <w:pPr>
-        <w:rPr>
-          <w:rFonts w:ascii="Arial" w:hAnsi="Arial" w:cs="Arial"/>
-          <w:color w:val="222222"/>
-          <w:sz w:val="20"/>
-          <w:szCs w:val="20"/>
-          <w:shd w:val="clear" w:color="auto" w:fill="FFFFFF"/>
-        </w:rPr>
-      </w:pPr>
-    </w:p>
-    <w:p>
-      <w:pPr>
-        <w:rPr>
-          <w:rFonts w:ascii="Arial" w:hAnsi="Arial" w:cs="Arial"/>
-          <w:color w:val="222222"/>
-          <w:sz w:val="20"/>
-          <w:szCs w:val="20"/>
-          <w:shd w:val="clear" w:color="auto" w:fill="FFFFFF"/>
-        </w:rPr>
-      </w:pPr>
-    </w:p>
-    <w:p>
-      <w:pPr>
-        <w:rPr>
-          <w:rFonts w:ascii="Arial" w:hAnsi="Arial" w:cs="Arial"/>
-          <w:color w:val="222222"/>
-          <w:sz w:val="20"/>
-          <w:szCs w:val="20"/>
-          <w:shd w:val="clear" w:color="auto" w:fill="FFFFFF"/>
-        </w:rPr>
-      </w:pPr>
-    </w:p>
-    <w:p>
-      <w:pPr>
-        <w:rPr>
-          <w:rFonts w:ascii="Arial" w:hAnsi="Arial" w:cs="Arial"/>
-          <w:color w:val="222222"/>
-          <w:sz w:val="20"/>
-          <w:szCs w:val="20"/>
-          <w:shd w:val="clear" w:color="auto" w:fill="FFFFFF"/>
-        </w:rPr>
-      </w:pPr>
-    </w:p>
-    <w:p>
-      <w:pPr>
-        <w:rPr>
-          <w:rFonts w:ascii="Arial" w:hAnsi="Arial" w:cs="Arial"/>
-          <w:color w:val="222222"/>
-          <w:sz w:val="20"/>
-          <w:szCs w:val="20"/>
-          <w:shd w:val="clear" w:color="auto" w:fill="FFFFFF"/>
-        </w:rPr>
-      </w:pPr>
-    </w:p>
-    <w:p>
-      <w:pPr>
-        <w:rPr>
-          <w:rFonts w:ascii="Arial" w:hAnsi="Arial" w:cs="Arial"/>
-          <w:color w:val="222222"/>
-          <w:sz w:val="20"/>
-          <w:szCs w:val="20"/>
-          <w:shd w:val="clear" w:color="auto" w:fill="FFFFFF"/>
-        </w:rPr>
-      </w:pPr>
-    </w:p>
-    <w:p>
-      <w:pPr>
-        <w:rPr>
-          <w:rFonts w:ascii="Arial" w:hAnsi="Arial" w:cs="Arial"/>
-          <w:color w:val="222222"/>
-          <w:sz w:val="20"/>
-          <w:szCs w:val="20"/>
-          <w:shd w:val="clear" w:color="auto" w:fill="FFFFFF"/>
-        </w:rPr>
-      </w:pPr>
-    </w:p>
-    <w:p>
-      <w:pPr>
-        <w:rPr>
-          <w:rFonts w:ascii="Arial" w:hAnsi="Arial" w:cs="Arial"/>
-          <w:color w:val="222222"/>
-          <w:sz w:val="20"/>
-          <w:szCs w:val="20"/>
-          <w:shd w:val="clear" w:color="auto" w:fill="FFFFFF"/>
-        </w:rPr>
-      </w:pPr>
-    </w:p>
-    <w:p>
-      <w:pPr>
-        <w:rPr>
-          <w:rFonts w:ascii="Arial" w:hAnsi="Arial" w:cs="Arial"/>
-          <w:color w:val="222222"/>
-          <w:sz w:val="20"/>
-          <w:szCs w:val="20"/>
-          <w:shd w:val="clear" w:color="auto" w:fill="FFFFFF"/>
-        </w:rPr>
-      </w:pPr>
-    </w:p>
-    <w:p>
-      <w:pPr>
-        <w:rPr>
-          <w:rFonts w:ascii="Arial" w:hAnsi="Arial" w:cs="Arial"/>
-          <w:color w:val="222222"/>
-          <w:sz w:val="20"/>
-          <w:szCs w:val="20"/>
-          <w:shd w:val="clear" w:color="auto" w:fill="FFFFFF"/>
-        </w:rPr>
-      </w:pPr>
-    </w:p>
-    <w:p>
-      <w:pPr>
-        <w:rPr>
-          <w:rFonts w:ascii="Arial" w:hAnsi="Arial" w:cs="Arial"/>
-          <w:color w:val="222222"/>
-          <w:sz w:val="20"/>
-          <w:szCs w:val="20"/>
-          <w:shd w:val="clear" w:color="auto" w:fill="FFFFFF"/>
-        </w:rPr>
-      </w:pPr>
-    </w:p>
-    <w:p>
-      <w:pPr>
-        <w:rPr>
-          <w:rFonts w:ascii="Arial" w:hAnsi="Arial" w:cs="Arial"/>
-          <w:color w:val="222222"/>
-          <w:sz w:val="20"/>
-          <w:szCs w:val="20"/>
-          <w:shd w:val="clear" w:color="auto" w:fill="FFFFFF"/>
-        </w:rPr>
-      </w:pPr>
-    </w:p>
-    <w:p>
-      <w:pPr>
-        <w:rPr>
-          <w:rFonts w:ascii="Arial" w:hAnsi="Arial" w:cs="Arial"/>
-          <w:color w:val="222222"/>
-          <w:sz w:val="20"/>
-          <w:szCs w:val="20"/>
-          <w:shd w:val="clear" w:color="auto" w:fill="FFFFFF"/>
-        </w:rPr>
-      </w:pPr>
-    </w:p>
-    <w:p>
-      <w:pPr>
-        <w:rPr>
-          <w:rFonts w:ascii="Arial" w:hAnsi="Arial" w:cs="Arial"/>
-          <w:color w:val="222222"/>
-          <w:sz w:val="20"/>
-          <w:szCs w:val="20"/>
-          <w:shd w:val="clear" w:color="auto" w:fill="FFFFFF"/>
-        </w:rPr>
-      </w:pPr>
-    </w:p>
-    <w:p>
-      <w:pPr>
-        <w:rPr>
-          <w:rFonts w:ascii="Arial" w:hAnsi="Arial" w:cs="Arial"/>
-          <w:color w:val="222222"/>
-          <w:sz w:val="20"/>
-          <w:szCs w:val="20"/>
-          <w:shd w:val="clear" w:color="auto" w:fill="FFFFFF"/>
-        </w:rPr>
-      </w:pPr>
-    </w:p>
-    <w:p>
-      <w:pPr>
-        <w:rPr>
-          <w:rFonts w:ascii="Arial" w:hAnsi="Arial" w:cs="Arial"/>
-          <w:color w:val="222222"/>
-          <w:sz w:val="20"/>
-          <w:szCs w:val="20"/>
-          <w:shd w:val="clear" w:color="auto" w:fill="FFFFFF"/>
-        </w:rPr>
-      </w:pPr>
-    </w:p>
-    <w:p>
-      <w:pPr>
-        <w:rPr>
-          <w:rFonts w:ascii="Arial" w:hAnsi="Arial" w:cs="Arial" w:hint="eastAsia"/>
+      <w:r>
+        <w:rPr>
+          <w:rFonts w:ascii="Arial" w:hAnsi="Arial" w:cs="Arial" w:hint="eastAsia"/>
+          <w:color w:val="222222"/>
+          <w:sz w:val="20"/>
+          <w:szCs w:val="20"/>
+          <w:shd w:val="clear" w:color="auto" w:fill="FFFFFF"/>
+        </w:rPr>
+        <w:t>Z. Liu, Y. Lin, Y. Cao, H. Hu, Y. Wei, Z. Zhang, S. Lin, B. Guo, Swin transformer: Hierarchical vision transformer using shifted windows, in: Proceedings of the IEEE/CVF International Conference on Computer Vision, 2021,pp. 10012</w:t>
+      </w:r>
+      <w:r>
+        <w:rPr>
+          <w:rFonts w:ascii="Arial" w:hAnsi="Arial" w:cs="Arial" w:hint="eastAsia"/>
+          <w:color w:val="222222"/>
+          <w:sz w:val="20"/>
+          <w:szCs w:val="20"/>
+          <w:shd w:val="clear" w:color="auto" w:fill="FFFFFF"/>
+        </w:rPr>
+        <w:t>–</w:t>
+      </w:r>
+      <w:r>
+        <w:rPr>
+          <w:rFonts w:ascii="Arial" w:hAnsi="Arial" w:cs="Arial" w:hint="eastAsia"/>
+          <w:color w:val="222222"/>
+          <w:sz w:val="20"/>
+          <w:szCs w:val="20"/>
+          <w:shd w:val="clear" w:color="auto" w:fill="FFFFFF"/>
+        </w:rPr>
+        <w:t>10022.</w:t>
+      </w:r>
+    </w:p>
+    <w:p>
+      <w:pPr>
+        <w:rPr>
+          <w:rFonts w:ascii="Arial" w:hAnsi="Arial" w:cs="Arial"/>
+          <w:color w:val="222222"/>
+          <w:sz w:val="20"/>
+          <w:szCs w:val="20"/>
+          <w:shd w:val="clear" w:color="auto" w:fill="FFFFFF"/>
+        </w:rPr>
+      </w:pPr>
+    </w:p>
+    <w:p>
+      <w:pPr>
+        <w:rPr>
+          <w:rFonts w:ascii="Arial" w:hAnsi="Arial" w:cs="Arial"/>
+          <w:color w:val="222222"/>
+          <w:sz w:val="20"/>
+          <w:szCs w:val="20"/>
+          <w:shd w:val="clear" w:color="auto" w:fill="FFFFFF"/>
+        </w:rPr>
+      </w:pPr>
+      <w:r>
+        <w:rPr>
+          <w:rFonts w:ascii="Arial" w:hAnsi="Arial" w:cs="Arial" w:hint="eastAsia"/>
+          <w:color w:val="222222"/>
+          <w:sz w:val="20"/>
+          <w:szCs w:val="20"/>
+          <w:shd w:val="clear" w:color="auto" w:fill="FFFFFF"/>
+        </w:rPr>
+        <w:t xml:space="preserve">E. Romera, J. M. Alvarez, L. M. </w:t>
+      </w:r>
+      <w:proofErr w:type="spellStart"/>
+      <w:r>
+        <w:rPr>
+          <w:rFonts w:ascii="Arial" w:hAnsi="Arial" w:cs="Arial" w:hint="eastAsia"/>
+          <w:color w:val="222222"/>
+          <w:sz w:val="20"/>
+          <w:szCs w:val="20"/>
+          <w:shd w:val="clear" w:color="auto" w:fill="FFFFFF"/>
+        </w:rPr>
+        <w:t>Bergasa</w:t>
+      </w:r>
+      <w:proofErr w:type="spellEnd"/>
+      <w:r>
+        <w:rPr>
+          <w:rFonts w:ascii="Arial" w:hAnsi="Arial" w:cs="Arial" w:hint="eastAsia"/>
+          <w:color w:val="222222"/>
+          <w:sz w:val="20"/>
+          <w:szCs w:val="20"/>
+          <w:shd w:val="clear" w:color="auto" w:fill="FFFFFF"/>
+        </w:rPr>
+        <w:t xml:space="preserve">, R. Arroyo, </w:t>
+      </w:r>
+      <w:proofErr w:type="spellStart"/>
+      <w:r>
+        <w:rPr>
+          <w:rFonts w:ascii="Arial" w:hAnsi="Arial" w:cs="Arial" w:hint="eastAsia"/>
+          <w:color w:val="222222"/>
+          <w:sz w:val="20"/>
+          <w:szCs w:val="20"/>
+          <w:shd w:val="clear" w:color="auto" w:fill="FFFFFF"/>
+        </w:rPr>
+        <w:t>ERFNet</w:t>
+      </w:r>
+      <w:proofErr w:type="spellEnd"/>
+      <w:r>
+        <w:rPr>
+          <w:rFonts w:ascii="Arial" w:hAnsi="Arial" w:cs="Arial" w:hint="eastAsia"/>
+          <w:color w:val="222222"/>
+          <w:sz w:val="20"/>
+          <w:szCs w:val="20"/>
+          <w:shd w:val="clear" w:color="auto" w:fill="FFFFFF"/>
+        </w:rPr>
+        <w:t>: Efficient residual</w:t>
+      </w:r>
+    </w:p>
+    <w:p>
+      <w:pPr>
+        <w:rPr>
+          <w:rFonts w:ascii="Arial" w:hAnsi="Arial" w:cs="Arial"/>
+          <w:color w:val="222222"/>
+          <w:sz w:val="20"/>
+          <w:szCs w:val="20"/>
+          <w:shd w:val="clear" w:color="auto" w:fill="FFFFFF"/>
+        </w:rPr>
+      </w:pPr>
+      <w:r>
+        <w:rPr>
+          <w:rFonts w:ascii="Arial" w:hAnsi="Arial" w:cs="Arial" w:hint="eastAsia"/>
+          <w:color w:val="222222"/>
+          <w:sz w:val="20"/>
+          <w:szCs w:val="20"/>
+          <w:shd w:val="clear" w:color="auto" w:fill="FFFFFF"/>
+        </w:rPr>
+        <w:t>factorized convnet for real-time semantic segmentation, IEEE Transactions on</w:t>
+      </w:r>
+    </w:p>
+    <w:p>
+      <w:pPr>
+        <w:rPr>
+          <w:rFonts w:ascii="Arial" w:hAnsi="Arial" w:cs="Arial"/>
+          <w:color w:val="222222"/>
+          <w:sz w:val="20"/>
+          <w:szCs w:val="20"/>
+          <w:shd w:val="clear" w:color="auto" w:fill="FFFFFF"/>
+        </w:rPr>
+      </w:pPr>
+      <w:r>
+        <w:rPr>
+          <w:rFonts w:ascii="Arial" w:hAnsi="Arial" w:cs="Arial" w:hint="eastAsia"/>
+          <w:color w:val="222222"/>
+          <w:sz w:val="20"/>
+          <w:szCs w:val="20"/>
+          <w:shd w:val="clear" w:color="auto" w:fill="FFFFFF"/>
+        </w:rPr>
+        <w:t>Intelligent Transportation Systems 19 (1) (2017) 263</w:t>
+      </w:r>
+      <w:r>
+        <w:rPr>
+          <w:rFonts w:ascii="Arial" w:hAnsi="Arial" w:cs="Arial" w:hint="eastAsia"/>
+          <w:color w:val="222222"/>
+          <w:sz w:val="20"/>
+          <w:szCs w:val="20"/>
+          <w:shd w:val="clear" w:color="auto" w:fill="FFFFFF"/>
+        </w:rPr>
+        <w:t>–</w:t>
+      </w:r>
+      <w:r>
+        <w:rPr>
+          <w:rFonts w:ascii="Arial" w:hAnsi="Arial" w:cs="Arial" w:hint="eastAsia"/>
+          <w:color w:val="222222"/>
+          <w:sz w:val="20"/>
+          <w:szCs w:val="20"/>
+          <w:shd w:val="clear" w:color="auto" w:fill="FFFFFF"/>
+        </w:rPr>
+        <w:t>272.</w:t>
+      </w:r>
+    </w:p>
+    <w:p>
+      <w:pPr>
+        <w:rPr>
+          <w:rFonts w:ascii="Arial" w:hAnsi="Arial" w:cs="Arial"/>
+          <w:color w:val="222222"/>
+          <w:sz w:val="20"/>
+          <w:szCs w:val="20"/>
+          <w:shd w:val="clear" w:color="auto" w:fill="FFFFFF"/>
+        </w:rPr>
+      </w:pPr>
+    </w:p>
+    <w:p>
+      <w:pPr>
+        <w:rPr>
+          <w:rFonts w:ascii="Arial" w:hAnsi="Arial" w:cs="Arial"/>
+          <w:color w:val="222222"/>
+          <w:sz w:val="20"/>
+          <w:szCs w:val="20"/>
+          <w:shd w:val="clear" w:color="auto" w:fill="FFFFFF"/>
+        </w:rPr>
+      </w:pPr>
+      <w:r>
+        <w:rPr>
+          <w:rFonts w:ascii="Arial" w:hAnsi="Arial" w:cs="Arial" w:hint="eastAsia"/>
+          <w:color w:val="222222"/>
+          <w:sz w:val="20"/>
+          <w:szCs w:val="20"/>
+          <w:shd w:val="clear" w:color="auto" w:fill="FFFFFF"/>
+        </w:rPr>
+        <w:t xml:space="preserve">S. Mehta, M. </w:t>
+      </w:r>
+      <w:proofErr w:type="spellStart"/>
+      <w:r>
+        <w:rPr>
+          <w:rFonts w:ascii="Arial" w:hAnsi="Arial" w:cs="Arial" w:hint="eastAsia"/>
+          <w:color w:val="222222"/>
+          <w:sz w:val="20"/>
+          <w:szCs w:val="20"/>
+          <w:shd w:val="clear" w:color="auto" w:fill="FFFFFF"/>
+        </w:rPr>
+        <w:t>Rastegari</w:t>
+      </w:r>
+      <w:proofErr w:type="spellEnd"/>
+      <w:r>
+        <w:rPr>
+          <w:rFonts w:ascii="Arial" w:hAnsi="Arial" w:cs="Arial" w:hint="eastAsia"/>
+          <w:color w:val="222222"/>
+          <w:sz w:val="20"/>
+          <w:szCs w:val="20"/>
+          <w:shd w:val="clear" w:color="auto" w:fill="FFFFFF"/>
+        </w:rPr>
+        <w:t>, L. Shapiro, H. Hajishirzi, ESPNetv2: A light-weight,</w:t>
+      </w:r>
+    </w:p>
+    <w:p>
+      <w:pPr>
+        <w:rPr>
+          <w:rFonts w:ascii="Arial" w:hAnsi="Arial" w:cs="Arial"/>
+          <w:color w:val="222222"/>
+          <w:sz w:val="20"/>
+          <w:szCs w:val="20"/>
+          <w:shd w:val="clear" w:color="auto" w:fill="FFFFFF"/>
+        </w:rPr>
+      </w:pPr>
+      <w:r>
+        <w:rPr>
+          <w:rFonts w:ascii="Arial" w:hAnsi="Arial" w:cs="Arial" w:hint="eastAsia"/>
+          <w:color w:val="222222"/>
+          <w:sz w:val="20"/>
+          <w:szCs w:val="20"/>
+          <w:shd w:val="clear" w:color="auto" w:fill="FFFFFF"/>
+        </w:rPr>
+        <w:t>power efficient, and general purpose convolutional neural network, in: Proceed-</w:t>
+      </w:r>
+    </w:p>
+    <w:p>
+      <w:pPr>
+        <w:rPr>
+          <w:rFonts w:ascii="Arial" w:hAnsi="Arial" w:cs="Arial"/>
+          <w:color w:val="222222"/>
+          <w:sz w:val="20"/>
+          <w:szCs w:val="20"/>
+          <w:shd w:val="clear" w:color="auto" w:fill="FFFFFF"/>
+        </w:rPr>
+      </w:pPr>
+      <w:proofErr w:type="spellStart"/>
+      <w:r>
+        <w:rPr>
+          <w:rFonts w:ascii="Arial" w:hAnsi="Arial" w:cs="Arial" w:hint="eastAsia"/>
+          <w:color w:val="222222"/>
+          <w:sz w:val="20"/>
+          <w:szCs w:val="20"/>
+          <w:shd w:val="clear" w:color="auto" w:fill="FFFFFF"/>
+        </w:rPr>
+        <w:t>ings</w:t>
+      </w:r>
+      <w:proofErr w:type="spellEnd"/>
+      <w:r>
+        <w:rPr>
+          <w:rFonts w:ascii="Arial" w:hAnsi="Arial" w:cs="Arial" w:hint="eastAsia"/>
+          <w:color w:val="222222"/>
+          <w:sz w:val="20"/>
+          <w:szCs w:val="20"/>
+          <w:shd w:val="clear" w:color="auto" w:fill="FFFFFF"/>
+        </w:rPr>
+        <w:t xml:space="preserve"> of the IEEE/CVF Conference on Computer Vision and Pattern Recognition,</w:t>
+      </w:r>
+    </w:p>
+    <w:p>
+      <w:pPr>
+        <w:rPr>
+          <w:rFonts w:ascii="Arial" w:hAnsi="Arial" w:cs="Arial"/>
+          <w:color w:val="222222"/>
+          <w:sz w:val="20"/>
+          <w:szCs w:val="20"/>
+          <w:shd w:val="clear" w:color="auto" w:fill="FFFFFF"/>
+        </w:rPr>
+      </w:pPr>
+      <w:r>
+        <w:rPr>
+          <w:rFonts w:ascii="Arial" w:hAnsi="Arial" w:cs="Arial" w:hint="eastAsia"/>
+          <w:color w:val="222222"/>
+          <w:sz w:val="20"/>
+          <w:szCs w:val="20"/>
+          <w:shd w:val="clear" w:color="auto" w:fill="FFFFFF"/>
+        </w:rPr>
+        <w:t>2019, pp. 9190</w:t>
+      </w:r>
+      <w:r>
+        <w:rPr>
+          <w:rFonts w:ascii="Arial" w:hAnsi="Arial" w:cs="Arial" w:hint="eastAsia"/>
+          <w:color w:val="222222"/>
+          <w:sz w:val="20"/>
+          <w:szCs w:val="20"/>
+          <w:shd w:val="clear" w:color="auto" w:fill="FFFFFF"/>
+        </w:rPr>
+        <w:t>–</w:t>
+      </w:r>
+      <w:r>
+        <w:rPr>
+          <w:rFonts w:ascii="Arial" w:hAnsi="Arial" w:cs="Arial" w:hint="eastAsia"/>
+          <w:color w:val="222222"/>
+          <w:sz w:val="20"/>
+          <w:szCs w:val="20"/>
+          <w:shd w:val="clear" w:color="auto" w:fill="FFFFFF"/>
+        </w:rPr>
+        <w:t>9200.</w:t>
+      </w:r>
+    </w:p>
+    <w:p>
+      <w:pPr>
+        <w:rPr>
+          <w:rFonts w:ascii="Arial" w:hAnsi="Arial" w:cs="Arial"/>
+          <w:color w:val="222222"/>
+          <w:sz w:val="20"/>
+          <w:szCs w:val="20"/>
+          <w:shd w:val="clear" w:color="auto" w:fill="FFFFFF"/>
+        </w:rPr>
+      </w:pPr>
+    </w:p>
+    <w:p>
+      <w:pPr>
+        <w:rPr>
+          <w:rFonts w:ascii="Arial" w:hAnsi="Arial" w:cs="Arial"/>
+          <w:color w:val="222222"/>
+          <w:sz w:val="20"/>
+          <w:szCs w:val="20"/>
+          <w:shd w:val="clear" w:color="auto" w:fill="FFFFFF"/>
+        </w:rPr>
+      </w:pPr>
+    </w:p>
+    <w:p>
+      <w:pPr>
+        <w:rPr>
+          <w:rFonts w:ascii="Arial" w:hAnsi="Arial" w:cs="Arial"/>
+          <w:color w:val="222222"/>
+          <w:sz w:val="20"/>
+          <w:szCs w:val="20"/>
+          <w:shd w:val="clear" w:color="auto" w:fill="FFFFFF"/>
+        </w:rPr>
+      </w:pPr>
+      <w:r>
+        <w:rPr>
+          <w:rFonts w:ascii="Arial" w:hAnsi="Arial" w:cs="Arial" w:hint="eastAsia"/>
+          <w:color w:val="222222"/>
+          <w:sz w:val="20"/>
+          <w:szCs w:val="20"/>
+          <w:shd w:val="clear" w:color="auto" w:fill="FFFFFF"/>
+        </w:rPr>
+        <w:t xml:space="preserve">H. Li, P. Xiong, H. Fan, J. Sun, </w:t>
+      </w:r>
+      <w:proofErr w:type="spellStart"/>
+      <w:r>
+        <w:rPr>
+          <w:rFonts w:ascii="Arial" w:hAnsi="Arial" w:cs="Arial" w:hint="eastAsia"/>
+          <w:color w:val="222222"/>
+          <w:sz w:val="20"/>
+          <w:szCs w:val="20"/>
+          <w:shd w:val="clear" w:color="auto" w:fill="FFFFFF"/>
+        </w:rPr>
+        <w:t>Dfanet</w:t>
+      </w:r>
+      <w:proofErr w:type="spellEnd"/>
+      <w:r>
+        <w:rPr>
+          <w:rFonts w:ascii="Arial" w:hAnsi="Arial" w:cs="Arial" w:hint="eastAsia"/>
+          <w:color w:val="222222"/>
+          <w:sz w:val="20"/>
+          <w:szCs w:val="20"/>
+          <w:shd w:val="clear" w:color="auto" w:fill="FFFFFF"/>
+        </w:rPr>
+        <w:t>: Deep feature aggregation for real-time se-</w:t>
+      </w:r>
+    </w:p>
+    <w:p>
+      <w:pPr>
+        <w:rPr>
+          <w:rFonts w:ascii="Arial" w:hAnsi="Arial" w:cs="Arial"/>
+          <w:color w:val="222222"/>
+          <w:sz w:val="20"/>
+          <w:szCs w:val="20"/>
+          <w:shd w:val="clear" w:color="auto" w:fill="FFFFFF"/>
+        </w:rPr>
+      </w:pPr>
+      <w:r>
+        <w:rPr>
+          <w:rFonts w:ascii="Arial" w:hAnsi="Arial" w:cs="Arial" w:hint="eastAsia"/>
+          <w:color w:val="222222"/>
+          <w:sz w:val="20"/>
+          <w:szCs w:val="20"/>
+          <w:shd w:val="clear" w:color="auto" w:fill="FFFFFF"/>
+        </w:rPr>
+        <w:t>mantic segmentation, in: Proceedings of the IEEE/CVF Conference on Computer</w:t>
+      </w:r>
+    </w:p>
+    <w:p>
+      <w:pPr>
+        <w:rPr>
+          <w:rFonts w:ascii="Arial" w:hAnsi="Arial" w:cs="Arial"/>
+          <w:color w:val="222222"/>
+          <w:sz w:val="20"/>
+          <w:szCs w:val="20"/>
+          <w:shd w:val="clear" w:color="auto" w:fill="FFFFFF"/>
+        </w:rPr>
+      </w:pPr>
+      <w:r>
+        <w:rPr>
+          <w:rFonts w:ascii="Arial" w:hAnsi="Arial" w:cs="Arial" w:hint="eastAsia"/>
+          <w:color w:val="222222"/>
+          <w:sz w:val="20"/>
+          <w:szCs w:val="20"/>
+          <w:shd w:val="clear" w:color="auto" w:fill="FFFFFF"/>
+        </w:rPr>
+        <w:t>Vision and Pattern Recognition, 2019, pp. 9522</w:t>
+      </w:r>
+      <w:r>
+        <w:rPr>
+          <w:rFonts w:ascii="Arial" w:hAnsi="Arial" w:cs="Arial" w:hint="eastAsia"/>
+          <w:color w:val="222222"/>
+          <w:sz w:val="20"/>
+          <w:szCs w:val="20"/>
+          <w:shd w:val="clear" w:color="auto" w:fill="FFFFFF"/>
+        </w:rPr>
+        <w:t>–</w:t>
+      </w:r>
+      <w:r>
+        <w:rPr>
+          <w:rFonts w:ascii="Arial" w:hAnsi="Arial" w:cs="Arial" w:hint="eastAsia"/>
+          <w:color w:val="222222"/>
+          <w:sz w:val="20"/>
+          <w:szCs w:val="20"/>
+          <w:shd w:val="clear" w:color="auto" w:fill="FFFFFF"/>
+        </w:rPr>
+        <w:t>9531.</w:t>
+      </w:r>
+    </w:p>
+    <w:p>
+      <w:pPr>
+        <w:rPr>
+          <w:rFonts w:ascii="Arial" w:hAnsi="Arial" w:cs="Arial"/>
+          <w:color w:val="222222"/>
+          <w:sz w:val="20"/>
+          <w:szCs w:val="20"/>
+          <w:shd w:val="clear" w:color="auto" w:fill="FFFFFF"/>
+        </w:rPr>
+      </w:pPr>
+    </w:p>
+    <w:p>
+      <w:pPr>
+        <w:rPr>
+          <w:rFonts w:ascii="Arial" w:hAnsi="Arial" w:cs="Arial"/>
+          <w:color w:val="222222"/>
+          <w:sz w:val="20"/>
+          <w:szCs w:val="20"/>
+          <w:shd w:val="clear" w:color="auto" w:fill="FFFFFF"/>
+        </w:rPr>
+      </w:pPr>
+      <w:r>
+        <w:rPr>
+          <w:rFonts w:ascii="Arial" w:hAnsi="Arial" w:cs="Arial" w:hint="eastAsia"/>
+          <w:color w:val="222222"/>
+          <w:sz w:val="20"/>
+          <w:szCs w:val="20"/>
+          <w:shd w:val="clear" w:color="auto" w:fill="FFFFFF"/>
+        </w:rPr>
+        <w:t xml:space="preserve">Y. Wang, Q. Zhou, J. Liu, J. Xiong, G. Gao, X. Wu, L. J. Latecki, </w:t>
+      </w:r>
+      <w:proofErr w:type="spellStart"/>
+      <w:r>
+        <w:rPr>
+          <w:rFonts w:ascii="Arial" w:hAnsi="Arial" w:cs="Arial" w:hint="eastAsia"/>
+          <w:color w:val="222222"/>
+          <w:sz w:val="20"/>
+          <w:szCs w:val="20"/>
+          <w:shd w:val="clear" w:color="auto" w:fill="FFFFFF"/>
+        </w:rPr>
+        <w:t>LEDNet</w:t>
+      </w:r>
+      <w:proofErr w:type="spellEnd"/>
+      <w:r>
+        <w:rPr>
+          <w:rFonts w:ascii="Arial" w:hAnsi="Arial" w:cs="Arial" w:hint="eastAsia"/>
+          <w:color w:val="222222"/>
+          <w:sz w:val="20"/>
+          <w:szCs w:val="20"/>
+          <w:shd w:val="clear" w:color="auto" w:fill="FFFFFF"/>
+        </w:rPr>
+        <w:t>:</w:t>
+      </w:r>
+    </w:p>
+    <w:p>
+      <w:pPr>
+        <w:rPr>
+          <w:rFonts w:ascii="Arial" w:hAnsi="Arial" w:cs="Arial"/>
+          <w:color w:val="222222"/>
+          <w:sz w:val="20"/>
+          <w:szCs w:val="20"/>
+          <w:shd w:val="clear" w:color="auto" w:fill="FFFFFF"/>
+        </w:rPr>
+      </w:pPr>
+      <w:r>
+        <w:rPr>
+          <w:rFonts w:ascii="Arial" w:hAnsi="Arial" w:cs="Arial" w:hint="eastAsia"/>
+          <w:color w:val="222222"/>
+          <w:sz w:val="20"/>
+          <w:szCs w:val="20"/>
+          <w:shd w:val="clear" w:color="auto" w:fill="FFFFFF"/>
+        </w:rPr>
+        <w:t>A lightweight encoder-decoder network for real-time semantic segmentation, in:</w:t>
+      </w:r>
+    </w:p>
+    <w:p>
+      <w:pPr>
+        <w:rPr>
+          <w:rFonts w:ascii="Arial" w:hAnsi="Arial" w:cs="Arial"/>
+          <w:color w:val="222222"/>
+          <w:sz w:val="20"/>
+          <w:szCs w:val="20"/>
+          <w:shd w:val="clear" w:color="auto" w:fill="FFFFFF"/>
+        </w:rPr>
+      </w:pPr>
+      <w:r>
+        <w:rPr>
+          <w:rFonts w:ascii="Arial" w:hAnsi="Arial" w:cs="Arial" w:hint="eastAsia"/>
+          <w:color w:val="222222"/>
+          <w:sz w:val="20"/>
+          <w:szCs w:val="20"/>
+          <w:shd w:val="clear" w:color="auto" w:fill="FFFFFF"/>
+        </w:rPr>
+        <w:t>Proceedings of the IEEE International Conference on Image Processing (ICIP),</w:t>
+      </w:r>
+    </w:p>
+    <w:p>
+      <w:pPr>
+        <w:rPr>
+          <w:rFonts w:ascii="Arial" w:hAnsi="Arial" w:cs="Arial"/>
+          <w:color w:val="222222"/>
+          <w:sz w:val="20"/>
+          <w:szCs w:val="20"/>
+          <w:shd w:val="clear" w:color="auto" w:fill="FFFFFF"/>
+        </w:rPr>
+      </w:pPr>
+      <w:r>
+        <w:rPr>
+          <w:rFonts w:ascii="Arial" w:hAnsi="Arial" w:cs="Arial" w:hint="eastAsia"/>
+          <w:color w:val="222222"/>
+          <w:sz w:val="20"/>
+          <w:szCs w:val="20"/>
+          <w:shd w:val="clear" w:color="auto" w:fill="FFFFFF"/>
+        </w:rPr>
+        <w:t>IEEE, 2019, pp. 1860</w:t>
+      </w:r>
+      <w:r>
+        <w:rPr>
+          <w:rFonts w:ascii="Arial" w:hAnsi="Arial" w:cs="Arial" w:hint="eastAsia"/>
+          <w:color w:val="222222"/>
+          <w:sz w:val="20"/>
+          <w:szCs w:val="20"/>
+          <w:shd w:val="clear" w:color="auto" w:fill="FFFFFF"/>
+        </w:rPr>
+        <w:t>–</w:t>
+      </w:r>
+      <w:r>
+        <w:rPr>
+          <w:rFonts w:ascii="Arial" w:hAnsi="Arial" w:cs="Arial" w:hint="eastAsia"/>
+          <w:color w:val="222222"/>
+          <w:sz w:val="20"/>
+          <w:szCs w:val="20"/>
+          <w:shd w:val="clear" w:color="auto" w:fill="FFFFFF"/>
+        </w:rPr>
+        <w:t>1864.</w:t>
+      </w:r>
+    </w:p>
+    <w:p>
+      <w:pPr>
+        <w:rPr>
+          <w:rFonts w:ascii="Arial" w:hAnsi="Arial" w:cs="Arial"/>
+          <w:color w:val="222222"/>
+          <w:sz w:val="20"/>
+          <w:szCs w:val="20"/>
+          <w:shd w:val="clear" w:color="auto" w:fill="FFFFFF"/>
+        </w:rPr>
+      </w:pPr>
+    </w:p>
+    <w:p>
+      <w:pPr>
+        <w:rPr>
+          <w:rFonts w:ascii="Arial" w:hAnsi="Arial" w:cs="Arial"/>
+          <w:color w:val="222222"/>
+          <w:sz w:val="20"/>
+          <w:szCs w:val="20"/>
+          <w:shd w:val="clear" w:color="auto" w:fill="FFFFFF"/>
+        </w:rPr>
+      </w:pPr>
+      <w:r>
+        <w:rPr>
+          <w:rFonts w:ascii="Arial" w:hAnsi="Arial" w:cs="Arial" w:hint="eastAsia"/>
+          <w:color w:val="222222"/>
+          <w:sz w:val="20"/>
+          <w:szCs w:val="20"/>
+          <w:shd w:val="clear" w:color="auto" w:fill="FFFFFF"/>
+        </w:rPr>
+        <w:t xml:space="preserve">T. Wu, S. Tang, R. Zhang, J. Cao, Y. Zhang, </w:t>
+      </w:r>
+      <w:proofErr w:type="spellStart"/>
+      <w:r>
+        <w:rPr>
+          <w:rFonts w:ascii="Arial" w:hAnsi="Arial" w:cs="Arial" w:hint="eastAsia"/>
+          <w:color w:val="222222"/>
+          <w:sz w:val="20"/>
+          <w:szCs w:val="20"/>
+          <w:shd w:val="clear" w:color="auto" w:fill="FFFFFF"/>
+        </w:rPr>
+        <w:t>CGNet</w:t>
+      </w:r>
+      <w:proofErr w:type="spellEnd"/>
+      <w:r>
+        <w:rPr>
+          <w:rFonts w:ascii="Arial" w:hAnsi="Arial" w:cs="Arial" w:hint="eastAsia"/>
+          <w:color w:val="222222"/>
+          <w:sz w:val="20"/>
+          <w:szCs w:val="20"/>
+          <w:shd w:val="clear" w:color="auto" w:fill="FFFFFF"/>
+        </w:rPr>
+        <w:t>: A light-weight context</w:t>
+      </w:r>
+    </w:p>
+    <w:p>
+      <w:pPr>
+        <w:rPr>
+          <w:rFonts w:ascii="Arial" w:hAnsi="Arial" w:cs="Arial"/>
+          <w:color w:val="222222"/>
+          <w:sz w:val="20"/>
+          <w:szCs w:val="20"/>
+          <w:shd w:val="clear" w:color="auto" w:fill="FFFFFF"/>
+        </w:rPr>
+      </w:pPr>
+      <w:r>
+        <w:rPr>
+          <w:rFonts w:ascii="Arial" w:hAnsi="Arial" w:cs="Arial" w:hint="eastAsia"/>
+          <w:color w:val="222222"/>
+          <w:sz w:val="20"/>
+          <w:szCs w:val="20"/>
+          <w:shd w:val="clear" w:color="auto" w:fill="FFFFFF"/>
+        </w:rPr>
+        <w:t>guided network for semantic segmentation, IEEE Transactions on Image Pro-</w:t>
+      </w:r>
+    </w:p>
+    <w:p>
+      <w:pPr>
+        <w:rPr>
+          <w:rFonts w:ascii="Arial" w:hAnsi="Arial" w:cs="Arial"/>
+          <w:color w:val="222222"/>
+          <w:sz w:val="20"/>
+          <w:szCs w:val="20"/>
+          <w:shd w:val="clear" w:color="auto" w:fill="FFFFFF"/>
+        </w:rPr>
+      </w:pPr>
+      <w:proofErr w:type="spellStart"/>
+      <w:r>
+        <w:rPr>
+          <w:rFonts w:ascii="Arial" w:hAnsi="Arial" w:cs="Arial" w:hint="eastAsia"/>
+          <w:color w:val="222222"/>
+          <w:sz w:val="20"/>
+          <w:szCs w:val="20"/>
+          <w:shd w:val="clear" w:color="auto" w:fill="FFFFFF"/>
+        </w:rPr>
+        <w:t>cessing</w:t>
+      </w:r>
+      <w:proofErr w:type="spellEnd"/>
+      <w:r>
+        <w:rPr>
+          <w:rFonts w:ascii="Arial" w:hAnsi="Arial" w:cs="Arial" w:hint="eastAsia"/>
+          <w:color w:val="222222"/>
+          <w:sz w:val="20"/>
+          <w:szCs w:val="20"/>
+          <w:shd w:val="clear" w:color="auto" w:fill="FFFFFF"/>
+        </w:rPr>
+        <w:t xml:space="preserve"> 30 (2020) 1169</w:t>
+      </w:r>
+      <w:r>
+        <w:rPr>
+          <w:rFonts w:ascii="Arial" w:hAnsi="Arial" w:cs="Arial" w:hint="eastAsia"/>
+          <w:color w:val="222222"/>
+          <w:sz w:val="20"/>
+          <w:szCs w:val="20"/>
+          <w:shd w:val="clear" w:color="auto" w:fill="FFFFFF"/>
+        </w:rPr>
+        <w:t>–</w:t>
+      </w:r>
+      <w:r>
+        <w:rPr>
+          <w:rFonts w:ascii="Arial" w:hAnsi="Arial" w:cs="Arial" w:hint="eastAsia"/>
+          <w:color w:val="222222"/>
+          <w:sz w:val="20"/>
+          <w:szCs w:val="20"/>
+          <w:shd w:val="clear" w:color="auto" w:fill="FFFFFF"/>
+        </w:rPr>
+        <w:t>1179.</w:t>
+      </w:r>
+    </w:p>
+    <w:p>
+      <w:pPr>
+        <w:rPr>
+          <w:rFonts w:ascii="Arial" w:hAnsi="Arial" w:cs="Arial"/>
+          <w:color w:val="222222"/>
+          <w:sz w:val="20"/>
+          <w:szCs w:val="20"/>
+          <w:shd w:val="clear" w:color="auto" w:fill="FFFFFF"/>
+        </w:rPr>
+      </w:pPr>
+    </w:p>
+    <w:p>
+      <w:pPr>
+        <w:rPr>
+          <w:rFonts w:ascii="Arial" w:hAnsi="Arial" w:cs="Arial"/>
+          <w:color w:val="222222"/>
+          <w:sz w:val="20"/>
+          <w:szCs w:val="20"/>
+          <w:shd w:val="clear" w:color="auto" w:fill="FFFFFF"/>
+        </w:rPr>
+      </w:pPr>
+      <w:r>
+        <w:rPr>
+          <w:rFonts w:ascii="Arial" w:hAnsi="Arial" w:cs="Arial" w:hint="eastAsia"/>
+          <w:color w:val="222222"/>
+          <w:sz w:val="20"/>
+          <w:szCs w:val="20"/>
+          <w:shd w:val="clear" w:color="auto" w:fill="FFFFFF"/>
+        </w:rPr>
+        <w:t xml:space="preserve">Z. Yang, H. Yu, Q. Fu, W. Sun, W. Jia, M. Sun, Z.-H. Mao, </w:t>
+      </w:r>
+      <w:proofErr w:type="spellStart"/>
+      <w:r>
+        <w:rPr>
+          <w:rFonts w:ascii="Arial" w:hAnsi="Arial" w:cs="Arial" w:hint="eastAsia"/>
+          <w:color w:val="222222"/>
+          <w:sz w:val="20"/>
+          <w:szCs w:val="20"/>
+          <w:shd w:val="clear" w:color="auto" w:fill="FFFFFF"/>
+        </w:rPr>
+        <w:t>NDNet</w:t>
+      </w:r>
+      <w:proofErr w:type="spellEnd"/>
+      <w:r>
+        <w:rPr>
+          <w:rFonts w:ascii="Arial" w:hAnsi="Arial" w:cs="Arial" w:hint="eastAsia"/>
+          <w:color w:val="222222"/>
+          <w:sz w:val="20"/>
+          <w:szCs w:val="20"/>
+          <w:shd w:val="clear" w:color="auto" w:fill="FFFFFF"/>
+        </w:rPr>
+        <w:t>: Narrow</w:t>
+      </w:r>
+    </w:p>
+    <w:p>
+      <w:pPr>
+        <w:rPr>
+          <w:rFonts w:ascii="Arial" w:hAnsi="Arial" w:cs="Arial"/>
+          <w:color w:val="222222"/>
+          <w:sz w:val="20"/>
+          <w:szCs w:val="20"/>
+          <w:shd w:val="clear" w:color="auto" w:fill="FFFFFF"/>
+        </w:rPr>
+      </w:pPr>
+      <w:r>
+        <w:rPr>
+          <w:rFonts w:ascii="Arial" w:hAnsi="Arial" w:cs="Arial" w:hint="eastAsia"/>
+          <w:color w:val="222222"/>
+          <w:sz w:val="20"/>
+          <w:szCs w:val="20"/>
+          <w:shd w:val="clear" w:color="auto" w:fill="FFFFFF"/>
+        </w:rPr>
+        <w:t>while deep network for real-time semantic segmentation, IEEE Transactions on</w:t>
+      </w:r>
+    </w:p>
+    <w:p>
+      <w:pPr>
+        <w:rPr>
+          <w:rFonts w:ascii="Arial" w:hAnsi="Arial" w:cs="Arial"/>
+          <w:color w:val="222222"/>
+          <w:sz w:val="20"/>
+          <w:szCs w:val="20"/>
+          <w:shd w:val="clear" w:color="auto" w:fill="FFFFFF"/>
+        </w:rPr>
+      </w:pPr>
+      <w:r>
+        <w:rPr>
+          <w:rFonts w:ascii="Arial" w:hAnsi="Arial" w:cs="Arial" w:hint="eastAsia"/>
+          <w:color w:val="222222"/>
+          <w:sz w:val="20"/>
+          <w:szCs w:val="20"/>
+          <w:shd w:val="clear" w:color="auto" w:fill="FFFFFF"/>
+        </w:rPr>
+        <w:t>Intelligent Transportation Systems 22 (9) (2021) 5508</w:t>
+      </w:r>
+      <w:r>
+        <w:rPr>
+          <w:rFonts w:ascii="Arial" w:hAnsi="Arial" w:cs="Arial" w:hint="eastAsia"/>
+          <w:color w:val="222222"/>
+          <w:sz w:val="20"/>
+          <w:szCs w:val="20"/>
+          <w:shd w:val="clear" w:color="auto" w:fill="FFFFFF"/>
+        </w:rPr>
+        <w:t>–</w:t>
+      </w:r>
+      <w:r>
+        <w:rPr>
+          <w:rFonts w:ascii="Arial" w:hAnsi="Arial" w:cs="Arial" w:hint="eastAsia"/>
+          <w:color w:val="222222"/>
+          <w:sz w:val="20"/>
+          <w:szCs w:val="20"/>
+          <w:shd w:val="clear" w:color="auto" w:fill="FFFFFF"/>
+        </w:rPr>
+        <w:t>5519.</w:t>
+      </w:r>
+    </w:p>
+    <w:p>
+      <w:pPr>
+        <w:rPr>
+          <w:rFonts w:ascii="Arial" w:hAnsi="Arial" w:cs="Arial"/>
+          <w:color w:val="222222"/>
+          <w:sz w:val="20"/>
+          <w:szCs w:val="20"/>
+          <w:shd w:val="clear" w:color="auto" w:fill="FFFFFF"/>
+        </w:rPr>
+      </w:pPr>
+    </w:p>
+    <w:p>
+      <w:pPr>
+        <w:rPr>
+          <w:rFonts w:ascii="Arial" w:hAnsi="Arial" w:cs="Arial"/>
+          <w:color w:val="222222"/>
+          <w:sz w:val="20"/>
+          <w:szCs w:val="20"/>
+          <w:shd w:val="clear" w:color="auto" w:fill="FFFFFF"/>
+        </w:rPr>
+      </w:pPr>
+      <w:r>
+        <w:rPr>
+          <w:rFonts w:ascii="Arial" w:hAnsi="Arial" w:cs="Arial" w:hint="eastAsia"/>
+          <w:color w:val="222222"/>
+          <w:sz w:val="20"/>
+          <w:szCs w:val="20"/>
+          <w:shd w:val="clear" w:color="auto" w:fill="FFFFFF"/>
+        </w:rPr>
+        <w:t xml:space="preserve">T. Singha, M. Bergemann, D.-S. Pham, A. Krishna, </w:t>
+      </w:r>
+      <w:proofErr w:type="spellStart"/>
+      <w:r>
+        <w:rPr>
+          <w:rFonts w:ascii="Arial" w:hAnsi="Arial" w:cs="Arial" w:hint="eastAsia"/>
+          <w:color w:val="222222"/>
+          <w:sz w:val="20"/>
+          <w:szCs w:val="20"/>
+          <w:shd w:val="clear" w:color="auto" w:fill="FFFFFF"/>
+        </w:rPr>
+        <w:t>SCMNet</w:t>
+      </w:r>
+      <w:proofErr w:type="spellEnd"/>
+      <w:r>
+        <w:rPr>
+          <w:rFonts w:ascii="Arial" w:hAnsi="Arial" w:cs="Arial" w:hint="eastAsia"/>
+          <w:color w:val="222222"/>
+          <w:sz w:val="20"/>
+          <w:szCs w:val="20"/>
+          <w:shd w:val="clear" w:color="auto" w:fill="FFFFFF"/>
+        </w:rPr>
+        <w:t>: Shared context</w:t>
+      </w:r>
+    </w:p>
+    <w:p>
+      <w:pPr>
+        <w:rPr>
+          <w:rFonts w:ascii="Arial" w:hAnsi="Arial" w:cs="Arial"/>
+          <w:color w:val="222222"/>
+          <w:sz w:val="20"/>
+          <w:szCs w:val="20"/>
+          <w:shd w:val="clear" w:color="auto" w:fill="FFFFFF"/>
+        </w:rPr>
+      </w:pPr>
+      <w:r>
+        <w:rPr>
+          <w:rFonts w:ascii="Arial" w:hAnsi="Arial" w:cs="Arial" w:hint="eastAsia"/>
+          <w:color w:val="222222"/>
+          <w:sz w:val="20"/>
+          <w:szCs w:val="20"/>
+          <w:shd w:val="clear" w:color="auto" w:fill="FFFFFF"/>
+        </w:rPr>
+        <w:t>mining network for real-time semantic segmentation, in: Proceedings of the Dig-</w:t>
+      </w:r>
+    </w:p>
+    <w:p>
+      <w:pPr>
+        <w:rPr>
+          <w:rFonts w:ascii="Arial" w:hAnsi="Arial" w:cs="Arial"/>
+          <w:color w:val="222222"/>
+          <w:sz w:val="20"/>
+          <w:szCs w:val="20"/>
+          <w:shd w:val="clear" w:color="auto" w:fill="FFFFFF"/>
+        </w:rPr>
+      </w:pPr>
+      <w:proofErr w:type="spellStart"/>
+      <w:r>
+        <w:rPr>
+          <w:rFonts w:ascii="Arial" w:hAnsi="Arial" w:cs="Arial" w:hint="eastAsia"/>
+          <w:color w:val="222222"/>
+          <w:sz w:val="20"/>
+          <w:szCs w:val="20"/>
+          <w:shd w:val="clear" w:color="auto" w:fill="FFFFFF"/>
+        </w:rPr>
+        <w:t>ital</w:t>
+      </w:r>
+      <w:proofErr w:type="spellEnd"/>
+      <w:r>
+        <w:rPr>
+          <w:rFonts w:ascii="Arial" w:hAnsi="Arial" w:cs="Arial" w:hint="eastAsia"/>
+          <w:color w:val="222222"/>
+          <w:sz w:val="20"/>
+          <w:szCs w:val="20"/>
+          <w:shd w:val="clear" w:color="auto" w:fill="FFFFFF"/>
+        </w:rPr>
+        <w:t xml:space="preserve"> Image Computing: </w:t>
+      </w:r>
+      <w:proofErr w:type="spellStart"/>
+      <w:r>
+        <w:rPr>
+          <w:rFonts w:ascii="Arial" w:hAnsi="Arial" w:cs="Arial" w:hint="eastAsia"/>
+          <w:color w:val="222222"/>
+          <w:sz w:val="20"/>
+          <w:szCs w:val="20"/>
+          <w:shd w:val="clear" w:color="auto" w:fill="FFFFFF"/>
+        </w:rPr>
+        <w:t>Technqiues</w:t>
+      </w:r>
+      <w:proofErr w:type="spellEnd"/>
+      <w:r>
+        <w:rPr>
+          <w:rFonts w:ascii="Arial" w:hAnsi="Arial" w:cs="Arial" w:hint="eastAsia"/>
+          <w:color w:val="222222"/>
+          <w:sz w:val="20"/>
+          <w:szCs w:val="20"/>
+          <w:shd w:val="clear" w:color="auto" w:fill="FFFFFF"/>
+        </w:rPr>
+        <w:t xml:space="preserve"> and Applications (DICTA), IEEE, 2021, pp.</w:t>
+      </w:r>
+    </w:p>
+    <w:p>
+      <w:pPr>
+        <w:rPr>
+          <w:rFonts w:ascii="Arial" w:hAnsi="Arial" w:cs="Arial"/>
+          <w:color w:val="222222"/>
+          <w:sz w:val="20"/>
+          <w:szCs w:val="20"/>
+          <w:shd w:val="clear" w:color="auto" w:fill="FFFFFF"/>
+        </w:rPr>
+      </w:pPr>
+      <w:r>
+        <w:rPr>
+          <w:rFonts w:ascii="Arial" w:hAnsi="Arial" w:cs="Arial" w:hint="eastAsia"/>
+          <w:color w:val="222222"/>
+          <w:sz w:val="20"/>
+          <w:szCs w:val="20"/>
+          <w:shd w:val="clear" w:color="auto" w:fill="FFFFFF"/>
+        </w:rPr>
+        <w:t>1</w:t>
+      </w:r>
+      <w:r>
+        <w:rPr>
+          <w:rFonts w:ascii="Arial" w:hAnsi="Arial" w:cs="Arial" w:hint="eastAsia"/>
+          <w:color w:val="222222"/>
+          <w:sz w:val="20"/>
+          <w:szCs w:val="20"/>
+          <w:shd w:val="clear" w:color="auto" w:fill="FFFFFF"/>
+        </w:rPr>
+        <w:t>–</w:t>
+      </w:r>
+      <w:r>
+        <w:rPr>
+          <w:rFonts w:ascii="Arial" w:hAnsi="Arial" w:cs="Arial" w:hint="eastAsia"/>
+          <w:color w:val="222222"/>
+          <w:sz w:val="20"/>
+          <w:szCs w:val="20"/>
+          <w:shd w:val="clear" w:color="auto" w:fill="FFFFFF"/>
+        </w:rPr>
+        <w:t>8.</w:t>
+      </w:r>
+    </w:p>
+    <w:p>
+      <w:pPr>
+        <w:rPr>
+          <w:rFonts w:ascii="Arial" w:hAnsi="Arial" w:cs="Arial"/>
+          <w:color w:val="222222"/>
+          <w:sz w:val="20"/>
+          <w:szCs w:val="20"/>
+          <w:shd w:val="clear" w:color="auto" w:fill="FFFFFF"/>
+        </w:rPr>
+      </w:pPr>
+    </w:p>
+    <w:p>
+      <w:pPr>
+        <w:rPr>
+          <w:rFonts w:ascii="Arial" w:hAnsi="Arial" w:cs="Arial" w:hint="eastAsia"/>
+          <w:color w:val="222222"/>
+          <w:sz w:val="20"/>
+          <w:szCs w:val="20"/>
+          <w:shd w:val="clear" w:color="auto" w:fill="FFFFFF"/>
+        </w:rPr>
+      </w:pPr>
+      <w:r>
+        <w:rPr>
+          <w:rFonts w:ascii="Arial" w:hAnsi="Arial" w:cs="Arial" w:hint="eastAsia"/>
+          <w:color w:val="222222"/>
+          <w:sz w:val="20"/>
+          <w:szCs w:val="20"/>
+          <w:shd w:val="clear" w:color="auto" w:fill="FFFFFF"/>
+        </w:rPr>
+        <w:t xml:space="preserve">M. Zhuang, X. Zhong, D. Gu, L. Feng, X. Zhong, H. Hu, </w:t>
+      </w:r>
+      <w:proofErr w:type="spellStart"/>
+      <w:r>
+        <w:rPr>
+          <w:rFonts w:ascii="Arial" w:hAnsi="Arial" w:cs="Arial" w:hint="eastAsia"/>
+          <w:color w:val="222222"/>
+          <w:sz w:val="20"/>
+          <w:szCs w:val="20"/>
+          <w:shd w:val="clear" w:color="auto" w:fill="FFFFFF"/>
+        </w:rPr>
+        <w:t>LRDNet</w:t>
+      </w:r>
+      <w:proofErr w:type="spellEnd"/>
+      <w:r>
+        <w:rPr>
+          <w:rFonts w:ascii="Arial" w:hAnsi="Arial" w:cs="Arial" w:hint="eastAsia"/>
+          <w:color w:val="222222"/>
+          <w:sz w:val="20"/>
+          <w:szCs w:val="20"/>
+          <w:shd w:val="clear" w:color="auto" w:fill="FFFFFF"/>
+        </w:rPr>
+        <w:t>: A lightweight</w:t>
+      </w:r>
+    </w:p>
+    <w:p>
+      <w:pPr>
+        <w:rPr>
+          <w:rFonts w:ascii="Arial" w:hAnsi="Arial" w:cs="Arial" w:hint="eastAsia"/>
+          <w:color w:val="222222"/>
+          <w:sz w:val="20"/>
+          <w:szCs w:val="20"/>
+          <w:shd w:val="clear" w:color="auto" w:fill="FFFFFF"/>
+        </w:rPr>
+      </w:pPr>
+      <w:r>
+        <w:rPr>
+          <w:rFonts w:ascii="Arial" w:hAnsi="Arial" w:cs="Arial" w:hint="eastAsia"/>
+          <w:color w:val="222222"/>
+          <w:sz w:val="20"/>
+          <w:szCs w:val="20"/>
+          <w:shd w:val="clear" w:color="auto" w:fill="FFFFFF"/>
+        </w:rPr>
+        <w:t xml:space="preserve">and efficient network with refined dual attention </w:t>
+      </w:r>
+      <w:proofErr w:type="spellStart"/>
+      <w:r>
+        <w:rPr>
+          <w:rFonts w:ascii="Arial" w:hAnsi="Arial" w:cs="Arial" w:hint="eastAsia"/>
+          <w:color w:val="222222"/>
+          <w:sz w:val="20"/>
+          <w:szCs w:val="20"/>
+          <w:shd w:val="clear" w:color="auto" w:fill="FFFFFF"/>
+        </w:rPr>
+        <w:t>decorder</w:t>
+      </w:r>
+      <w:proofErr w:type="spellEnd"/>
+      <w:r>
+        <w:rPr>
+          <w:rFonts w:ascii="Arial" w:hAnsi="Arial" w:cs="Arial" w:hint="eastAsia"/>
+          <w:color w:val="222222"/>
+          <w:sz w:val="20"/>
+          <w:szCs w:val="20"/>
+          <w:shd w:val="clear" w:color="auto" w:fill="FFFFFF"/>
+        </w:rPr>
+        <w:t xml:space="preserve"> for real-time semantic</w:t>
+      </w:r>
+    </w:p>
+    <w:p>
+      <w:pPr>
+        <w:rPr>
+          <w:rFonts w:ascii="Arial" w:hAnsi="Arial" w:cs="Arial"/>
+          <w:color w:val="222222"/>
+          <w:sz w:val="20"/>
+          <w:szCs w:val="20"/>
+          <w:shd w:val="clear" w:color="auto" w:fill="FFFFFF"/>
+        </w:rPr>
+      </w:pPr>
+      <w:r>
+        <w:rPr>
+          <w:rFonts w:ascii="Arial" w:hAnsi="Arial" w:cs="Arial" w:hint="eastAsia"/>
+          <w:color w:val="222222"/>
+          <w:sz w:val="20"/>
+          <w:szCs w:val="20"/>
+          <w:shd w:val="clear" w:color="auto" w:fill="FFFFFF"/>
+        </w:rPr>
+        <w:t>segmentation, Neurocomputing 459 (2021) 349</w:t>
+      </w:r>
+      <w:r>
+        <w:rPr>
+          <w:rFonts w:ascii="Arial" w:hAnsi="Arial" w:cs="Arial" w:hint="eastAsia"/>
+          <w:color w:val="222222"/>
+          <w:sz w:val="20"/>
+          <w:szCs w:val="20"/>
+          <w:shd w:val="clear" w:color="auto" w:fill="FFFFFF"/>
+        </w:rPr>
+        <w:t>–</w:t>
+      </w:r>
+      <w:r>
+        <w:rPr>
+          <w:rFonts w:ascii="Arial" w:hAnsi="Arial" w:cs="Arial" w:hint="eastAsia"/>
+          <w:color w:val="222222"/>
+          <w:sz w:val="20"/>
+          <w:szCs w:val="20"/>
+          <w:shd w:val="clear" w:color="auto" w:fill="FFFFFF"/>
+        </w:rPr>
+        <w:t>360.</w:t>
+      </w:r>
+    </w:p>
+    <w:p>
+      <w:pPr>
+        <w:rPr>
+          <w:rFonts w:ascii="Arial" w:hAnsi="Arial" w:cs="Arial"/>
+          <w:color w:val="222222"/>
+          <w:sz w:val="20"/>
+          <w:szCs w:val="20"/>
+          <w:shd w:val="clear" w:color="auto" w:fill="FFFFFF"/>
+        </w:rPr>
+      </w:pPr>
+    </w:p>
+    <w:p>
+      <w:pPr>
+        <w:rPr>
+          <w:rFonts w:ascii="Arial" w:hAnsi="Arial" w:cs="Arial"/>
+          <w:color w:val="222222"/>
+          <w:sz w:val="20"/>
+          <w:szCs w:val="20"/>
+          <w:shd w:val="clear" w:color="auto" w:fill="FFFFFF"/>
+        </w:rPr>
+      </w:pPr>
+      <w:r>
+        <w:rPr>
+          <w:rFonts w:ascii="Arial" w:hAnsi="Arial" w:cs="Arial" w:hint="eastAsia"/>
+          <w:color w:val="222222"/>
+          <w:sz w:val="20"/>
+          <w:szCs w:val="20"/>
+          <w:shd w:val="clear" w:color="auto" w:fill="FFFFFF"/>
+        </w:rPr>
+        <w:t xml:space="preserve">Lou A, Loew M. </w:t>
+      </w:r>
+      <w:proofErr w:type="spellStart"/>
+      <w:r>
+        <w:rPr>
+          <w:rFonts w:ascii="Arial" w:hAnsi="Arial" w:cs="Arial" w:hint="eastAsia"/>
+          <w:color w:val="222222"/>
+          <w:sz w:val="20"/>
+          <w:szCs w:val="20"/>
+          <w:shd w:val="clear" w:color="auto" w:fill="FFFFFF"/>
+        </w:rPr>
+        <w:t>Cfpnet</w:t>
+      </w:r>
+      <w:proofErr w:type="spellEnd"/>
+      <w:r>
+        <w:rPr>
+          <w:rFonts w:ascii="Arial" w:hAnsi="Arial" w:cs="Arial" w:hint="eastAsia"/>
+          <w:color w:val="222222"/>
+          <w:sz w:val="20"/>
+          <w:szCs w:val="20"/>
+          <w:shd w:val="clear" w:color="auto" w:fill="FFFFFF"/>
+        </w:rPr>
+        <w:t>: Channel-wise feature pyramid for real-time semantic segmentation[C]. Proceedings of the IEEE International Conference on Image Processing (ICIP), 2021: 1894-1898.</w:t>
+      </w:r>
+    </w:p>
+    <w:p>
+      <w:pPr>
+        <w:rPr>
+          <w:rFonts w:ascii="Arial" w:hAnsi="Arial" w:cs="Arial"/>
+          <w:color w:val="222222"/>
+          <w:sz w:val="20"/>
+          <w:szCs w:val="20"/>
+          <w:shd w:val="clear" w:color="auto" w:fill="FFFFFF"/>
+        </w:rPr>
+      </w:pPr>
+    </w:p>
+    <w:p>
+      <w:pPr>
+        <w:rPr>
+          <w:rFonts w:ascii="Arial" w:hAnsi="Arial" w:cs="Arial" w:hint="eastAsia"/>
+          <w:color w:val="222222"/>
+          <w:sz w:val="20"/>
+          <w:szCs w:val="20"/>
+          <w:shd w:val="clear" w:color="auto" w:fill="FFFFFF"/>
+        </w:rPr>
+      </w:pPr>
+      <w:r>
+        <w:rPr>
+          <w:rFonts w:ascii="Arial" w:hAnsi="Arial" w:cs="Arial" w:hint="eastAsia"/>
+          <w:color w:val="222222"/>
+          <w:sz w:val="20"/>
+          <w:szCs w:val="20"/>
+          <w:shd w:val="clear" w:color="auto" w:fill="FFFFFF"/>
+        </w:rPr>
+        <w:t xml:space="preserve">Z. Zhao, Z. Liu, C. Peng, AGFNet: Attention guided fusion network for </w:t>
+      </w:r>
+      <w:proofErr w:type="spellStart"/>
+      <w:r>
+        <w:rPr>
+          <w:rFonts w:ascii="Arial" w:hAnsi="Arial" w:cs="Arial" w:hint="eastAsia"/>
+          <w:color w:val="222222"/>
+          <w:sz w:val="20"/>
+          <w:szCs w:val="20"/>
+          <w:shd w:val="clear" w:color="auto" w:fill="FFFFFF"/>
+        </w:rPr>
+        <w:t>camou</w:t>
+      </w:r>
+      <w:proofErr w:type="spellEnd"/>
+      <w:r>
+        <w:rPr>
+          <w:rFonts w:ascii="Arial" w:hAnsi="Arial" w:cs="Arial" w:hint="eastAsia"/>
+          <w:color w:val="222222"/>
+          <w:sz w:val="20"/>
+          <w:szCs w:val="20"/>
+          <w:shd w:val="clear" w:color="auto" w:fill="FFFFFF"/>
+        </w:rPr>
+        <w:t>-</w:t>
+      </w:r>
+    </w:p>
+    <w:p>
+      <w:pPr>
+        <w:rPr>
+          <w:rFonts w:ascii="Arial" w:hAnsi="Arial" w:cs="Arial" w:hint="eastAsia"/>
+          <w:color w:val="222222"/>
+          <w:sz w:val="20"/>
+          <w:szCs w:val="20"/>
+          <w:shd w:val="clear" w:color="auto" w:fill="FFFFFF"/>
+        </w:rPr>
+      </w:pPr>
+      <w:proofErr w:type="spellStart"/>
+      <w:r>
+        <w:rPr>
+          <w:rFonts w:ascii="Arial" w:hAnsi="Arial" w:cs="Arial" w:hint="eastAsia"/>
+          <w:color w:val="222222"/>
+          <w:sz w:val="20"/>
+          <w:szCs w:val="20"/>
+          <w:shd w:val="clear" w:color="auto" w:fill="FFFFFF"/>
+        </w:rPr>
+        <w:t>flaged</w:t>
+      </w:r>
+      <w:proofErr w:type="spellEnd"/>
+      <w:r>
+        <w:rPr>
+          <w:rFonts w:ascii="Arial" w:hAnsi="Arial" w:cs="Arial" w:hint="eastAsia"/>
+          <w:color w:val="222222"/>
+          <w:sz w:val="20"/>
+          <w:szCs w:val="20"/>
+          <w:shd w:val="clear" w:color="auto" w:fill="FFFFFF"/>
+        </w:rPr>
+        <w:t xml:space="preserve"> object detection, in: Proceedings of the CAAI International Conference on</w:t>
+      </w:r>
+    </w:p>
+    <w:p>
+      <w:pPr>
+        <w:rPr>
+          <w:rFonts w:ascii="Arial" w:hAnsi="Arial" w:cs="Arial"/>
+          <w:color w:val="222222"/>
+          <w:sz w:val="20"/>
+          <w:szCs w:val="20"/>
+          <w:shd w:val="clear" w:color="auto" w:fill="FFFFFF"/>
+        </w:rPr>
+      </w:pPr>
+      <w:r>
+        <w:rPr>
+          <w:rFonts w:ascii="Arial" w:hAnsi="Arial" w:cs="Arial" w:hint="eastAsia"/>
+          <w:color w:val="222222"/>
+          <w:sz w:val="20"/>
+          <w:szCs w:val="20"/>
+          <w:shd w:val="clear" w:color="auto" w:fill="FFFFFF"/>
+        </w:rPr>
+        <w:t>Artificial Intelligence, Springer, 2022, pp. 478</w:t>
+      </w:r>
+      <w:r>
+        <w:rPr>
+          <w:rFonts w:ascii="Arial" w:hAnsi="Arial" w:cs="Arial" w:hint="eastAsia"/>
+          <w:color w:val="222222"/>
+          <w:sz w:val="20"/>
+          <w:szCs w:val="20"/>
+          <w:shd w:val="clear" w:color="auto" w:fill="FFFFFF"/>
+        </w:rPr>
+        <w:t>–</w:t>
+      </w:r>
+      <w:r>
+        <w:rPr>
+          <w:rFonts w:ascii="Arial" w:hAnsi="Arial" w:cs="Arial" w:hint="eastAsia"/>
+          <w:color w:val="222222"/>
+          <w:sz w:val="20"/>
+          <w:szCs w:val="20"/>
+          <w:shd w:val="clear" w:color="auto" w:fill="FFFFFF"/>
+        </w:rPr>
+        <w:t>489.</w:t>
+      </w:r>
+    </w:p>
+    <w:p>
+      <w:pPr>
+        <w:rPr>
+          <w:rFonts w:ascii="Arial" w:hAnsi="Arial" w:cs="Arial"/>
+          <w:color w:val="222222"/>
+          <w:sz w:val="20"/>
+          <w:szCs w:val="20"/>
+          <w:shd w:val="clear" w:color="auto" w:fill="FFFFFF"/>
+        </w:rPr>
+      </w:pPr>
+    </w:p>
+    <w:p>
+      <w:pPr>
+        <w:rPr>
+          <w:rFonts w:ascii="Arial" w:hAnsi="Arial" w:cs="Arial" w:hint="eastAsia"/>
+          <w:color w:val="222222"/>
+          <w:sz w:val="20"/>
+          <w:szCs w:val="20"/>
+          <w:shd w:val="clear" w:color="auto" w:fill="FFFFFF"/>
+        </w:rPr>
+      </w:pPr>
+      <w:r>
+        <w:rPr>
+          <w:rFonts w:ascii="Arial" w:hAnsi="Arial" w:cs="Arial" w:hint="eastAsia"/>
+          <w:color w:val="222222"/>
+          <w:sz w:val="20"/>
+          <w:szCs w:val="20"/>
+          <w:shd w:val="clear" w:color="auto" w:fill="FFFFFF"/>
+        </w:rPr>
+        <w:t xml:space="preserve">Y. Dai, J. Wang, J. Li, J. Li, </w:t>
+      </w:r>
+      <w:proofErr w:type="spellStart"/>
+      <w:r>
+        <w:rPr>
+          <w:rFonts w:ascii="Arial" w:hAnsi="Arial" w:cs="Arial" w:hint="eastAsia"/>
+          <w:color w:val="222222"/>
+          <w:sz w:val="20"/>
+          <w:szCs w:val="20"/>
+          <w:shd w:val="clear" w:color="auto" w:fill="FFFFFF"/>
+        </w:rPr>
+        <w:t>Pdbnet</w:t>
+      </w:r>
+      <w:proofErr w:type="spellEnd"/>
+      <w:r>
+        <w:rPr>
+          <w:rFonts w:ascii="Arial" w:hAnsi="Arial" w:cs="Arial" w:hint="eastAsia"/>
+          <w:color w:val="222222"/>
+          <w:sz w:val="20"/>
+          <w:szCs w:val="20"/>
+          <w:shd w:val="clear" w:color="auto" w:fill="FFFFFF"/>
+        </w:rPr>
+        <w:t>: Parallel dual branch network for real-time se-</w:t>
+      </w:r>
+    </w:p>
+    <w:p>
+      <w:pPr>
+        <w:rPr>
+          <w:rFonts w:ascii="Arial" w:hAnsi="Arial" w:cs="Arial" w:hint="eastAsia"/>
+          <w:color w:val="222222"/>
+          <w:sz w:val="20"/>
+          <w:szCs w:val="20"/>
+          <w:shd w:val="clear" w:color="auto" w:fill="FFFFFF"/>
+        </w:rPr>
+      </w:pPr>
+      <w:r>
+        <w:rPr>
+          <w:rFonts w:ascii="Arial" w:hAnsi="Arial" w:cs="Arial" w:hint="eastAsia"/>
+          <w:color w:val="222222"/>
+          <w:sz w:val="20"/>
+          <w:szCs w:val="20"/>
+          <w:shd w:val="clear" w:color="auto" w:fill="FFFFFF"/>
+        </w:rPr>
+        <w:t>mantic segmentation, International Journal of Control, Automation and Systems</w:t>
+      </w:r>
+    </w:p>
+    <w:p>
+      <w:pPr>
+        <w:rPr>
+          <w:rFonts w:ascii="Arial" w:hAnsi="Arial" w:cs="Arial"/>
+          <w:color w:val="222222"/>
+          <w:sz w:val="20"/>
+          <w:szCs w:val="20"/>
+          <w:shd w:val="clear" w:color="auto" w:fill="FFFFFF"/>
+        </w:rPr>
+      </w:pPr>
+      <w:r>
+        <w:rPr>
+          <w:rFonts w:ascii="Arial" w:hAnsi="Arial" w:cs="Arial" w:hint="eastAsia"/>
+          <w:color w:val="222222"/>
+          <w:sz w:val="20"/>
+          <w:szCs w:val="20"/>
+          <w:shd w:val="clear" w:color="auto" w:fill="FFFFFF"/>
+        </w:rPr>
+        <w:t>20 (8) (2022) 2702</w:t>
+      </w:r>
+      <w:r>
+        <w:rPr>
+          <w:rFonts w:ascii="Arial" w:hAnsi="Arial" w:cs="Arial" w:hint="eastAsia"/>
+          <w:color w:val="222222"/>
+          <w:sz w:val="20"/>
+          <w:szCs w:val="20"/>
+          <w:shd w:val="clear" w:color="auto" w:fill="FFFFFF"/>
+        </w:rPr>
+        <w:t>–</w:t>
+      </w:r>
+      <w:r>
+        <w:rPr>
+          <w:rFonts w:ascii="Arial" w:hAnsi="Arial" w:cs="Arial" w:hint="eastAsia"/>
+          <w:color w:val="222222"/>
+          <w:sz w:val="20"/>
+          <w:szCs w:val="20"/>
+          <w:shd w:val="clear" w:color="auto" w:fill="FFFFFF"/>
+        </w:rPr>
+        <w:t>2711.</w:t>
+      </w:r>
+    </w:p>
+    <w:p>
+      <w:pPr>
+        <w:rPr>
+          <w:rFonts w:ascii="Arial" w:hAnsi="Arial" w:cs="Arial"/>
+          <w:color w:val="222222"/>
+          <w:sz w:val="20"/>
+          <w:szCs w:val="20"/>
+          <w:shd w:val="clear" w:color="auto" w:fill="FFFFFF"/>
+        </w:rPr>
+      </w:pPr>
+    </w:p>
+    <w:p>
+      <w:pPr>
+        <w:rPr>
+          <w:rFonts w:ascii="Arial" w:hAnsi="Arial" w:cs="Arial" w:hint="eastAsia"/>
+          <w:color w:val="222222"/>
+          <w:sz w:val="20"/>
+          <w:szCs w:val="20"/>
+          <w:shd w:val="clear" w:color="auto" w:fill="FFFFFF"/>
+        </w:rPr>
+      </w:pPr>
+      <w:r>
+        <w:rPr>
+          <w:rFonts w:ascii="Arial" w:hAnsi="Arial" w:cs="Arial" w:hint="eastAsia"/>
+          <w:color w:val="222222"/>
+          <w:sz w:val="20"/>
+          <w:szCs w:val="20"/>
+          <w:shd w:val="clear" w:color="auto" w:fill="FFFFFF"/>
+        </w:rPr>
+        <w:t>S. Hao, Y. Zhou, Y. Guo, R. Hong, J. Cheng, M. Wang, Real-time semantic seg-</w:t>
+      </w:r>
+    </w:p>
+    <w:p>
+      <w:pPr>
+        <w:rPr>
+          <w:rFonts w:ascii="Arial" w:hAnsi="Arial" w:cs="Arial" w:hint="eastAsia"/>
+          <w:color w:val="222222"/>
+          <w:sz w:val="20"/>
+          <w:szCs w:val="20"/>
+          <w:shd w:val="clear" w:color="auto" w:fill="FFFFFF"/>
+        </w:rPr>
+      </w:pPr>
+      <w:r>
+        <w:rPr>
+          <w:rFonts w:ascii="Arial" w:hAnsi="Arial" w:cs="Arial" w:hint="eastAsia"/>
+          <w:color w:val="222222"/>
+          <w:sz w:val="20"/>
+          <w:szCs w:val="20"/>
+          <w:shd w:val="clear" w:color="auto" w:fill="FFFFFF"/>
+        </w:rPr>
+        <w:t>mentation via spatial-detail guided context propagation, IEEE Transactions on</w:t>
+      </w:r>
+    </w:p>
+    <w:p>
+      <w:pPr>
+        <w:rPr>
+          <w:rFonts w:ascii="Arial" w:hAnsi="Arial" w:cs="Arial"/>
+          <w:color w:val="222222"/>
+          <w:sz w:val="20"/>
+          <w:szCs w:val="20"/>
+          <w:shd w:val="clear" w:color="auto" w:fill="FFFFFF"/>
+        </w:rPr>
+      </w:pPr>
+      <w:r>
+        <w:rPr>
+          <w:rFonts w:ascii="Arial" w:hAnsi="Arial" w:cs="Arial" w:hint="eastAsia"/>
+          <w:color w:val="222222"/>
+          <w:sz w:val="20"/>
+          <w:szCs w:val="20"/>
+          <w:shd w:val="clear" w:color="auto" w:fill="FFFFFF"/>
+        </w:rPr>
+        <w:t>Neural Networks and Learning Systems 36 (3) (2022) 4042</w:t>
+      </w:r>
+      <w:r>
+        <w:rPr>
+          <w:rFonts w:ascii="Arial" w:hAnsi="Arial" w:cs="Arial" w:hint="eastAsia"/>
+          <w:color w:val="222222"/>
+          <w:sz w:val="20"/>
+          <w:szCs w:val="20"/>
+          <w:shd w:val="clear" w:color="auto" w:fill="FFFFFF"/>
+        </w:rPr>
+        <w:t>–</w:t>
+      </w:r>
+      <w:r>
+        <w:rPr>
+          <w:rFonts w:ascii="Arial" w:hAnsi="Arial" w:cs="Arial" w:hint="eastAsia"/>
+          <w:color w:val="222222"/>
+          <w:sz w:val="20"/>
+          <w:szCs w:val="20"/>
+          <w:shd w:val="clear" w:color="auto" w:fill="FFFFFF"/>
+        </w:rPr>
+        <w:t>4053.</w:t>
+      </w:r>
+    </w:p>
+    <w:p>
+      <w:pPr>
+        <w:rPr>
+          <w:rFonts w:ascii="Arial" w:hAnsi="Arial" w:cs="Arial"/>
+          <w:color w:val="222222"/>
+          <w:sz w:val="20"/>
+          <w:szCs w:val="20"/>
+          <w:shd w:val="clear" w:color="auto" w:fill="FFFFFF"/>
+        </w:rPr>
+      </w:pPr>
+    </w:p>
+    <w:p>
+      <w:pPr>
+        <w:rPr>
+          <w:rFonts w:ascii="Arial" w:hAnsi="Arial" w:cs="Arial" w:hint="eastAsia"/>
+          <w:color w:val="222222"/>
+          <w:sz w:val="20"/>
+          <w:szCs w:val="20"/>
+          <w:shd w:val="clear" w:color="auto" w:fill="FFFFFF"/>
+        </w:rPr>
+      </w:pPr>
+      <w:r>
+        <w:rPr>
+          <w:rFonts w:ascii="Arial" w:hAnsi="Arial" w:cs="Arial" w:hint="eastAsia"/>
+          <w:color w:val="222222"/>
+          <w:sz w:val="20"/>
+          <w:szCs w:val="20"/>
+          <w:shd w:val="clear" w:color="auto" w:fill="FFFFFF"/>
+        </w:rPr>
+        <w:t xml:space="preserve">G. Gao, G. Xu, Y. Yu, J. Xie, J. Yang, D. Yue, </w:t>
+      </w:r>
+      <w:proofErr w:type="spellStart"/>
+      <w:r>
+        <w:rPr>
+          <w:rFonts w:ascii="Arial" w:hAnsi="Arial" w:cs="Arial" w:hint="eastAsia"/>
+          <w:color w:val="222222"/>
+          <w:sz w:val="20"/>
+          <w:szCs w:val="20"/>
+          <w:shd w:val="clear" w:color="auto" w:fill="FFFFFF"/>
+        </w:rPr>
+        <w:t>MSCFNet</w:t>
+      </w:r>
+      <w:proofErr w:type="spellEnd"/>
+      <w:r>
+        <w:rPr>
+          <w:rFonts w:ascii="Arial" w:hAnsi="Arial" w:cs="Arial" w:hint="eastAsia"/>
+          <w:color w:val="222222"/>
+          <w:sz w:val="20"/>
+          <w:szCs w:val="20"/>
+          <w:shd w:val="clear" w:color="auto" w:fill="FFFFFF"/>
+        </w:rPr>
+        <w:t>: a lightweight net-</w:t>
+      </w:r>
+    </w:p>
+    <w:p>
+      <w:pPr>
+        <w:rPr>
+          <w:rFonts w:ascii="Arial" w:hAnsi="Arial" w:cs="Arial" w:hint="eastAsia"/>
+          <w:color w:val="222222"/>
+          <w:sz w:val="20"/>
+          <w:szCs w:val="20"/>
+          <w:shd w:val="clear" w:color="auto" w:fill="FFFFFF"/>
+        </w:rPr>
+      </w:pPr>
+      <w:r>
+        <w:rPr>
+          <w:rFonts w:ascii="Arial" w:hAnsi="Arial" w:cs="Arial" w:hint="eastAsia"/>
+          <w:color w:val="222222"/>
+          <w:sz w:val="20"/>
+          <w:szCs w:val="20"/>
+          <w:shd w:val="clear" w:color="auto" w:fill="FFFFFF"/>
+        </w:rPr>
+        <w:lastRenderedPageBreak/>
+        <w:t>work with multi-scale context fusion for real-time semantic segmentation, IEEE</w:t>
+      </w:r>
+    </w:p>
+    <w:p>
+      <w:pPr>
+        <w:rPr>
+          <w:rFonts w:ascii="Arial" w:hAnsi="Arial" w:cs="Arial"/>
+          <w:color w:val="222222"/>
+          <w:sz w:val="20"/>
+          <w:szCs w:val="20"/>
+          <w:shd w:val="clear" w:color="auto" w:fill="FFFFFF"/>
+        </w:rPr>
+      </w:pPr>
+      <w:r>
+        <w:rPr>
+          <w:rFonts w:ascii="Arial" w:hAnsi="Arial" w:cs="Arial" w:hint="eastAsia"/>
+          <w:color w:val="222222"/>
+          <w:sz w:val="20"/>
+          <w:szCs w:val="20"/>
+          <w:shd w:val="clear" w:color="auto" w:fill="FFFFFF"/>
+        </w:rPr>
+        <w:t>Transactions on Intelligent Transportation Systems 23 (12) (2021) 25489</w:t>
+      </w:r>
+      <w:r>
+        <w:rPr>
+          <w:rFonts w:ascii="Arial" w:hAnsi="Arial" w:cs="Arial" w:hint="eastAsia"/>
+          <w:color w:val="222222"/>
+          <w:sz w:val="20"/>
+          <w:szCs w:val="20"/>
+          <w:shd w:val="clear" w:color="auto" w:fill="FFFFFF"/>
+        </w:rPr>
+        <w:t>–</w:t>
+      </w:r>
+      <w:r>
+        <w:rPr>
+          <w:rFonts w:ascii="Arial" w:hAnsi="Arial" w:cs="Arial" w:hint="eastAsia"/>
+          <w:color w:val="222222"/>
+          <w:sz w:val="20"/>
+          <w:szCs w:val="20"/>
+          <w:shd w:val="clear" w:color="auto" w:fill="FFFFFF"/>
+        </w:rPr>
+        <w:t>25499.</w:t>
+      </w:r>
+    </w:p>
+    <w:p>
+      <w:pPr>
+        <w:rPr>
+          <w:rFonts w:ascii="Arial" w:hAnsi="Arial" w:cs="Arial"/>
+          <w:color w:val="222222"/>
+          <w:sz w:val="20"/>
+          <w:szCs w:val="20"/>
+          <w:shd w:val="clear" w:color="auto" w:fill="FFFFFF"/>
+        </w:rPr>
+      </w:pPr>
+    </w:p>
+    <w:p>
+      <w:pPr>
+        <w:rPr>
+          <w:rFonts w:ascii="Arial" w:hAnsi="Arial" w:cs="Arial" w:hint="eastAsia"/>
+          <w:color w:val="222222"/>
+          <w:sz w:val="20"/>
+          <w:szCs w:val="20"/>
+          <w:shd w:val="clear" w:color="auto" w:fill="FFFFFF"/>
+        </w:rPr>
+      </w:pPr>
+      <w:r>
+        <w:rPr>
+          <w:rFonts w:ascii="Arial" w:hAnsi="Arial" w:cs="Arial" w:hint="eastAsia"/>
+          <w:color w:val="222222"/>
+          <w:sz w:val="20"/>
+          <w:szCs w:val="20"/>
+          <w:shd w:val="clear" w:color="auto" w:fill="FFFFFF"/>
+        </w:rPr>
+        <w:t xml:space="preserve">G. Li, I. Yun, J. Kim, J. Kim, </w:t>
+      </w:r>
+      <w:proofErr w:type="spellStart"/>
+      <w:r>
+        <w:rPr>
+          <w:rFonts w:ascii="Arial" w:hAnsi="Arial" w:cs="Arial" w:hint="eastAsia"/>
+          <w:color w:val="222222"/>
+          <w:sz w:val="20"/>
+          <w:szCs w:val="20"/>
+          <w:shd w:val="clear" w:color="auto" w:fill="FFFFFF"/>
+        </w:rPr>
+        <w:t>DABNet</w:t>
+      </w:r>
+      <w:proofErr w:type="spellEnd"/>
+      <w:r>
+        <w:rPr>
+          <w:rFonts w:ascii="Arial" w:hAnsi="Arial" w:cs="Arial" w:hint="eastAsia"/>
+          <w:color w:val="222222"/>
+          <w:sz w:val="20"/>
+          <w:szCs w:val="20"/>
+          <w:shd w:val="clear" w:color="auto" w:fill="FFFFFF"/>
+        </w:rPr>
+        <w:t>: Depth-wise asymmetric bottleneck for</w:t>
+      </w:r>
+    </w:p>
+    <w:p>
+      <w:pPr>
+        <w:rPr>
+          <w:rFonts w:ascii="Arial" w:hAnsi="Arial" w:cs="Arial"/>
+          <w:color w:val="222222"/>
+          <w:sz w:val="20"/>
+          <w:szCs w:val="20"/>
+          <w:shd w:val="clear" w:color="auto" w:fill="FFFFFF"/>
+        </w:rPr>
+      </w:pPr>
+      <w:r>
+        <w:rPr>
+          <w:rFonts w:ascii="Arial" w:hAnsi="Arial" w:cs="Arial" w:hint="eastAsia"/>
+          <w:color w:val="222222"/>
+          <w:sz w:val="20"/>
+          <w:szCs w:val="20"/>
+          <w:shd w:val="clear" w:color="auto" w:fill="FFFFFF"/>
+        </w:rPr>
+        <w:t xml:space="preserve">real-time semantic segmentation, </w:t>
+      </w:r>
+      <w:proofErr w:type="spellStart"/>
+      <w:r>
+        <w:rPr>
+          <w:rFonts w:ascii="Arial" w:hAnsi="Arial" w:cs="Arial" w:hint="eastAsia"/>
+          <w:color w:val="222222"/>
+          <w:sz w:val="20"/>
+          <w:szCs w:val="20"/>
+          <w:shd w:val="clear" w:color="auto" w:fill="FFFFFF"/>
+        </w:rPr>
+        <w:t>arXiv</w:t>
+      </w:r>
+      <w:proofErr w:type="spellEnd"/>
+      <w:r>
+        <w:rPr>
+          <w:rFonts w:ascii="Arial" w:hAnsi="Arial" w:cs="Arial" w:hint="eastAsia"/>
+          <w:color w:val="222222"/>
+          <w:sz w:val="20"/>
+          <w:szCs w:val="20"/>
+          <w:shd w:val="clear" w:color="auto" w:fill="FFFFFF"/>
+        </w:rPr>
+        <w:t xml:space="preserve"> preprint arXiv:1907.11357.</w:t>
+      </w:r>
+    </w:p>
+    <w:p>
+      <w:pPr>
+        <w:rPr>
+          <w:rFonts w:ascii="Arial" w:hAnsi="Arial" w:cs="Arial"/>
+          <w:color w:val="222222"/>
+          <w:sz w:val="20"/>
+          <w:szCs w:val="20"/>
+          <w:shd w:val="clear" w:color="auto" w:fill="FFFFFF"/>
+        </w:rPr>
+      </w:pPr>
+    </w:p>
+    <w:p>
+      <w:pPr>
+        <w:rPr>
+          <w:rFonts w:ascii="Arial" w:hAnsi="Arial" w:cs="Arial" w:hint="eastAsia"/>
+          <w:color w:val="222222"/>
+          <w:sz w:val="20"/>
+          <w:szCs w:val="20"/>
+          <w:shd w:val="clear" w:color="auto" w:fill="FFFFFF"/>
+        </w:rPr>
+      </w:pPr>
+      <w:r>
+        <w:rPr>
+          <w:rFonts w:ascii="Arial" w:hAnsi="Arial" w:cs="Arial" w:hint="eastAsia"/>
+          <w:color w:val="222222"/>
+          <w:sz w:val="20"/>
+          <w:szCs w:val="20"/>
+          <w:shd w:val="clear" w:color="auto" w:fill="FFFFFF"/>
+        </w:rPr>
+        <w:t xml:space="preserve">J. Liu, Q. Zhou, Y. Qiang, B. Kang, X. Wu, B. Zheng, </w:t>
+      </w:r>
+      <w:proofErr w:type="spellStart"/>
+      <w:r>
+        <w:rPr>
+          <w:rFonts w:ascii="Arial" w:hAnsi="Arial" w:cs="Arial" w:hint="eastAsia"/>
+          <w:color w:val="222222"/>
+          <w:sz w:val="20"/>
+          <w:szCs w:val="20"/>
+          <w:shd w:val="clear" w:color="auto" w:fill="FFFFFF"/>
+        </w:rPr>
+        <w:t>FDDWNet</w:t>
+      </w:r>
+      <w:proofErr w:type="spellEnd"/>
+      <w:r>
+        <w:rPr>
+          <w:rFonts w:ascii="Arial" w:hAnsi="Arial" w:cs="Arial" w:hint="eastAsia"/>
+          <w:color w:val="222222"/>
+          <w:sz w:val="20"/>
+          <w:szCs w:val="20"/>
+          <w:shd w:val="clear" w:color="auto" w:fill="FFFFFF"/>
+        </w:rPr>
+        <w:t>: a lightweight</w:t>
+      </w:r>
+    </w:p>
+    <w:p>
+      <w:pPr>
+        <w:rPr>
+          <w:rFonts w:ascii="Arial" w:hAnsi="Arial" w:cs="Arial" w:hint="eastAsia"/>
+          <w:color w:val="222222"/>
+          <w:sz w:val="20"/>
+          <w:szCs w:val="20"/>
+          <w:shd w:val="clear" w:color="auto" w:fill="FFFFFF"/>
+        </w:rPr>
+      </w:pPr>
+      <w:r>
+        <w:rPr>
+          <w:rFonts w:ascii="Arial" w:hAnsi="Arial" w:cs="Arial" w:hint="eastAsia"/>
+          <w:color w:val="222222"/>
+          <w:sz w:val="20"/>
+          <w:szCs w:val="20"/>
+          <w:shd w:val="clear" w:color="auto" w:fill="FFFFFF"/>
+        </w:rPr>
+        <w:t>convolutional neural network for real-time semantic segmentation, in: Proceed-</w:t>
+      </w:r>
+    </w:p>
+    <w:p>
+      <w:pPr>
+        <w:rPr>
+          <w:rFonts w:ascii="Arial" w:hAnsi="Arial" w:cs="Arial" w:hint="eastAsia"/>
+          <w:color w:val="222222"/>
+          <w:sz w:val="20"/>
+          <w:szCs w:val="20"/>
+          <w:shd w:val="clear" w:color="auto" w:fill="FFFFFF"/>
+        </w:rPr>
+      </w:pPr>
+      <w:proofErr w:type="spellStart"/>
+      <w:r>
+        <w:rPr>
+          <w:rFonts w:ascii="Arial" w:hAnsi="Arial" w:cs="Arial" w:hint="eastAsia"/>
+          <w:color w:val="222222"/>
+          <w:sz w:val="20"/>
+          <w:szCs w:val="20"/>
+          <w:shd w:val="clear" w:color="auto" w:fill="FFFFFF"/>
+        </w:rPr>
+        <w:t>ings</w:t>
+      </w:r>
+      <w:proofErr w:type="spellEnd"/>
+      <w:r>
+        <w:rPr>
+          <w:rFonts w:ascii="Arial" w:hAnsi="Arial" w:cs="Arial" w:hint="eastAsia"/>
+          <w:color w:val="222222"/>
+          <w:sz w:val="20"/>
+          <w:szCs w:val="20"/>
+          <w:shd w:val="clear" w:color="auto" w:fill="FFFFFF"/>
+        </w:rPr>
+        <w:t xml:space="preserve"> of the IEEE International Conference on Acoustics, Speech and Signal Pro-</w:t>
+      </w:r>
+    </w:p>
+    <w:p>
+      <w:pPr>
+        <w:rPr>
+          <w:rFonts w:ascii="Arial" w:hAnsi="Arial" w:cs="Arial" w:hint="eastAsia"/>
+          <w:color w:val="222222"/>
+          <w:sz w:val="20"/>
+          <w:szCs w:val="20"/>
+          <w:shd w:val="clear" w:color="auto" w:fill="FFFFFF"/>
+        </w:rPr>
+      </w:pPr>
+      <w:proofErr w:type="spellStart"/>
+      <w:r>
+        <w:rPr>
+          <w:rFonts w:ascii="Arial" w:hAnsi="Arial" w:cs="Arial" w:hint="eastAsia"/>
+          <w:color w:val="222222"/>
+          <w:sz w:val="20"/>
+          <w:szCs w:val="20"/>
+          <w:shd w:val="clear" w:color="auto" w:fill="FFFFFF"/>
+        </w:rPr>
+        <w:t>cessing</w:t>
+      </w:r>
+      <w:proofErr w:type="spellEnd"/>
+      <w:r>
+        <w:rPr>
+          <w:rFonts w:ascii="Arial" w:hAnsi="Arial" w:cs="Arial" w:hint="eastAsia"/>
+          <w:color w:val="222222"/>
+          <w:sz w:val="20"/>
+          <w:szCs w:val="20"/>
+          <w:shd w:val="clear" w:color="auto" w:fill="FFFFFF"/>
+        </w:rPr>
+        <w:t xml:space="preserve"> (ICASSP), IEEE, 2020, pp. 2373</w:t>
+      </w:r>
+      <w:r>
+        <w:rPr>
+          <w:rFonts w:ascii="Arial" w:hAnsi="Arial" w:cs="Arial" w:hint="eastAsia"/>
+          <w:color w:val="222222"/>
+          <w:sz w:val="20"/>
+          <w:szCs w:val="20"/>
+          <w:shd w:val="clear" w:color="auto" w:fill="FFFFFF"/>
+        </w:rPr>
+        <w:t>–</w:t>
+      </w:r>
+      <w:r>
+        <w:rPr>
+          <w:rFonts w:ascii="Arial" w:hAnsi="Arial" w:cs="Arial" w:hint="eastAsia"/>
+          <w:color w:val="222222"/>
+          <w:sz w:val="20"/>
+          <w:szCs w:val="20"/>
+          <w:shd w:val="clear" w:color="auto" w:fill="FFFFFF"/>
+        </w:rPr>
+        <w:t>2377.</w:t>
+      </w:r>
+    </w:p>
+    <w:p>
+      <w:pPr>
+        <w:rPr>
+          <w:rFonts w:ascii="Arial" w:hAnsi="Arial" w:cs="Arial"/>
+          <w:color w:val="222222"/>
+          <w:sz w:val="20"/>
+          <w:szCs w:val="20"/>
+          <w:shd w:val="clear" w:color="auto" w:fill="FFFFFF"/>
+        </w:rPr>
+      </w:pPr>
+    </w:p>
+    <w:p>
+      <w:pPr>
+        <w:rPr>
+          <w:rFonts w:ascii="Arial" w:hAnsi="Arial" w:cs="Arial" w:hint="eastAsia"/>
+          <w:color w:val="222222"/>
+          <w:sz w:val="20"/>
+          <w:szCs w:val="20"/>
+          <w:shd w:val="clear" w:color="auto" w:fill="FFFFFF"/>
+        </w:rPr>
+      </w:pPr>
+      <w:r>
+        <w:rPr>
+          <w:rFonts w:ascii="Arial" w:hAnsi="Arial" w:cs="Arial" w:hint="eastAsia"/>
+          <w:color w:val="222222"/>
+          <w:sz w:val="20"/>
+          <w:szCs w:val="20"/>
+          <w:shd w:val="clear" w:color="auto" w:fill="FFFFFF"/>
+        </w:rPr>
+        <w:t>X. Hu, J. Feng, A fast attention-guided hierarchical decoding network for real-</w:t>
+      </w:r>
+    </w:p>
+    <w:p>
+      <w:pPr>
+        <w:rPr>
+          <w:rFonts w:ascii="Arial" w:hAnsi="Arial" w:cs="Arial"/>
+          <w:color w:val="222222"/>
+          <w:sz w:val="20"/>
+          <w:szCs w:val="20"/>
+          <w:shd w:val="clear" w:color="auto" w:fill="FFFFFF"/>
+        </w:rPr>
+      </w:pPr>
+      <w:r>
+        <w:rPr>
+          <w:rFonts w:ascii="Arial" w:hAnsi="Arial" w:cs="Arial" w:hint="eastAsia"/>
+          <w:color w:val="222222"/>
+          <w:sz w:val="20"/>
+          <w:szCs w:val="20"/>
+          <w:shd w:val="clear" w:color="auto" w:fill="FFFFFF"/>
+        </w:rPr>
+        <w:t>time semantic segmentation, Sensors 24 (1) (2024) 95.</w:t>
+      </w:r>
+    </w:p>
+    <w:p>
+      <w:pPr>
+        <w:rPr>
+          <w:rFonts w:ascii="Arial" w:hAnsi="Arial" w:cs="Arial"/>
+          <w:color w:val="222222"/>
+          <w:sz w:val="20"/>
+          <w:szCs w:val="20"/>
+          <w:shd w:val="clear" w:color="auto" w:fill="FFFFFF"/>
+        </w:rPr>
+      </w:pPr>
+    </w:p>
+    <w:p>
+      <w:pPr>
+        <w:rPr>
+          <w:rFonts w:ascii="Arial" w:hAnsi="Arial" w:cs="Arial" w:hint="eastAsia"/>
+          <w:color w:val="222222"/>
+          <w:sz w:val="20"/>
+          <w:szCs w:val="20"/>
+          <w:shd w:val="clear" w:color="auto" w:fill="FFFFFF"/>
+        </w:rPr>
+      </w:pPr>
+      <w:r>
+        <w:rPr>
+          <w:rFonts w:ascii="Arial" w:hAnsi="Arial" w:cs="Arial" w:hint="eastAsia"/>
+          <w:color w:val="222222"/>
+          <w:sz w:val="20"/>
+          <w:szCs w:val="20"/>
+          <w:shd w:val="clear" w:color="auto" w:fill="FFFFFF"/>
+        </w:rPr>
+        <w:t>Y. Zhang, X. Zhang, D. Miao, H. Yu, Real-time semantic segmentation of road</w:t>
+      </w:r>
+    </w:p>
+    <w:p>
+      <w:pPr>
+        <w:rPr>
+          <w:rFonts w:ascii="Arial" w:hAnsi="Arial" w:cs="Arial" w:hint="eastAsia"/>
+          <w:color w:val="222222"/>
+          <w:sz w:val="20"/>
+          <w:szCs w:val="20"/>
+          <w:shd w:val="clear" w:color="auto" w:fill="FFFFFF"/>
+        </w:rPr>
+      </w:pPr>
+      <w:r>
+        <w:rPr>
+          <w:rFonts w:ascii="Arial" w:hAnsi="Arial" w:cs="Arial" w:hint="eastAsia"/>
+          <w:color w:val="222222"/>
+          <w:sz w:val="20"/>
+          <w:szCs w:val="20"/>
+          <w:shd w:val="clear" w:color="auto" w:fill="FFFFFF"/>
+        </w:rPr>
+        <w:t>scenes via hybrid dilated grouping network, International Journal of Network Dy-</w:t>
+      </w:r>
+    </w:p>
+    <w:p>
+      <w:pPr>
+        <w:rPr>
+          <w:rFonts w:ascii="Arial" w:hAnsi="Arial" w:cs="Arial"/>
+          <w:color w:val="222222"/>
+          <w:sz w:val="20"/>
+          <w:szCs w:val="20"/>
+          <w:shd w:val="clear" w:color="auto" w:fill="FFFFFF"/>
+        </w:rPr>
+      </w:pPr>
+      <w:proofErr w:type="spellStart"/>
+      <w:r>
+        <w:rPr>
+          <w:rFonts w:ascii="Arial" w:hAnsi="Arial" w:cs="Arial" w:hint="eastAsia"/>
+          <w:color w:val="222222"/>
+          <w:sz w:val="20"/>
+          <w:szCs w:val="20"/>
+          <w:shd w:val="clear" w:color="auto" w:fill="FFFFFF"/>
+        </w:rPr>
+        <w:t>namics</w:t>
+      </w:r>
+      <w:proofErr w:type="spellEnd"/>
+      <w:r>
+        <w:rPr>
+          <w:rFonts w:ascii="Arial" w:hAnsi="Arial" w:cs="Arial" w:hint="eastAsia"/>
+          <w:color w:val="222222"/>
+          <w:sz w:val="20"/>
+          <w:szCs w:val="20"/>
+          <w:shd w:val="clear" w:color="auto" w:fill="FFFFFF"/>
+        </w:rPr>
+        <w:t xml:space="preserve"> and Intelligence 4 (1) (2025) 100006.</w:t>
+      </w:r>
+    </w:p>
+    <w:p>
+      <w:pPr>
+        <w:rPr>
+          <w:rFonts w:ascii="Arial" w:hAnsi="Arial" w:cs="Arial"/>
+          <w:color w:val="222222"/>
+          <w:sz w:val="20"/>
+          <w:szCs w:val="20"/>
+          <w:shd w:val="clear" w:color="auto" w:fill="FFFFFF"/>
+        </w:rPr>
+      </w:pPr>
+    </w:p>
+    <w:p>
+      <w:pPr>
+        <w:rPr>
+          <w:rFonts w:ascii="Arial" w:hAnsi="Arial" w:cs="Arial" w:hint="eastAsia"/>
+          <w:color w:val="222222"/>
+          <w:sz w:val="20"/>
+          <w:szCs w:val="20"/>
+          <w:shd w:val="clear" w:color="auto" w:fill="FFFFFF"/>
+        </w:rPr>
+      </w:pPr>
+      <w:r>
+        <w:rPr>
+          <w:rFonts w:ascii="Arial" w:hAnsi="Arial" w:cs="Arial" w:hint="eastAsia"/>
+          <w:color w:val="222222"/>
+          <w:sz w:val="20"/>
+          <w:szCs w:val="20"/>
+          <w:shd w:val="clear" w:color="auto" w:fill="FFFFFF"/>
+        </w:rPr>
+        <w:t xml:space="preserve">C. Yu, J. Wang, C. Peng, C. Gao, G. Yu, N. Sang, </w:t>
+      </w:r>
+      <w:proofErr w:type="spellStart"/>
+      <w:r>
+        <w:rPr>
+          <w:rFonts w:ascii="Arial" w:hAnsi="Arial" w:cs="Arial" w:hint="eastAsia"/>
+          <w:color w:val="222222"/>
+          <w:sz w:val="20"/>
+          <w:szCs w:val="20"/>
+          <w:shd w:val="clear" w:color="auto" w:fill="FFFFFF"/>
+        </w:rPr>
+        <w:t>BiSeNet</w:t>
+      </w:r>
+      <w:proofErr w:type="spellEnd"/>
+      <w:r>
+        <w:rPr>
+          <w:rFonts w:ascii="Arial" w:hAnsi="Arial" w:cs="Arial" w:hint="eastAsia"/>
+          <w:color w:val="222222"/>
+          <w:sz w:val="20"/>
+          <w:szCs w:val="20"/>
+          <w:shd w:val="clear" w:color="auto" w:fill="FFFFFF"/>
+        </w:rPr>
+        <w:t>: Bilateral segmentation</w:t>
+      </w:r>
+    </w:p>
+    <w:p>
+      <w:pPr>
+        <w:rPr>
+          <w:rFonts w:ascii="Arial" w:hAnsi="Arial" w:cs="Arial" w:hint="eastAsia"/>
+          <w:color w:val="222222"/>
+          <w:sz w:val="20"/>
+          <w:szCs w:val="20"/>
+          <w:shd w:val="clear" w:color="auto" w:fill="FFFFFF"/>
+        </w:rPr>
+      </w:pPr>
+      <w:r>
+        <w:rPr>
+          <w:rFonts w:ascii="Arial" w:hAnsi="Arial" w:cs="Arial" w:hint="eastAsia"/>
+          <w:color w:val="222222"/>
+          <w:sz w:val="20"/>
+          <w:szCs w:val="20"/>
+          <w:shd w:val="clear" w:color="auto" w:fill="FFFFFF"/>
+        </w:rPr>
+        <w:t>network for real-time semantic segmentation, in: Proceedings of the European</w:t>
+      </w:r>
+    </w:p>
+    <w:p>
+      <w:pPr>
+        <w:rPr>
+          <w:rFonts w:ascii="Arial" w:hAnsi="Arial" w:cs="Arial" w:hint="eastAsia"/>
+          <w:color w:val="222222"/>
+          <w:sz w:val="20"/>
+          <w:szCs w:val="20"/>
+          <w:shd w:val="clear" w:color="auto" w:fill="FFFFFF"/>
+        </w:rPr>
+      </w:pPr>
+      <w:r>
+        <w:rPr>
+          <w:rFonts w:ascii="Arial" w:hAnsi="Arial" w:cs="Arial" w:hint="eastAsia"/>
+          <w:color w:val="222222"/>
+          <w:sz w:val="20"/>
+          <w:szCs w:val="20"/>
+          <w:shd w:val="clear" w:color="auto" w:fill="FFFFFF"/>
+        </w:rPr>
+        <w:t>Conference on Computer Vision (ECCV), 2018, pp. 325</w:t>
+      </w:r>
+      <w:r>
+        <w:rPr>
+          <w:rFonts w:ascii="Arial" w:hAnsi="Arial" w:cs="Arial" w:hint="eastAsia"/>
+          <w:color w:val="222222"/>
+          <w:sz w:val="20"/>
+          <w:szCs w:val="20"/>
+          <w:shd w:val="clear" w:color="auto" w:fill="FFFFFF"/>
+        </w:rPr>
+        <w:t>–</w:t>
+      </w:r>
+      <w:r>
+        <w:rPr>
+          <w:rFonts w:ascii="Arial" w:hAnsi="Arial" w:cs="Arial" w:hint="eastAsia"/>
+          <w:color w:val="222222"/>
+          <w:sz w:val="20"/>
+          <w:szCs w:val="20"/>
+          <w:shd w:val="clear" w:color="auto" w:fill="FFFFFF"/>
+        </w:rPr>
+        <w:t>341.</w:t>
+      </w:r>
+    </w:p>
+    <w:p>
+      <w:pPr>
+        <w:rPr>
+          <w:rFonts w:ascii="Arial" w:hAnsi="Arial" w:cs="Arial"/>
+          <w:color w:val="222222"/>
+          <w:sz w:val="20"/>
+          <w:szCs w:val="20"/>
+          <w:shd w:val="clear" w:color="auto" w:fill="FFFFFF"/>
+        </w:rPr>
+      </w:pPr>
+    </w:p>
+    <w:p>
+      <w:pPr>
+        <w:rPr>
+          <w:rFonts w:ascii="Arial" w:hAnsi="Arial" w:cs="Arial" w:hint="eastAsia"/>
+          <w:color w:val="222222"/>
+          <w:sz w:val="20"/>
+          <w:szCs w:val="20"/>
+          <w:shd w:val="clear" w:color="auto" w:fill="FFFFFF"/>
+        </w:rPr>
+      </w:pPr>
+      <w:r>
+        <w:rPr>
+          <w:rFonts w:ascii="Arial" w:hAnsi="Arial" w:cs="Arial" w:hint="eastAsia"/>
+          <w:color w:val="222222"/>
+          <w:sz w:val="20"/>
+          <w:szCs w:val="20"/>
+          <w:shd w:val="clear" w:color="auto" w:fill="FFFFFF"/>
+        </w:rPr>
+        <w:t xml:space="preserve">H. Zhao, X. Qi, X. Shen, J. Shi, J. Jia, </w:t>
+      </w:r>
+      <w:proofErr w:type="spellStart"/>
+      <w:r>
+        <w:rPr>
+          <w:rFonts w:ascii="Arial" w:hAnsi="Arial" w:cs="Arial" w:hint="eastAsia"/>
+          <w:color w:val="222222"/>
+          <w:sz w:val="20"/>
+          <w:szCs w:val="20"/>
+          <w:shd w:val="clear" w:color="auto" w:fill="FFFFFF"/>
+        </w:rPr>
+        <w:t>Icnet</w:t>
+      </w:r>
+      <w:proofErr w:type="spellEnd"/>
+      <w:r>
+        <w:rPr>
+          <w:rFonts w:ascii="Arial" w:hAnsi="Arial" w:cs="Arial" w:hint="eastAsia"/>
+          <w:color w:val="222222"/>
+          <w:sz w:val="20"/>
+          <w:szCs w:val="20"/>
+          <w:shd w:val="clear" w:color="auto" w:fill="FFFFFF"/>
+        </w:rPr>
+        <w:t xml:space="preserve"> for real-time semantic </w:t>
+      </w:r>
+      <w:proofErr w:type="spellStart"/>
+      <w:r>
+        <w:rPr>
+          <w:rFonts w:ascii="Arial" w:hAnsi="Arial" w:cs="Arial" w:hint="eastAsia"/>
+          <w:color w:val="222222"/>
+          <w:sz w:val="20"/>
+          <w:szCs w:val="20"/>
+          <w:shd w:val="clear" w:color="auto" w:fill="FFFFFF"/>
+        </w:rPr>
+        <w:t>segmenta</w:t>
+      </w:r>
+      <w:proofErr w:type="spellEnd"/>
+      <w:r>
+        <w:rPr>
+          <w:rFonts w:ascii="Arial" w:hAnsi="Arial" w:cs="Arial" w:hint="eastAsia"/>
+          <w:color w:val="222222"/>
+          <w:sz w:val="20"/>
+          <w:szCs w:val="20"/>
+          <w:shd w:val="clear" w:color="auto" w:fill="FFFFFF"/>
+        </w:rPr>
+        <w:t>-</w:t>
+      </w:r>
+    </w:p>
+    <w:p>
+      <w:pPr>
+        <w:rPr>
+          <w:rFonts w:ascii="Arial" w:hAnsi="Arial" w:cs="Arial" w:hint="eastAsia"/>
+          <w:color w:val="222222"/>
+          <w:sz w:val="20"/>
+          <w:szCs w:val="20"/>
+          <w:shd w:val="clear" w:color="auto" w:fill="FFFFFF"/>
+        </w:rPr>
+      </w:pPr>
+      <w:proofErr w:type="spellStart"/>
+      <w:r>
+        <w:rPr>
+          <w:rFonts w:ascii="Arial" w:hAnsi="Arial" w:cs="Arial" w:hint="eastAsia"/>
+          <w:color w:val="222222"/>
+          <w:sz w:val="20"/>
+          <w:szCs w:val="20"/>
+          <w:shd w:val="clear" w:color="auto" w:fill="FFFFFF"/>
+        </w:rPr>
+        <w:t>tion</w:t>
+      </w:r>
+      <w:proofErr w:type="spellEnd"/>
+      <w:r>
+        <w:rPr>
+          <w:rFonts w:ascii="Arial" w:hAnsi="Arial" w:cs="Arial" w:hint="eastAsia"/>
+          <w:color w:val="222222"/>
+          <w:sz w:val="20"/>
+          <w:szCs w:val="20"/>
+          <w:shd w:val="clear" w:color="auto" w:fill="FFFFFF"/>
+        </w:rPr>
+        <w:t xml:space="preserve"> on high-resolution images, in: Proceedings of the European Conference on</w:t>
+      </w:r>
+    </w:p>
+    <w:p>
+      <w:pPr>
+        <w:rPr>
+          <w:rFonts w:ascii="Arial" w:hAnsi="Arial" w:cs="Arial"/>
+          <w:color w:val="222222"/>
+          <w:sz w:val="20"/>
+          <w:szCs w:val="20"/>
+          <w:shd w:val="clear" w:color="auto" w:fill="FFFFFF"/>
+        </w:rPr>
+      </w:pPr>
+      <w:r>
+        <w:rPr>
+          <w:rFonts w:ascii="Arial" w:hAnsi="Arial" w:cs="Arial" w:hint="eastAsia"/>
+          <w:color w:val="222222"/>
+          <w:sz w:val="20"/>
+          <w:szCs w:val="20"/>
+          <w:shd w:val="clear" w:color="auto" w:fill="FFFFFF"/>
+        </w:rPr>
+        <w:t>Computer Vision (ECCV), 2018, pp. 405</w:t>
+      </w:r>
+      <w:r>
+        <w:rPr>
+          <w:rFonts w:ascii="Arial" w:hAnsi="Arial" w:cs="Arial" w:hint="eastAsia"/>
+          <w:color w:val="222222"/>
+          <w:sz w:val="20"/>
+          <w:szCs w:val="20"/>
+          <w:shd w:val="clear" w:color="auto" w:fill="FFFFFF"/>
+        </w:rPr>
+        <w:t>–</w:t>
+      </w:r>
+      <w:r>
+        <w:rPr>
+          <w:rFonts w:ascii="Arial" w:hAnsi="Arial" w:cs="Arial" w:hint="eastAsia"/>
+          <w:color w:val="222222"/>
+          <w:sz w:val="20"/>
+          <w:szCs w:val="20"/>
+          <w:shd w:val="clear" w:color="auto" w:fill="FFFFFF"/>
+        </w:rPr>
+        <w:t>420.</w:t>
+      </w:r>
+    </w:p>
+    <w:p>
+      <w:pPr>
+        <w:rPr>
+          <w:rFonts w:ascii="Arial" w:hAnsi="Arial" w:cs="Arial"/>
+          <w:color w:val="222222"/>
+          <w:sz w:val="20"/>
+          <w:szCs w:val="20"/>
+          <w:shd w:val="clear" w:color="auto" w:fill="FFFFFF"/>
+        </w:rPr>
+      </w:pPr>
+    </w:p>
+    <w:p>
+      <w:pPr>
+        <w:rPr>
+          <w:rFonts w:ascii="Arial" w:hAnsi="Arial" w:cs="Arial" w:hint="eastAsia"/>
+          <w:color w:val="222222"/>
+          <w:sz w:val="20"/>
+          <w:szCs w:val="20"/>
+          <w:shd w:val="clear" w:color="auto" w:fill="FFFFFF"/>
+        </w:rPr>
+      </w:pPr>
+      <w:r>
+        <w:rPr>
+          <w:rFonts w:ascii="Arial" w:hAnsi="Arial" w:cs="Arial" w:hint="eastAsia"/>
+          <w:color w:val="222222"/>
+          <w:sz w:val="20"/>
+          <w:szCs w:val="20"/>
+          <w:shd w:val="clear" w:color="auto" w:fill="FFFFFF"/>
+        </w:rPr>
+        <w:t>G. Dong, Y. Yan, C. Shen, H. Wang, Real-time high-performance semantic image</w:t>
+      </w:r>
+    </w:p>
+    <w:p>
+      <w:pPr>
+        <w:rPr>
+          <w:rFonts w:ascii="Arial" w:hAnsi="Arial" w:cs="Arial" w:hint="eastAsia"/>
+          <w:color w:val="222222"/>
+          <w:sz w:val="20"/>
+          <w:szCs w:val="20"/>
+          <w:shd w:val="clear" w:color="auto" w:fill="FFFFFF"/>
+        </w:rPr>
+      </w:pPr>
+      <w:r>
+        <w:rPr>
+          <w:rFonts w:ascii="Arial" w:hAnsi="Arial" w:cs="Arial" w:hint="eastAsia"/>
+          <w:color w:val="222222"/>
+          <w:sz w:val="20"/>
+          <w:szCs w:val="20"/>
+          <w:shd w:val="clear" w:color="auto" w:fill="FFFFFF"/>
+        </w:rPr>
+        <w:t xml:space="preserve">segmentation of urban street scenes, IEEE Transactions on Intelligent </w:t>
+      </w:r>
+      <w:proofErr w:type="spellStart"/>
+      <w:r>
+        <w:rPr>
+          <w:rFonts w:ascii="Arial" w:hAnsi="Arial" w:cs="Arial" w:hint="eastAsia"/>
+          <w:color w:val="222222"/>
+          <w:sz w:val="20"/>
+          <w:szCs w:val="20"/>
+          <w:shd w:val="clear" w:color="auto" w:fill="FFFFFF"/>
+        </w:rPr>
+        <w:t>Transporta</w:t>
+      </w:r>
+      <w:proofErr w:type="spellEnd"/>
+      <w:r>
+        <w:rPr>
+          <w:rFonts w:ascii="Arial" w:hAnsi="Arial" w:cs="Arial" w:hint="eastAsia"/>
+          <w:color w:val="222222"/>
+          <w:sz w:val="20"/>
+          <w:szCs w:val="20"/>
+          <w:shd w:val="clear" w:color="auto" w:fill="FFFFFF"/>
+        </w:rPr>
+        <w:t>-</w:t>
+      </w:r>
+    </w:p>
+    <w:p>
+      <w:pPr>
+        <w:rPr>
+          <w:rFonts w:ascii="Arial" w:hAnsi="Arial" w:cs="Arial" w:hint="eastAsia"/>
+          <w:color w:val="222222"/>
+          <w:sz w:val="20"/>
+          <w:szCs w:val="20"/>
+          <w:shd w:val="clear" w:color="auto" w:fill="FFFFFF"/>
+        </w:rPr>
+      </w:pPr>
+      <w:proofErr w:type="spellStart"/>
+      <w:r>
+        <w:rPr>
+          <w:rFonts w:ascii="Arial" w:hAnsi="Arial" w:cs="Arial" w:hint="eastAsia"/>
+          <w:color w:val="222222"/>
+          <w:sz w:val="20"/>
+          <w:szCs w:val="20"/>
+          <w:shd w:val="clear" w:color="auto" w:fill="FFFFFF"/>
+        </w:rPr>
+        <w:t>tion</w:t>
+      </w:r>
+      <w:proofErr w:type="spellEnd"/>
+      <w:r>
+        <w:rPr>
+          <w:rFonts w:ascii="Arial" w:hAnsi="Arial" w:cs="Arial" w:hint="eastAsia"/>
+          <w:color w:val="222222"/>
+          <w:sz w:val="20"/>
+          <w:szCs w:val="20"/>
+          <w:shd w:val="clear" w:color="auto" w:fill="FFFFFF"/>
+        </w:rPr>
+        <w:t xml:space="preserve"> Systems 22 (6) (2020) 3258</w:t>
+      </w:r>
+      <w:r>
+        <w:rPr>
+          <w:rFonts w:ascii="Arial" w:hAnsi="Arial" w:cs="Arial" w:hint="eastAsia"/>
+          <w:color w:val="222222"/>
+          <w:sz w:val="20"/>
+          <w:szCs w:val="20"/>
+          <w:shd w:val="clear" w:color="auto" w:fill="FFFFFF"/>
+        </w:rPr>
+        <w:t>–</w:t>
+      </w:r>
+      <w:r>
+        <w:rPr>
+          <w:rFonts w:ascii="Arial" w:hAnsi="Arial" w:cs="Arial" w:hint="eastAsia"/>
+          <w:color w:val="222222"/>
+          <w:sz w:val="20"/>
+          <w:szCs w:val="20"/>
+          <w:shd w:val="clear" w:color="auto" w:fill="FFFFFF"/>
+        </w:rPr>
+        <w:t>3274.</w:t>
+      </w:r>
+      <w:r>
+        <w:rPr>
+          <w:rFonts w:ascii="Arial" w:hAnsi="Arial" w:cs="Arial" w:hint="eastAsia"/>
+          <w:color w:val="222222"/>
+          <w:sz w:val="20"/>
+          <w:szCs w:val="20"/>
+          <w:shd w:val="clear" w:color="auto" w:fill="FFFFFF"/>
+        </w:rPr>
+        <w:t>(LBN-AA)</w:t>
+      </w:r>
+    </w:p>
+    <w:p>
+      <w:pPr>
+        <w:rPr>
+          <w:rFonts w:ascii="Arial" w:hAnsi="Arial" w:cs="Arial"/>
+          <w:color w:val="222222"/>
+          <w:sz w:val="20"/>
+          <w:szCs w:val="20"/>
+          <w:shd w:val="clear" w:color="auto" w:fill="FFFFFF"/>
+        </w:rPr>
+      </w:pPr>
+    </w:p>
+    <w:p>
+      <w:pPr>
+        <w:rPr>
+          <w:rFonts w:ascii="Arial" w:hAnsi="Arial" w:cs="Arial" w:hint="eastAsia"/>
+          <w:color w:val="222222"/>
+          <w:sz w:val="20"/>
+          <w:szCs w:val="20"/>
+          <w:shd w:val="clear" w:color="auto" w:fill="FFFFFF"/>
+        </w:rPr>
+      </w:pPr>
+      <w:r>
+        <w:rPr>
+          <w:rFonts w:ascii="Arial" w:hAnsi="Arial" w:cs="Arial" w:hint="eastAsia"/>
+          <w:color w:val="222222"/>
+          <w:sz w:val="20"/>
+          <w:szCs w:val="20"/>
+          <w:shd w:val="clear" w:color="auto" w:fill="FFFFFF"/>
+        </w:rPr>
+        <w:t xml:space="preserve">J. Fan, F. Wang, H. Chu, X. Hu, Y. Cheng, B. Gao, </w:t>
+      </w:r>
+      <w:proofErr w:type="spellStart"/>
+      <w:r>
+        <w:rPr>
+          <w:rFonts w:ascii="Arial" w:hAnsi="Arial" w:cs="Arial" w:hint="eastAsia"/>
+          <w:color w:val="222222"/>
+          <w:sz w:val="20"/>
+          <w:szCs w:val="20"/>
+          <w:shd w:val="clear" w:color="auto" w:fill="FFFFFF"/>
+        </w:rPr>
+        <w:t>MLFNet</w:t>
+      </w:r>
+      <w:proofErr w:type="spellEnd"/>
+      <w:r>
+        <w:rPr>
+          <w:rFonts w:ascii="Arial" w:hAnsi="Arial" w:cs="Arial" w:hint="eastAsia"/>
+          <w:color w:val="222222"/>
+          <w:sz w:val="20"/>
+          <w:szCs w:val="20"/>
+          <w:shd w:val="clear" w:color="auto" w:fill="FFFFFF"/>
+        </w:rPr>
+        <w:t>: Multi-level fu-</w:t>
+      </w:r>
+    </w:p>
+    <w:p>
+      <w:pPr>
+        <w:rPr>
+          <w:rFonts w:ascii="Arial" w:hAnsi="Arial" w:cs="Arial" w:hint="eastAsia"/>
+          <w:color w:val="222222"/>
+          <w:sz w:val="20"/>
+          <w:szCs w:val="20"/>
+          <w:shd w:val="clear" w:color="auto" w:fill="FFFFFF"/>
+        </w:rPr>
+      </w:pPr>
+      <w:proofErr w:type="spellStart"/>
+      <w:r>
+        <w:rPr>
+          <w:rFonts w:ascii="Arial" w:hAnsi="Arial" w:cs="Arial" w:hint="eastAsia"/>
+          <w:color w:val="222222"/>
+          <w:sz w:val="20"/>
+          <w:szCs w:val="20"/>
+          <w:shd w:val="clear" w:color="auto" w:fill="FFFFFF"/>
+        </w:rPr>
+        <w:t>sion</w:t>
+      </w:r>
+      <w:proofErr w:type="spellEnd"/>
+      <w:r>
+        <w:rPr>
+          <w:rFonts w:ascii="Arial" w:hAnsi="Arial" w:cs="Arial" w:hint="eastAsia"/>
+          <w:color w:val="222222"/>
+          <w:sz w:val="20"/>
+          <w:szCs w:val="20"/>
+          <w:shd w:val="clear" w:color="auto" w:fill="FFFFFF"/>
+        </w:rPr>
+        <w:t xml:space="preserve"> network for real-time semantic segmentation of autonomous driving, IEEE</w:t>
+      </w:r>
+    </w:p>
+    <w:p>
+      <w:pPr>
+        <w:rPr>
+          <w:rFonts w:ascii="Arial" w:hAnsi="Arial" w:cs="Arial"/>
+          <w:color w:val="222222"/>
+          <w:sz w:val="20"/>
+          <w:szCs w:val="20"/>
+          <w:shd w:val="clear" w:color="auto" w:fill="FFFFFF"/>
+        </w:rPr>
+      </w:pPr>
+      <w:r>
+        <w:rPr>
+          <w:rFonts w:ascii="Arial" w:hAnsi="Arial" w:cs="Arial" w:hint="eastAsia"/>
+          <w:color w:val="222222"/>
+          <w:sz w:val="20"/>
+          <w:szCs w:val="20"/>
+          <w:shd w:val="clear" w:color="auto" w:fill="FFFFFF"/>
+        </w:rPr>
+        <w:t>Transactions on Intelligent Vehicles 8 (1) (2023) 756</w:t>
+      </w:r>
+      <w:r>
+        <w:rPr>
+          <w:rFonts w:ascii="Arial" w:hAnsi="Arial" w:cs="Arial" w:hint="eastAsia"/>
+          <w:color w:val="222222"/>
+          <w:sz w:val="20"/>
+          <w:szCs w:val="20"/>
+          <w:shd w:val="clear" w:color="auto" w:fill="FFFFFF"/>
+        </w:rPr>
+        <w:t>–</w:t>
+      </w:r>
+      <w:r>
+        <w:rPr>
+          <w:rFonts w:ascii="Arial" w:hAnsi="Arial" w:cs="Arial" w:hint="eastAsia"/>
+          <w:color w:val="222222"/>
+          <w:sz w:val="20"/>
+          <w:szCs w:val="20"/>
+          <w:shd w:val="clear" w:color="auto" w:fill="FFFFFF"/>
+        </w:rPr>
+        <w:t>767.</w:t>
+      </w:r>
+    </w:p>
+    <w:p>
+      <w:pPr>
+        <w:rPr>
+          <w:rFonts w:ascii="Arial" w:hAnsi="Arial" w:cs="Arial"/>
+          <w:color w:val="222222"/>
+          <w:sz w:val="20"/>
+          <w:szCs w:val="20"/>
+          <w:shd w:val="clear" w:color="auto" w:fill="FFFFFF"/>
+        </w:rPr>
+      </w:pPr>
+    </w:p>
+    <w:p>
+      <w:pPr>
+        <w:rPr>
+          <w:rFonts w:ascii="Arial" w:hAnsi="Arial" w:cs="Arial" w:hint="eastAsia"/>
+          <w:color w:val="222222"/>
+          <w:sz w:val="20"/>
+          <w:szCs w:val="20"/>
+          <w:shd w:val="clear" w:color="auto" w:fill="FFFFFF"/>
+        </w:rPr>
+      </w:pPr>
+      <w:r>
+        <w:rPr>
+          <w:rFonts w:ascii="Arial" w:hAnsi="Arial" w:cs="Arial"/>
+          <w:color w:val="222222"/>
+          <w:sz w:val="20"/>
+          <w:szCs w:val="20"/>
+          <w:shd w:val="clear" w:color="auto" w:fill="FFFFFF"/>
+        </w:rPr>
+        <w:t xml:space="preserve">Peng, </w:t>
+      </w:r>
+      <w:proofErr w:type="spellStart"/>
+      <w:r>
+        <w:rPr>
+          <w:rFonts w:ascii="Arial" w:hAnsi="Arial" w:cs="Arial"/>
+          <w:color w:val="222222"/>
+          <w:sz w:val="20"/>
+          <w:szCs w:val="20"/>
+          <w:shd w:val="clear" w:color="auto" w:fill="FFFFFF"/>
+        </w:rPr>
+        <w:t>Juncai</w:t>
+      </w:r>
+      <w:proofErr w:type="spellEnd"/>
+      <w:r>
+        <w:rPr>
+          <w:rFonts w:ascii="Arial" w:hAnsi="Arial" w:cs="Arial"/>
+          <w:color w:val="222222"/>
+          <w:sz w:val="20"/>
+          <w:szCs w:val="20"/>
+          <w:shd w:val="clear" w:color="auto" w:fill="FFFFFF"/>
+        </w:rPr>
+        <w:t xml:space="preserve">, Yi Liu, Shiyu Tang, Yuying Hao, Lutao Chu, Guowei Chen, </w:t>
+      </w:r>
+      <w:proofErr w:type="spellStart"/>
+      <w:r>
+        <w:rPr>
+          <w:rFonts w:ascii="Arial" w:hAnsi="Arial" w:cs="Arial"/>
+          <w:color w:val="222222"/>
+          <w:sz w:val="20"/>
+          <w:szCs w:val="20"/>
+          <w:shd w:val="clear" w:color="auto" w:fill="FFFFFF"/>
+        </w:rPr>
+        <w:t>Zewu</w:t>
+      </w:r>
+      <w:proofErr w:type="spellEnd"/>
+      <w:r>
+        <w:rPr>
+          <w:rFonts w:ascii="Arial" w:hAnsi="Arial" w:cs="Arial"/>
+          <w:color w:val="222222"/>
+          <w:sz w:val="20"/>
+          <w:szCs w:val="20"/>
+          <w:shd w:val="clear" w:color="auto" w:fill="FFFFFF"/>
+        </w:rPr>
+        <w:t xml:space="preserve"> Wu et al. "Pp-</w:t>
+      </w:r>
+      <w:proofErr w:type="spellStart"/>
+      <w:r>
+        <w:rPr>
+          <w:rFonts w:ascii="Arial" w:hAnsi="Arial" w:cs="Arial"/>
+          <w:color w:val="222222"/>
+          <w:sz w:val="20"/>
+          <w:szCs w:val="20"/>
+          <w:shd w:val="clear" w:color="auto" w:fill="FFFFFF"/>
+        </w:rPr>
+        <w:t>liteseg</w:t>
+      </w:r>
+      <w:proofErr w:type="spellEnd"/>
+      <w:r>
+        <w:rPr>
+          <w:rFonts w:ascii="Arial" w:hAnsi="Arial" w:cs="Arial"/>
+          <w:color w:val="222222"/>
+          <w:sz w:val="20"/>
+          <w:szCs w:val="20"/>
+          <w:shd w:val="clear" w:color="auto" w:fill="FFFFFF"/>
+        </w:rPr>
+        <w:t>: A superior real-time semantic segmentation model." </w:t>
+      </w:r>
+      <w:proofErr w:type="spellStart"/>
+      <w:r>
+        <w:rPr>
+          <w:rFonts w:ascii="Arial" w:hAnsi="Arial" w:cs="Arial"/>
+          <w:i/>
+          <w:iCs/>
+          <w:color w:val="222222"/>
+          <w:sz w:val="20"/>
+          <w:szCs w:val="20"/>
+          <w:shd w:val="clear" w:color="auto" w:fill="FFFFFF"/>
+        </w:rPr>
+        <w:t>arXiv</w:t>
+      </w:r>
+      <w:proofErr w:type="spellEnd"/>
+      <w:r>
+        <w:rPr>
+          <w:rFonts w:ascii="Arial" w:hAnsi="Arial" w:cs="Arial"/>
+          <w:i/>
+          <w:iCs/>
+          <w:color w:val="222222"/>
+          <w:sz w:val="20"/>
+          <w:szCs w:val="20"/>
+          <w:shd w:val="clear" w:color="auto" w:fill="FFFFFF"/>
+        </w:rPr>
+        <w:t xml:space="preserve"> preprint arXiv:2204.02681</w:t>
+      </w:r>
+      <w:r>
+        <w:rPr>
+          <w:rFonts w:ascii="Arial" w:hAnsi="Arial" w:cs="Arial"/>
+          <w:color w:val="222222"/>
+          <w:sz w:val="20"/>
+          <w:szCs w:val="20"/>
+          <w:shd w:val="clear" w:color="auto" w:fill="FFFFFF"/>
+        </w:rPr>
+        <w:t> (2022).</w:t>
+      </w:r>
+    </w:p>
+    <w:p>
+      <w:pPr>
+        <w:rPr>
+          <w:rFonts w:ascii="Arial" w:hAnsi="Arial" w:cs="Arial"/>
+          <w:color w:val="222222"/>
+          <w:sz w:val="20"/>
+          <w:szCs w:val="20"/>
+          <w:shd w:val="clear" w:color="auto" w:fill="FFFFFF"/>
+        </w:rPr>
+      </w:pPr>
+    </w:p>
+    <w:p>
+      <w:pPr>
+        <w:rPr>
+          <w:rFonts w:ascii="Arial" w:hAnsi="Arial" w:cs="Arial" w:hint="eastAsia"/>
+          <w:color w:val="222222"/>
+          <w:sz w:val="20"/>
+          <w:szCs w:val="20"/>
+          <w:shd w:val="clear" w:color="auto" w:fill="FFFFFF"/>
+        </w:rPr>
+      </w:pPr>
+      <w:r>
+        <w:rPr>
+          <w:rFonts w:ascii="Arial" w:hAnsi="Arial" w:cs="Arial" w:hint="eastAsia"/>
+          <w:color w:val="222222"/>
+          <w:sz w:val="20"/>
+          <w:szCs w:val="20"/>
+          <w:shd w:val="clear" w:color="auto" w:fill="FFFFFF"/>
+        </w:rPr>
+        <w:t xml:space="preserve">W. Chen, X. Gong, X. Liu, Q. Zhang, Y. Li, Z. Wang, </w:t>
+      </w:r>
+      <w:proofErr w:type="spellStart"/>
+      <w:r>
+        <w:rPr>
+          <w:rFonts w:ascii="Arial" w:hAnsi="Arial" w:cs="Arial" w:hint="eastAsia"/>
+          <w:color w:val="222222"/>
+          <w:sz w:val="20"/>
+          <w:szCs w:val="20"/>
+          <w:shd w:val="clear" w:color="auto" w:fill="FFFFFF"/>
+        </w:rPr>
+        <w:t>Fasterseg</w:t>
+      </w:r>
+      <w:proofErr w:type="spellEnd"/>
+      <w:r>
+        <w:rPr>
+          <w:rFonts w:ascii="Arial" w:hAnsi="Arial" w:cs="Arial" w:hint="eastAsia"/>
+          <w:color w:val="222222"/>
+          <w:sz w:val="20"/>
+          <w:szCs w:val="20"/>
+          <w:shd w:val="clear" w:color="auto" w:fill="FFFFFF"/>
+        </w:rPr>
+        <w:t>: Searching for</w:t>
+      </w:r>
+    </w:p>
+    <w:p>
+      <w:pPr>
+        <w:rPr>
+          <w:rFonts w:ascii="Arial" w:hAnsi="Arial" w:cs="Arial"/>
+          <w:color w:val="222222"/>
+          <w:sz w:val="20"/>
+          <w:szCs w:val="20"/>
+          <w:shd w:val="clear" w:color="auto" w:fill="FFFFFF"/>
+        </w:rPr>
+      </w:pPr>
+      <w:r>
+        <w:rPr>
+          <w:rFonts w:ascii="Arial" w:hAnsi="Arial" w:cs="Arial" w:hint="eastAsia"/>
+          <w:color w:val="222222"/>
+          <w:sz w:val="20"/>
+          <w:szCs w:val="20"/>
+          <w:shd w:val="clear" w:color="auto" w:fill="FFFFFF"/>
+        </w:rPr>
+        <w:t xml:space="preserve">faster real-time semantic segmentation, </w:t>
+      </w:r>
+      <w:proofErr w:type="spellStart"/>
+      <w:r>
+        <w:rPr>
+          <w:rFonts w:ascii="Arial" w:hAnsi="Arial" w:cs="Arial" w:hint="eastAsia"/>
+          <w:color w:val="222222"/>
+          <w:sz w:val="20"/>
+          <w:szCs w:val="20"/>
+          <w:shd w:val="clear" w:color="auto" w:fill="FFFFFF"/>
+        </w:rPr>
+        <w:t>arXiv</w:t>
+      </w:r>
+      <w:proofErr w:type="spellEnd"/>
+      <w:r>
+        <w:rPr>
+          <w:rFonts w:ascii="Arial" w:hAnsi="Arial" w:cs="Arial" w:hint="eastAsia"/>
+          <w:color w:val="222222"/>
+          <w:sz w:val="20"/>
+          <w:szCs w:val="20"/>
+          <w:shd w:val="clear" w:color="auto" w:fill="FFFFFF"/>
+        </w:rPr>
+        <w:t xml:space="preserve"> preprint arXiv:1912.10917.</w:t>
+      </w:r>
+    </w:p>
+    <w:p>
+      <w:pPr>
+        <w:rPr>
+          <w:rFonts w:ascii="Arial" w:hAnsi="Arial" w:cs="Arial"/>
+          <w:color w:val="222222"/>
+          <w:sz w:val="20"/>
+          <w:szCs w:val="20"/>
+          <w:shd w:val="clear" w:color="auto" w:fill="FFFFFF"/>
+        </w:rPr>
+      </w:pPr>
+    </w:p>
+    <w:p>
+      <w:pPr>
+        <w:rPr>
+          <w:rFonts w:ascii="Arial" w:hAnsi="Arial" w:cs="Arial" w:hint="eastAsia"/>
+          <w:color w:val="222222"/>
+          <w:sz w:val="20"/>
+          <w:szCs w:val="20"/>
+          <w:shd w:val="clear" w:color="auto" w:fill="FFFFFF"/>
+        </w:rPr>
+      </w:pPr>
+      <w:r>
+        <w:rPr>
+          <w:rFonts w:ascii="Arial" w:hAnsi="Arial" w:cs="Arial" w:hint="eastAsia"/>
+          <w:color w:val="222222"/>
+          <w:sz w:val="20"/>
+          <w:szCs w:val="20"/>
+          <w:shd w:val="clear" w:color="auto" w:fill="FFFFFF"/>
+        </w:rPr>
+        <w:t xml:space="preserve">J. Fan, B. Gao, Q. Ge, Y. Ran, J. Zhang, H. Chu, </w:t>
+      </w:r>
+      <w:proofErr w:type="spellStart"/>
+      <w:r>
+        <w:rPr>
+          <w:rFonts w:ascii="Arial" w:hAnsi="Arial" w:cs="Arial" w:hint="eastAsia"/>
+          <w:color w:val="222222"/>
+          <w:sz w:val="20"/>
+          <w:szCs w:val="20"/>
+          <w:shd w:val="clear" w:color="auto" w:fill="FFFFFF"/>
+        </w:rPr>
+        <w:t>Segtransconv</w:t>
+      </w:r>
+      <w:proofErr w:type="spellEnd"/>
+      <w:r>
+        <w:rPr>
+          <w:rFonts w:ascii="Arial" w:hAnsi="Arial" w:cs="Arial" w:hint="eastAsia"/>
+          <w:color w:val="222222"/>
+          <w:sz w:val="20"/>
+          <w:szCs w:val="20"/>
+          <w:shd w:val="clear" w:color="auto" w:fill="FFFFFF"/>
+        </w:rPr>
+        <w:t>: Transformer and</w:t>
+      </w:r>
+    </w:p>
+    <w:p>
+      <w:pPr>
+        <w:rPr>
+          <w:rFonts w:ascii="Arial" w:hAnsi="Arial" w:cs="Arial" w:hint="eastAsia"/>
+          <w:color w:val="222222"/>
+          <w:sz w:val="20"/>
+          <w:szCs w:val="20"/>
+          <w:shd w:val="clear" w:color="auto" w:fill="FFFFFF"/>
+        </w:rPr>
+      </w:pPr>
+      <w:proofErr w:type="spellStart"/>
+      <w:r>
+        <w:rPr>
+          <w:rFonts w:ascii="Arial" w:hAnsi="Arial" w:cs="Arial" w:hint="eastAsia"/>
+          <w:color w:val="222222"/>
+          <w:sz w:val="20"/>
+          <w:szCs w:val="20"/>
+          <w:shd w:val="clear" w:color="auto" w:fill="FFFFFF"/>
+        </w:rPr>
+        <w:t>cnn</w:t>
+      </w:r>
+      <w:proofErr w:type="spellEnd"/>
+      <w:r>
+        <w:rPr>
+          <w:rFonts w:ascii="Arial" w:hAnsi="Arial" w:cs="Arial" w:hint="eastAsia"/>
+          <w:color w:val="222222"/>
+          <w:sz w:val="20"/>
+          <w:szCs w:val="20"/>
+          <w:shd w:val="clear" w:color="auto" w:fill="FFFFFF"/>
+        </w:rPr>
+        <w:t xml:space="preserve"> hybrid method for real-time semantic segmentation of autonomous vehicles,</w:t>
+      </w:r>
+      <w:r>
+        <w:rPr>
+          <w:rFonts w:hint="eastAsia"/>
+        </w:rPr>
+        <w:t xml:space="preserve"> </w:t>
+      </w:r>
+      <w:r>
+        <w:rPr>
+          <w:rFonts w:ascii="Arial" w:hAnsi="Arial" w:cs="Arial" w:hint="eastAsia"/>
+          <w:color w:val="222222"/>
+          <w:sz w:val="20"/>
+          <w:szCs w:val="20"/>
+          <w:shd w:val="clear" w:color="auto" w:fill="FFFFFF"/>
+        </w:rPr>
+        <w:t>IEEE Transactions on Intelligent Transportation Systems 25 (2) (2024) 1586</w:t>
+      </w:r>
+      <w:r>
+        <w:rPr>
+          <w:rFonts w:ascii="Arial" w:hAnsi="Arial" w:cs="Arial" w:hint="eastAsia"/>
+          <w:color w:val="222222"/>
+          <w:sz w:val="20"/>
+          <w:szCs w:val="20"/>
+          <w:shd w:val="clear" w:color="auto" w:fill="FFFFFF"/>
+        </w:rPr>
+        <w:t>–</w:t>
+      </w:r>
+    </w:p>
+    <w:p>
+      <w:pPr>
+        <w:rPr>
+          <w:rFonts w:ascii="Arial" w:hAnsi="Arial" w:cs="Arial"/>
+          <w:color w:val="222222"/>
+          <w:sz w:val="20"/>
+          <w:szCs w:val="20"/>
+          <w:shd w:val="clear" w:color="auto" w:fill="FFFFFF"/>
+        </w:rPr>
+      </w:pPr>
+      <w:r>
+        <w:rPr>
+          <w:rFonts w:ascii="Arial" w:hAnsi="Arial" w:cs="Arial" w:hint="eastAsia"/>
+          <w:color w:val="222222"/>
+          <w:sz w:val="20"/>
+          <w:szCs w:val="20"/>
+          <w:shd w:val="clear" w:color="auto" w:fill="FFFFFF"/>
+        </w:rPr>
+        <w:lastRenderedPageBreak/>
+        <w:t>1601.</w:t>
+      </w:r>
+    </w:p>
+    <w:p>
+      <w:pPr>
+        <w:rPr>
+          <w:rFonts w:ascii="Arial" w:hAnsi="Arial" w:cs="Arial" w:hint="eastAsia"/>
+          <w:color w:val="222222"/>
+          <w:sz w:val="20"/>
+          <w:szCs w:val="20"/>
+          <w:shd w:val="clear" w:color="auto" w:fill="FFFFFF"/>
+        </w:rPr>
+      </w:pPr>
+      <w:r>
+        <w:rPr>
+          <w:rFonts w:ascii="Arial" w:hAnsi="Arial" w:cs="Arial" w:hint="eastAsia"/>
+          <w:color w:val="222222"/>
+          <w:sz w:val="20"/>
+          <w:szCs w:val="20"/>
+          <w:shd w:val="clear" w:color="auto" w:fill="FFFFFF"/>
+        </w:rPr>
+        <w:t xml:space="preserve">Z. Yuan, J. Zhang, Y. Wang, S. Shan, X. Chen, Towards robust semantic </w:t>
+      </w:r>
+      <w:proofErr w:type="spellStart"/>
+      <w:r>
+        <w:rPr>
+          <w:rFonts w:ascii="Arial" w:hAnsi="Arial" w:cs="Arial" w:hint="eastAsia"/>
+          <w:color w:val="222222"/>
+          <w:sz w:val="20"/>
+          <w:szCs w:val="20"/>
+          <w:shd w:val="clear" w:color="auto" w:fill="FFFFFF"/>
+        </w:rPr>
+        <w:t>segmen</w:t>
+      </w:r>
+      <w:proofErr w:type="spellEnd"/>
+      <w:r>
+        <w:rPr>
+          <w:rFonts w:ascii="Arial" w:hAnsi="Arial" w:cs="Arial" w:hint="eastAsia"/>
+          <w:color w:val="222222"/>
+          <w:sz w:val="20"/>
+          <w:szCs w:val="20"/>
+          <w:shd w:val="clear" w:color="auto" w:fill="FFFFFF"/>
+        </w:rPr>
+        <w:t>-</w:t>
+      </w:r>
+    </w:p>
+    <w:p>
+      <w:pPr>
+        <w:rPr>
+          <w:rFonts w:ascii="Arial" w:hAnsi="Arial" w:cs="Arial" w:hint="eastAsia"/>
+          <w:color w:val="222222"/>
+          <w:sz w:val="20"/>
+          <w:szCs w:val="20"/>
+          <w:shd w:val="clear" w:color="auto" w:fill="FFFFFF"/>
+        </w:rPr>
+      </w:pPr>
+      <w:proofErr w:type="spellStart"/>
+      <w:r>
+        <w:rPr>
+          <w:rFonts w:ascii="Arial" w:hAnsi="Arial" w:cs="Arial" w:hint="eastAsia"/>
+          <w:color w:val="222222"/>
+          <w:sz w:val="20"/>
+          <w:szCs w:val="20"/>
+          <w:shd w:val="clear" w:color="auto" w:fill="FFFFFF"/>
+        </w:rPr>
+        <w:t>tation</w:t>
+      </w:r>
+      <w:proofErr w:type="spellEnd"/>
+      <w:r>
+        <w:rPr>
+          <w:rFonts w:ascii="Arial" w:hAnsi="Arial" w:cs="Arial" w:hint="eastAsia"/>
+          <w:color w:val="222222"/>
+          <w:sz w:val="20"/>
+          <w:szCs w:val="20"/>
+          <w:shd w:val="clear" w:color="auto" w:fill="FFFFFF"/>
+        </w:rPr>
+        <w:t xml:space="preserve"> against patch-based attack via attention refinement, International Journal of</w:t>
+      </w:r>
+    </w:p>
+    <w:p>
+      <w:pPr>
+        <w:rPr>
+          <w:rFonts w:ascii="Arial" w:hAnsi="Arial" w:cs="Arial" w:hint="eastAsia"/>
+          <w:color w:val="222222"/>
+          <w:sz w:val="20"/>
+          <w:szCs w:val="20"/>
+          <w:shd w:val="clear" w:color="auto" w:fill="FFFFFF"/>
+        </w:rPr>
+      </w:pPr>
+      <w:r>
+        <w:rPr>
+          <w:rFonts w:ascii="Arial" w:hAnsi="Arial" w:cs="Arial" w:hint="eastAsia"/>
+          <w:color w:val="222222"/>
+          <w:sz w:val="20"/>
+          <w:szCs w:val="20"/>
+          <w:shd w:val="clear" w:color="auto" w:fill="FFFFFF"/>
+        </w:rPr>
+        <w:t>Computer Vision 132 (11) (2024) 5270</w:t>
+      </w:r>
+      <w:r>
+        <w:rPr>
+          <w:rFonts w:ascii="Arial" w:hAnsi="Arial" w:cs="Arial" w:hint="eastAsia"/>
+          <w:color w:val="222222"/>
+          <w:sz w:val="20"/>
+          <w:szCs w:val="20"/>
+          <w:shd w:val="clear" w:color="auto" w:fill="FFFFFF"/>
+        </w:rPr>
+        <w:t>–</w:t>
+      </w:r>
+      <w:r>
+        <w:rPr>
+          <w:rFonts w:ascii="Arial" w:hAnsi="Arial" w:cs="Arial" w:hint="eastAsia"/>
+          <w:color w:val="222222"/>
+          <w:sz w:val="20"/>
+          <w:szCs w:val="20"/>
+          <w:shd w:val="clear" w:color="auto" w:fill="FFFFFF"/>
+        </w:rPr>
+        <w:t>5292.</w:t>
+      </w:r>
+      <w:r>
+        <w:rPr>
+          <w:rFonts w:ascii="Arial" w:hAnsi="Arial" w:cs="Arial" w:hint="eastAsia"/>
+          <w:color w:val="222222"/>
+          <w:sz w:val="20"/>
+          <w:szCs w:val="20"/>
+          <w:shd w:val="clear" w:color="auto" w:fill="FFFFFF"/>
+        </w:rPr>
+        <w:t>(RAM)</w:t>
+      </w:r>
+    </w:p>
+    <w:p>
+      <w:pPr>
+        <w:rPr>
+          <w:rFonts w:ascii="Arial" w:hAnsi="Arial" w:cs="Arial"/>
+          <w:color w:val="222222"/>
+          <w:sz w:val="20"/>
+          <w:szCs w:val="20"/>
+          <w:shd w:val="clear" w:color="auto" w:fill="FFFFFF"/>
+        </w:rPr>
+      </w:pPr>
+    </w:p>
+    <w:p>
+      <w:pPr>
+        <w:rPr>
+          <w:rFonts w:ascii="Arial" w:hAnsi="Arial" w:cs="Arial" w:hint="eastAsia"/>
+          <w:color w:val="222222"/>
+          <w:sz w:val="20"/>
+          <w:szCs w:val="20"/>
+          <w:shd w:val="clear" w:color="auto" w:fill="FFFFFF"/>
+        </w:rPr>
+      </w:pPr>
+      <w:r>
+        <w:rPr>
+          <w:rFonts w:ascii="Arial" w:hAnsi="Arial" w:cs="Arial" w:hint="eastAsia"/>
+          <w:color w:val="222222"/>
+          <w:sz w:val="20"/>
+          <w:szCs w:val="20"/>
+          <w:shd w:val="clear" w:color="auto" w:fill="FFFFFF"/>
+        </w:rPr>
+        <w:t xml:space="preserve">Q. Wan, Z. Huang, J. Lu, G. Yu, L. Zhang, </w:t>
+      </w:r>
+      <w:proofErr w:type="spellStart"/>
+      <w:r>
+        <w:rPr>
+          <w:rFonts w:ascii="Arial" w:hAnsi="Arial" w:cs="Arial" w:hint="eastAsia"/>
+          <w:color w:val="222222"/>
+          <w:sz w:val="20"/>
+          <w:szCs w:val="20"/>
+          <w:shd w:val="clear" w:color="auto" w:fill="FFFFFF"/>
+        </w:rPr>
+        <w:t>Seaformer</w:t>
+      </w:r>
+      <w:proofErr w:type="spellEnd"/>
+      <w:r>
+        <w:rPr>
+          <w:rFonts w:ascii="Arial" w:hAnsi="Arial" w:cs="Arial" w:hint="eastAsia"/>
+          <w:color w:val="222222"/>
+          <w:sz w:val="20"/>
+          <w:szCs w:val="20"/>
+          <w:shd w:val="clear" w:color="auto" w:fill="FFFFFF"/>
+        </w:rPr>
+        <w:t>: Squeeze-enhanced axial</w:t>
+      </w:r>
+    </w:p>
+    <w:p>
+      <w:pPr>
+        <w:rPr>
+          <w:rFonts w:ascii="Arial" w:hAnsi="Arial" w:cs="Arial" w:hint="eastAsia"/>
+          <w:color w:val="222222"/>
+          <w:sz w:val="20"/>
+          <w:szCs w:val="20"/>
+          <w:shd w:val="clear" w:color="auto" w:fill="FFFFFF"/>
+        </w:rPr>
+      </w:pPr>
+      <w:r>
+        <w:rPr>
+          <w:rFonts w:ascii="Arial" w:hAnsi="Arial" w:cs="Arial" w:hint="eastAsia"/>
+          <w:color w:val="222222"/>
+          <w:sz w:val="20"/>
+          <w:szCs w:val="20"/>
+          <w:shd w:val="clear" w:color="auto" w:fill="FFFFFF"/>
+        </w:rPr>
+        <w:t>transformer for mobile semantic segmentation, in: Proceedings of the Interna-</w:t>
+      </w:r>
+    </w:p>
+    <w:p>
+      <w:pPr>
+        <w:rPr>
+          <w:rFonts w:ascii="Arial" w:hAnsi="Arial" w:cs="Arial"/>
+          <w:color w:val="222222"/>
+          <w:sz w:val="20"/>
+          <w:szCs w:val="20"/>
+          <w:shd w:val="clear" w:color="auto" w:fill="FFFFFF"/>
+        </w:rPr>
+      </w:pPr>
+      <w:proofErr w:type="spellStart"/>
+      <w:r>
+        <w:rPr>
+          <w:rFonts w:ascii="Arial" w:hAnsi="Arial" w:cs="Arial" w:hint="eastAsia"/>
+          <w:color w:val="222222"/>
+          <w:sz w:val="20"/>
+          <w:szCs w:val="20"/>
+          <w:shd w:val="clear" w:color="auto" w:fill="FFFFFF"/>
+        </w:rPr>
+        <w:t>tional</w:t>
+      </w:r>
+      <w:proofErr w:type="spellEnd"/>
+      <w:r>
+        <w:rPr>
+          <w:rFonts w:ascii="Arial" w:hAnsi="Arial" w:cs="Arial" w:hint="eastAsia"/>
+          <w:color w:val="222222"/>
+          <w:sz w:val="20"/>
+          <w:szCs w:val="20"/>
+          <w:shd w:val="clear" w:color="auto" w:fill="FFFFFF"/>
+        </w:rPr>
+        <w:t xml:space="preserve"> Conference on Learning Representations, 2023.</w:t>
+      </w:r>
+    </w:p>
+    <w:p>
+      <w:pPr>
+        <w:rPr>
+          <w:rFonts w:ascii="Arial" w:hAnsi="Arial" w:cs="Arial"/>
+          <w:color w:val="222222"/>
+          <w:sz w:val="20"/>
+          <w:szCs w:val="20"/>
+          <w:shd w:val="clear" w:color="auto" w:fill="FFFFFF"/>
+        </w:rPr>
+      </w:pPr>
+    </w:p>
+    <w:p>
+      <w:pPr>
+        <w:rPr>
+          <w:rFonts w:ascii="Arial" w:hAnsi="Arial" w:cs="Arial" w:hint="eastAsia"/>
+          <w:color w:val="222222"/>
+          <w:sz w:val="20"/>
+          <w:szCs w:val="20"/>
+          <w:shd w:val="clear" w:color="auto" w:fill="FFFFFF"/>
+        </w:rPr>
+      </w:pPr>
+      <w:r>
+        <w:rPr>
+          <w:rFonts w:ascii="Arial" w:hAnsi="Arial" w:cs="Arial" w:hint="eastAsia"/>
+          <w:color w:val="222222"/>
+          <w:sz w:val="20"/>
+          <w:szCs w:val="20"/>
+          <w:shd w:val="clear" w:color="auto" w:fill="FFFFFF"/>
+        </w:rPr>
+        <w:t>H. Shi, M. Hayat, J. Cai, Transformer scale gate for semantic segmentation,</w:t>
+      </w:r>
+    </w:p>
+    <w:p>
+      <w:pPr>
+        <w:rPr>
+          <w:rFonts w:ascii="Arial" w:hAnsi="Arial" w:cs="Arial" w:hint="eastAsia"/>
+          <w:color w:val="222222"/>
+          <w:sz w:val="20"/>
+          <w:szCs w:val="20"/>
+          <w:shd w:val="clear" w:color="auto" w:fill="FFFFFF"/>
+        </w:rPr>
+      </w:pPr>
+      <w:r>
+        <w:rPr>
+          <w:rFonts w:ascii="Arial" w:hAnsi="Arial" w:cs="Arial" w:hint="eastAsia"/>
+          <w:color w:val="222222"/>
+          <w:sz w:val="20"/>
+          <w:szCs w:val="20"/>
+          <w:shd w:val="clear" w:color="auto" w:fill="FFFFFF"/>
+        </w:rPr>
+        <w:t>in: Proceedings of the IEEE/CVF Conference on Computer Vision and Pattern</w:t>
+      </w:r>
+    </w:p>
+    <w:p>
+      <w:pPr>
+        <w:rPr>
+          <w:rFonts w:ascii="Arial" w:hAnsi="Arial" w:cs="Arial" w:hint="eastAsia"/>
+          <w:color w:val="222222"/>
+          <w:sz w:val="20"/>
+          <w:szCs w:val="20"/>
+          <w:shd w:val="clear" w:color="auto" w:fill="FFFFFF"/>
+        </w:rPr>
+      </w:pPr>
+      <w:r>
+        <w:rPr>
+          <w:rFonts w:ascii="Arial" w:hAnsi="Arial" w:cs="Arial" w:hint="eastAsia"/>
+          <w:color w:val="222222"/>
+          <w:sz w:val="20"/>
+          <w:szCs w:val="20"/>
+          <w:shd w:val="clear" w:color="auto" w:fill="FFFFFF"/>
+        </w:rPr>
+        <w:t>Recognition, 2023, pp. 3051</w:t>
+      </w:r>
+      <w:r>
+        <w:rPr>
+          <w:rFonts w:ascii="Arial" w:hAnsi="Arial" w:cs="Arial" w:hint="eastAsia"/>
+          <w:color w:val="222222"/>
+          <w:sz w:val="20"/>
+          <w:szCs w:val="20"/>
+          <w:shd w:val="clear" w:color="auto" w:fill="FFFFFF"/>
+        </w:rPr>
+        <w:t>–</w:t>
+      </w:r>
+      <w:r>
+        <w:rPr>
+          <w:rFonts w:ascii="Arial" w:hAnsi="Arial" w:cs="Arial" w:hint="eastAsia"/>
+          <w:color w:val="222222"/>
+          <w:sz w:val="20"/>
+          <w:szCs w:val="20"/>
+          <w:shd w:val="clear" w:color="auto" w:fill="FFFFFF"/>
+        </w:rPr>
+        <w:t>3060.</w:t>
+      </w:r>
+      <w:r>
+        <w:rPr>
+          <w:rFonts w:ascii="Arial" w:hAnsi="Arial" w:cs="Arial" w:hint="eastAsia"/>
+          <w:color w:val="222222"/>
+          <w:sz w:val="20"/>
+          <w:szCs w:val="20"/>
+          <w:shd w:val="clear" w:color="auto" w:fill="FFFFFF"/>
+        </w:rPr>
+        <w:t xml:space="preserve"> (</w:t>
+      </w:r>
+      <w:r>
+        <w:rPr>
+          <w:rFonts w:ascii="Arial" w:hAnsi="Arial" w:cs="Arial" w:hint="eastAsia"/>
+          <w:color w:val="222222"/>
+          <w:sz w:val="20"/>
+          <w:szCs w:val="20"/>
+          <w:shd w:val="clear" w:color="auto" w:fill="FFFFFF"/>
+        </w:rPr>
+        <w:t>TSG</w:t>
+      </w:r>
+      <w:r>
+        <w:rPr>
+          <w:rFonts w:ascii="Arial" w:hAnsi="Arial" w:cs="Arial" w:hint="eastAsia"/>
+          <w:color w:val="222222"/>
+          <w:sz w:val="20"/>
+          <w:szCs w:val="20"/>
+          <w:shd w:val="clear" w:color="auto" w:fill="FFFFFF"/>
+        </w:rPr>
+        <w:t>)</w:t>
+      </w:r>
+    </w:p>
+    <w:p>
+      <w:pPr>
+        <w:rPr>
+          <w:rFonts w:ascii="Arial" w:hAnsi="Arial" w:cs="Arial"/>
+          <w:color w:val="222222"/>
+          <w:sz w:val="20"/>
+          <w:szCs w:val="20"/>
+          <w:shd w:val="clear" w:color="auto" w:fill="FFFFFF"/>
+        </w:rPr>
+      </w:pPr>
+    </w:p>
+    <w:p>
+      <w:pPr>
+        <w:rPr>
+          <w:rFonts w:ascii="Arial" w:hAnsi="Arial" w:cs="Arial" w:hint="eastAsia"/>
+          <w:color w:val="222222"/>
+          <w:sz w:val="20"/>
+          <w:szCs w:val="20"/>
+          <w:shd w:val="clear" w:color="auto" w:fill="FFFFFF"/>
+        </w:rPr>
+      </w:pPr>
+      <w:r>
+        <w:rPr>
+          <w:rFonts w:ascii="Arial" w:hAnsi="Arial" w:cs="Arial" w:hint="eastAsia"/>
+          <w:color w:val="222222"/>
+          <w:sz w:val="20"/>
+          <w:szCs w:val="20"/>
+          <w:shd w:val="clear" w:color="auto" w:fill="FFFFFF"/>
+        </w:rPr>
+        <w:t>C. Zhang, D. Han, Y. Qiao, J. U. Kim, S.-H. Bae, S. Lee, C. S. Hong, Faster seg-</w:t>
+      </w:r>
+    </w:p>
+    <w:p>
+      <w:pPr>
+        <w:rPr>
+          <w:rFonts w:ascii="Arial" w:hAnsi="Arial" w:cs="Arial" w:hint="eastAsia"/>
+          <w:color w:val="222222"/>
+          <w:sz w:val="20"/>
+          <w:szCs w:val="20"/>
+          <w:shd w:val="clear" w:color="auto" w:fill="FFFFFF"/>
+        </w:rPr>
+      </w:pPr>
+      <w:proofErr w:type="spellStart"/>
+      <w:r>
+        <w:rPr>
+          <w:rFonts w:ascii="Arial" w:hAnsi="Arial" w:cs="Arial" w:hint="eastAsia"/>
+          <w:color w:val="222222"/>
+          <w:sz w:val="20"/>
+          <w:szCs w:val="20"/>
+          <w:shd w:val="clear" w:color="auto" w:fill="FFFFFF"/>
+        </w:rPr>
+        <w:t>ment</w:t>
+      </w:r>
+      <w:proofErr w:type="spellEnd"/>
+      <w:r>
+        <w:rPr>
+          <w:rFonts w:ascii="Arial" w:hAnsi="Arial" w:cs="Arial" w:hint="eastAsia"/>
+          <w:color w:val="222222"/>
+          <w:sz w:val="20"/>
+          <w:szCs w:val="20"/>
+          <w:shd w:val="clear" w:color="auto" w:fill="FFFFFF"/>
+        </w:rPr>
+        <w:t xml:space="preserve"> anything: Towards lightweight </w:t>
+      </w:r>
+      <w:proofErr w:type="spellStart"/>
+      <w:r>
+        <w:rPr>
+          <w:rFonts w:ascii="Arial" w:hAnsi="Arial" w:cs="Arial" w:hint="eastAsia"/>
+          <w:color w:val="222222"/>
+          <w:sz w:val="20"/>
+          <w:szCs w:val="20"/>
+          <w:shd w:val="clear" w:color="auto" w:fill="FFFFFF"/>
+        </w:rPr>
+        <w:t>sam</w:t>
+      </w:r>
+      <w:proofErr w:type="spellEnd"/>
+      <w:r>
+        <w:rPr>
+          <w:rFonts w:ascii="Arial" w:hAnsi="Arial" w:cs="Arial" w:hint="eastAsia"/>
+          <w:color w:val="222222"/>
+          <w:sz w:val="20"/>
+          <w:szCs w:val="20"/>
+          <w:shd w:val="clear" w:color="auto" w:fill="FFFFFF"/>
+        </w:rPr>
+        <w:t xml:space="preserve"> for mobile applications, </w:t>
+      </w:r>
+      <w:proofErr w:type="spellStart"/>
+      <w:r>
+        <w:rPr>
+          <w:rFonts w:ascii="Arial" w:hAnsi="Arial" w:cs="Arial" w:hint="eastAsia"/>
+          <w:color w:val="222222"/>
+          <w:sz w:val="20"/>
+          <w:szCs w:val="20"/>
+          <w:shd w:val="clear" w:color="auto" w:fill="FFFFFF"/>
+        </w:rPr>
+        <w:t>arXiv</w:t>
+      </w:r>
+      <w:proofErr w:type="spellEnd"/>
+      <w:r>
+        <w:rPr>
+          <w:rFonts w:ascii="Arial" w:hAnsi="Arial" w:cs="Arial" w:hint="eastAsia"/>
+          <w:color w:val="222222"/>
+          <w:sz w:val="20"/>
+          <w:szCs w:val="20"/>
+          <w:shd w:val="clear" w:color="auto" w:fill="FFFFFF"/>
+        </w:rPr>
+        <w:t xml:space="preserve"> preprint</w:t>
+      </w:r>
+    </w:p>
+    <w:p>
+      <w:pPr>
+        <w:rPr>
+          <w:rFonts w:ascii="Arial" w:hAnsi="Arial" w:cs="Arial" w:hint="eastAsia"/>
+          <w:color w:val="222222"/>
+          <w:sz w:val="20"/>
+          <w:szCs w:val="20"/>
+          <w:shd w:val="clear" w:color="auto" w:fill="FFFFFF"/>
+        </w:rPr>
+      </w:pPr>
+      <w:r>
+        <w:rPr>
+          <w:rFonts w:ascii="Arial" w:hAnsi="Arial" w:cs="Arial" w:hint="eastAsia"/>
+          <w:color w:val="222222"/>
+          <w:sz w:val="20"/>
+          <w:szCs w:val="20"/>
+          <w:shd w:val="clear" w:color="auto" w:fill="FFFFFF"/>
+        </w:rPr>
+        <w:t>arXiv:2306.14289.</w:t>
+      </w:r>
+      <w:r>
+        <w:rPr>
+          <w:rFonts w:ascii="Arial" w:hAnsi="Arial" w:cs="Arial" w:hint="eastAsia"/>
+          <w:color w:val="222222"/>
+          <w:sz w:val="20"/>
+          <w:szCs w:val="20"/>
+          <w:shd w:val="clear" w:color="auto" w:fill="FFFFFF"/>
+        </w:rPr>
+        <w:t xml:space="preserve"> (</w:t>
+      </w:r>
+      <w:proofErr w:type="spellStart"/>
+      <w:r>
+        <w:rPr>
+          <w:rFonts w:ascii="Arial" w:hAnsi="Arial" w:cs="Arial" w:hint="eastAsia"/>
+          <w:color w:val="222222"/>
+          <w:sz w:val="20"/>
+          <w:szCs w:val="20"/>
+          <w:shd w:val="clear" w:color="auto" w:fill="FFFFFF"/>
+        </w:rPr>
+        <w:t>MobileSAM</w:t>
+      </w:r>
+      <w:proofErr w:type="spellEnd"/>
+      <w:r>
+        <w:rPr>
+          <w:rFonts w:ascii="Arial" w:hAnsi="Arial" w:cs="Arial" w:hint="eastAsia"/>
+          <w:color w:val="222222"/>
+          <w:sz w:val="20"/>
+          <w:szCs w:val="20"/>
+          <w:shd w:val="clear" w:color="auto" w:fill="FFFFFF"/>
+        </w:rPr>
+        <w:t>)</w:t>
+      </w:r>
+    </w:p>
+    <w:p>
+      <w:pPr>
+        <w:rPr>
+          <w:rFonts w:ascii="Arial" w:hAnsi="Arial" w:cs="Arial"/>
+          <w:color w:val="222222"/>
+          <w:sz w:val="20"/>
+          <w:szCs w:val="20"/>
+          <w:shd w:val="clear" w:color="auto" w:fill="FFFFFF"/>
+        </w:rPr>
+      </w:pPr>
+    </w:p>
+    <w:p>
+      <w:pPr>
+        <w:rPr>
+          <w:rFonts w:ascii="Arial" w:hAnsi="Arial" w:cs="Arial" w:hint="eastAsia"/>
+          <w:color w:val="222222"/>
+          <w:sz w:val="20"/>
+          <w:szCs w:val="20"/>
+          <w:shd w:val="clear" w:color="auto" w:fill="FFFFFF"/>
+        </w:rPr>
+      </w:pPr>
+      <w:r>
+        <w:rPr>
+          <w:rFonts w:ascii="Arial" w:hAnsi="Arial" w:cs="Arial" w:hint="eastAsia"/>
+          <w:color w:val="222222"/>
+          <w:sz w:val="20"/>
+          <w:szCs w:val="20"/>
+          <w:shd w:val="clear" w:color="auto" w:fill="FFFFFF"/>
+        </w:rPr>
+        <w:t xml:space="preserve">Q. </w:t>
+      </w:r>
+      <w:proofErr w:type="spellStart"/>
+      <w:r>
+        <w:rPr>
+          <w:rFonts w:ascii="Arial" w:hAnsi="Arial" w:cs="Arial" w:hint="eastAsia"/>
+          <w:color w:val="222222"/>
+          <w:sz w:val="20"/>
+          <w:szCs w:val="20"/>
+          <w:shd w:val="clear" w:color="auto" w:fill="FFFFFF"/>
+        </w:rPr>
+        <w:t>Lv</w:t>
+      </w:r>
+      <w:proofErr w:type="spellEnd"/>
+      <w:r>
+        <w:rPr>
+          <w:rFonts w:ascii="Arial" w:hAnsi="Arial" w:cs="Arial" w:hint="eastAsia"/>
+          <w:color w:val="222222"/>
+          <w:sz w:val="20"/>
+          <w:szCs w:val="20"/>
+          <w:shd w:val="clear" w:color="auto" w:fill="FFFFFF"/>
+        </w:rPr>
+        <w:t>, X. Sun, C. Chen, J. Dong, H. Zhou, Parallel complement network for</w:t>
+      </w:r>
+    </w:p>
+    <w:p>
+      <w:pPr>
+        <w:rPr>
+          <w:rFonts w:ascii="Arial" w:hAnsi="Arial" w:cs="Arial" w:hint="eastAsia"/>
+          <w:color w:val="222222"/>
+          <w:sz w:val="20"/>
+          <w:szCs w:val="20"/>
+          <w:shd w:val="clear" w:color="auto" w:fill="FFFFFF"/>
+        </w:rPr>
+      </w:pPr>
+      <w:r>
+        <w:rPr>
+          <w:rFonts w:ascii="Arial" w:hAnsi="Arial" w:cs="Arial" w:hint="eastAsia"/>
+          <w:color w:val="222222"/>
+          <w:sz w:val="20"/>
+          <w:szCs w:val="20"/>
+          <w:shd w:val="clear" w:color="auto" w:fill="FFFFFF"/>
+        </w:rPr>
+        <w:t>real-time semantic segmentation of road scenes, IEEE Transactions on Intelligent</w:t>
+      </w:r>
+    </w:p>
+    <w:p>
+      <w:pPr>
+        <w:rPr>
+          <w:rFonts w:ascii="Arial" w:hAnsi="Arial" w:cs="Arial" w:hint="eastAsia"/>
+          <w:color w:val="222222"/>
+          <w:sz w:val="20"/>
+          <w:szCs w:val="20"/>
+          <w:shd w:val="clear" w:color="auto" w:fill="FFFFFF"/>
+        </w:rPr>
+      </w:pPr>
+      <w:r>
+        <w:rPr>
+          <w:rFonts w:ascii="Arial" w:hAnsi="Arial" w:cs="Arial" w:hint="eastAsia"/>
+          <w:color w:val="222222"/>
+          <w:sz w:val="20"/>
+          <w:szCs w:val="20"/>
+          <w:shd w:val="clear" w:color="auto" w:fill="FFFFFF"/>
+        </w:rPr>
+        <w:t>Transportation Systems 23 (5) (2021) 4432</w:t>
+      </w:r>
+      <w:r>
+        <w:rPr>
+          <w:rFonts w:ascii="Arial" w:hAnsi="Arial" w:cs="Arial" w:hint="eastAsia"/>
+          <w:color w:val="222222"/>
+          <w:sz w:val="20"/>
+          <w:szCs w:val="20"/>
+          <w:shd w:val="clear" w:color="auto" w:fill="FFFFFF"/>
+        </w:rPr>
+        <w:t>–</w:t>
+      </w:r>
+      <w:r>
+        <w:rPr>
+          <w:rFonts w:ascii="Arial" w:hAnsi="Arial" w:cs="Arial" w:hint="eastAsia"/>
+          <w:color w:val="222222"/>
+          <w:sz w:val="20"/>
+          <w:szCs w:val="20"/>
+          <w:shd w:val="clear" w:color="auto" w:fill="FFFFFF"/>
+        </w:rPr>
+        <w:t>4444.</w:t>
+      </w:r>
+    </w:p>
+    <w:p>
+      <w:pPr>
+        <w:rPr>
+          <w:rFonts w:ascii="Arial" w:hAnsi="Arial" w:cs="Arial"/>
+          <w:color w:val="222222"/>
+          <w:sz w:val="20"/>
+          <w:szCs w:val="20"/>
+          <w:shd w:val="clear" w:color="auto" w:fill="FFFFFF"/>
+        </w:rPr>
+      </w:pPr>
+    </w:p>
+    <w:p>
+      <w:pPr>
+        <w:rPr>
+          <w:rFonts w:ascii="Arial" w:hAnsi="Arial" w:cs="Arial" w:hint="eastAsia"/>
+          <w:color w:val="222222"/>
+          <w:sz w:val="20"/>
+          <w:szCs w:val="20"/>
+          <w:shd w:val="clear" w:color="auto" w:fill="FFFFFF"/>
+        </w:rPr>
+      </w:pPr>
+      <w:r>
+        <w:rPr>
+          <w:rFonts w:ascii="Arial" w:hAnsi="Arial" w:cs="Arial" w:hint="eastAsia"/>
+          <w:color w:val="222222"/>
+          <w:sz w:val="20"/>
+          <w:szCs w:val="20"/>
+          <w:shd w:val="clear" w:color="auto" w:fill="FFFFFF"/>
+        </w:rPr>
+        <w:t>S. Mazhar, N. Atif, M. K. Bhuyan, S. R. Ahamed, Block attention network: A</w:t>
+      </w:r>
+    </w:p>
+    <w:p>
+      <w:pPr>
+        <w:rPr>
+          <w:rFonts w:ascii="Arial" w:hAnsi="Arial" w:cs="Arial" w:hint="eastAsia"/>
+          <w:color w:val="222222"/>
+          <w:sz w:val="20"/>
+          <w:szCs w:val="20"/>
+          <w:shd w:val="clear" w:color="auto" w:fill="FFFFFF"/>
+        </w:rPr>
+      </w:pPr>
+      <w:r>
+        <w:rPr>
+          <w:rFonts w:ascii="Arial" w:hAnsi="Arial" w:cs="Arial" w:hint="eastAsia"/>
+          <w:color w:val="222222"/>
+          <w:sz w:val="20"/>
+          <w:szCs w:val="20"/>
+          <w:shd w:val="clear" w:color="auto" w:fill="FFFFFF"/>
+        </w:rPr>
+        <w:t>lightweight deep network for real-time semantic segmentation of road scenes in</w:t>
+      </w:r>
+    </w:p>
+    <w:p>
+      <w:pPr>
+        <w:rPr>
+          <w:rFonts w:ascii="Arial" w:hAnsi="Arial" w:cs="Arial" w:hint="eastAsia"/>
+          <w:color w:val="222222"/>
+          <w:sz w:val="20"/>
+          <w:szCs w:val="20"/>
+          <w:shd w:val="clear" w:color="auto" w:fill="FFFFFF"/>
+        </w:rPr>
+      </w:pPr>
+      <w:r>
+        <w:rPr>
+          <w:rFonts w:ascii="Arial" w:hAnsi="Arial" w:cs="Arial" w:hint="eastAsia"/>
+          <w:color w:val="222222"/>
+          <w:sz w:val="20"/>
+          <w:szCs w:val="20"/>
+          <w:shd w:val="clear" w:color="auto" w:fill="FFFFFF"/>
+        </w:rPr>
+        <w:t>resource-constrained devices, Engineering Applications of Artificial Intelligence</w:t>
+      </w:r>
+    </w:p>
+    <w:p>
+      <w:pPr>
+        <w:rPr>
+          <w:rFonts w:ascii="Arial" w:hAnsi="Arial" w:cs="Arial"/>
+          <w:color w:val="222222"/>
+          <w:sz w:val="20"/>
+          <w:szCs w:val="20"/>
+          <w:shd w:val="clear" w:color="auto" w:fill="FFFFFF"/>
+        </w:rPr>
+      </w:pPr>
+      <w:r>
+        <w:rPr>
+          <w:rFonts w:ascii="Arial" w:hAnsi="Arial" w:cs="Arial" w:hint="eastAsia"/>
+          <w:color w:val="222222"/>
+          <w:sz w:val="20"/>
+          <w:szCs w:val="20"/>
+          <w:shd w:val="clear" w:color="auto" w:fill="FFFFFF"/>
+        </w:rPr>
+        <w:t>126 (2023) 107086.</w:t>
+      </w:r>
+    </w:p>
+    <w:p>
+      <w:pPr>
+        <w:rPr>
+          <w:rFonts w:ascii="Arial" w:hAnsi="Arial" w:cs="Arial"/>
+          <w:color w:val="222222"/>
+          <w:sz w:val="20"/>
+          <w:szCs w:val="20"/>
+          <w:shd w:val="clear" w:color="auto" w:fill="FFFFFF"/>
+        </w:rPr>
+      </w:pPr>
+    </w:p>
+    <w:p>
+      <w:pPr>
+        <w:rPr>
+          <w:rFonts w:ascii="Arial" w:hAnsi="Arial" w:cs="Arial" w:hint="eastAsia"/>
+          <w:color w:val="222222"/>
+          <w:sz w:val="20"/>
+          <w:szCs w:val="20"/>
+          <w:shd w:val="clear" w:color="auto" w:fill="FFFFFF"/>
+        </w:rPr>
+      </w:pPr>
+      <w:r>
+        <w:rPr>
+          <w:rFonts w:ascii="Arial" w:hAnsi="Arial" w:cs="Arial" w:hint="eastAsia"/>
+          <w:color w:val="222222"/>
+          <w:sz w:val="20"/>
+          <w:szCs w:val="20"/>
+          <w:shd w:val="clear" w:color="auto" w:fill="FFFFFF"/>
+        </w:rPr>
+        <w:t>T. Singha, D.-S. Pham, A. Krishna, A real-time semantic segmentation model</w:t>
+      </w:r>
+    </w:p>
+    <w:p>
+      <w:pPr>
+        <w:rPr>
+          <w:rFonts w:ascii="Arial" w:hAnsi="Arial" w:cs="Arial" w:hint="eastAsia"/>
+          <w:color w:val="222222"/>
+          <w:sz w:val="20"/>
+          <w:szCs w:val="20"/>
+          <w:shd w:val="clear" w:color="auto" w:fill="FFFFFF"/>
+        </w:rPr>
+      </w:pPr>
+      <w:r>
+        <w:rPr>
+          <w:rFonts w:ascii="Arial" w:hAnsi="Arial" w:cs="Arial" w:hint="eastAsia"/>
+          <w:color w:val="222222"/>
+          <w:sz w:val="20"/>
+          <w:szCs w:val="20"/>
+          <w:shd w:val="clear" w:color="auto" w:fill="FFFFFF"/>
+        </w:rPr>
+        <w:t>using iteratively shared features in multiple sub-encoders, Pattern Recognition</w:t>
+      </w:r>
+    </w:p>
+    <w:p>
+      <w:pPr>
+        <w:rPr>
+          <w:rFonts w:ascii="Arial" w:hAnsi="Arial" w:cs="Arial" w:hint="eastAsia"/>
+          <w:color w:val="222222"/>
+          <w:sz w:val="20"/>
+          <w:szCs w:val="20"/>
+          <w:shd w:val="clear" w:color="auto" w:fill="FFFFFF"/>
+        </w:rPr>
+      </w:pPr>
+      <w:r>
+        <w:rPr>
+          <w:rFonts w:ascii="Arial" w:hAnsi="Arial" w:cs="Arial" w:hint="eastAsia"/>
+          <w:color w:val="222222"/>
+          <w:sz w:val="20"/>
+          <w:szCs w:val="20"/>
+          <w:shd w:val="clear" w:color="auto" w:fill="FFFFFF"/>
+        </w:rPr>
+        <w:t>140 (2023) 109557.</w:t>
+      </w:r>
+      <w:r>
+        <w:rPr>
+          <w:rFonts w:ascii="Arial" w:hAnsi="Arial" w:cs="Arial" w:hint="eastAsia"/>
+          <w:color w:val="222222"/>
+          <w:sz w:val="20"/>
+          <w:szCs w:val="20"/>
+          <w:shd w:val="clear" w:color="auto" w:fill="FFFFFF"/>
+        </w:rPr>
+        <w:t xml:space="preserve"> (</w:t>
+      </w:r>
+      <w:proofErr w:type="spellStart"/>
+      <w:r>
+        <w:rPr>
+          <w:rFonts w:ascii="Arial" w:hAnsi="Arial" w:cs="Arial" w:hint="eastAsia"/>
+          <w:color w:val="222222"/>
+          <w:sz w:val="20"/>
+          <w:szCs w:val="20"/>
+          <w:shd w:val="clear" w:color="auto" w:fill="FFFFFF"/>
+        </w:rPr>
+        <w:t>SFRSeg</w:t>
+      </w:r>
+      <w:proofErr w:type="spellEnd"/>
+      <w:r>
+        <w:rPr>
+          <w:rFonts w:ascii="Arial" w:hAnsi="Arial" w:cs="Arial" w:hint="eastAsia"/>
+          <w:color w:val="222222"/>
+          <w:sz w:val="20"/>
+          <w:szCs w:val="20"/>
+          <w:shd w:val="clear" w:color="auto" w:fill="FFFFFF"/>
+        </w:rPr>
+        <w:t>)</w:t>
+      </w:r>
+    </w:p>
+    <w:p>
+      <w:pPr>
+        <w:rPr>
+          <w:rFonts w:ascii="Arial" w:hAnsi="Arial" w:cs="Arial"/>
+          <w:color w:val="222222"/>
+          <w:sz w:val="20"/>
+          <w:szCs w:val="20"/>
+          <w:shd w:val="clear" w:color="auto" w:fill="FFFFFF"/>
+        </w:rPr>
+      </w:pPr>
+    </w:p>
+    <w:p>
+      <w:pPr>
+        <w:rPr>
+          <w:rFonts w:ascii="Arial" w:hAnsi="Arial" w:cs="Arial" w:hint="eastAsia"/>
+          <w:color w:val="222222"/>
+          <w:sz w:val="20"/>
+          <w:szCs w:val="20"/>
+          <w:shd w:val="clear" w:color="auto" w:fill="FFFFFF"/>
+        </w:rPr>
+      </w:pPr>
+      <w:r>
+        <w:rPr>
+          <w:rFonts w:ascii="Arial" w:hAnsi="Arial" w:cs="Arial" w:hint="eastAsia"/>
+          <w:color w:val="222222"/>
+          <w:sz w:val="20"/>
+          <w:szCs w:val="20"/>
+          <w:shd w:val="clear" w:color="auto" w:fill="FFFFFF"/>
+        </w:rPr>
+        <w:t>N. Ta, H. Chen, X. Liu, N. Jin, Let-net: locally enhanced transformer network for</w:t>
+      </w:r>
+    </w:p>
+    <w:p>
+      <w:pPr>
+        <w:rPr>
+          <w:rFonts w:ascii="Arial" w:hAnsi="Arial" w:cs="Arial"/>
+          <w:color w:val="222222"/>
+          <w:sz w:val="20"/>
+          <w:szCs w:val="20"/>
+          <w:shd w:val="clear" w:color="auto" w:fill="FFFFFF"/>
+        </w:rPr>
+      </w:pPr>
+      <w:r>
+        <w:rPr>
+          <w:rFonts w:ascii="Arial" w:hAnsi="Arial" w:cs="Arial" w:hint="eastAsia"/>
+          <w:color w:val="222222"/>
+          <w:sz w:val="20"/>
+          <w:szCs w:val="20"/>
+          <w:shd w:val="clear" w:color="auto" w:fill="FFFFFF"/>
+        </w:rPr>
+        <w:t>medical image segmentation, Multimedia Systems 29 (6) (2023) 3847</w:t>
+      </w:r>
+      <w:r>
+        <w:rPr>
+          <w:rFonts w:ascii="Arial" w:hAnsi="Arial" w:cs="Arial" w:hint="eastAsia"/>
+          <w:color w:val="222222"/>
+          <w:sz w:val="20"/>
+          <w:szCs w:val="20"/>
+          <w:shd w:val="clear" w:color="auto" w:fill="FFFFFF"/>
+        </w:rPr>
+        <w:t>–</w:t>
+      </w:r>
+      <w:r>
+        <w:rPr>
+          <w:rFonts w:ascii="Arial" w:hAnsi="Arial" w:cs="Arial" w:hint="eastAsia"/>
+          <w:color w:val="222222"/>
+          <w:sz w:val="20"/>
+          <w:szCs w:val="20"/>
+          <w:shd w:val="clear" w:color="auto" w:fill="FFFFFF"/>
+        </w:rPr>
+        <w:t>3861.</w:t>
+      </w:r>
+    </w:p>
+    <w:p>
+      <w:pPr>
+        <w:rPr>
+          <w:rFonts w:ascii="Arial" w:hAnsi="Arial" w:cs="Arial"/>
+          <w:color w:val="222222"/>
+          <w:sz w:val="20"/>
+          <w:szCs w:val="20"/>
+          <w:shd w:val="clear" w:color="auto" w:fill="FFFFFF"/>
+        </w:rPr>
+      </w:pPr>
+    </w:p>
+    <w:p>
+      <w:pPr>
+        <w:rPr>
+          <w:rFonts w:ascii="Arial" w:hAnsi="Arial" w:cs="Arial" w:hint="eastAsia"/>
+          <w:color w:val="222222"/>
+          <w:sz w:val="20"/>
+          <w:szCs w:val="20"/>
+          <w:shd w:val="clear" w:color="auto" w:fill="FFFFFF"/>
+        </w:rPr>
+      </w:pPr>
+      <w:r>
+        <w:rPr>
+          <w:rFonts w:ascii="Arial" w:hAnsi="Arial" w:cs="Arial" w:hint="eastAsia"/>
+          <w:color w:val="222222"/>
+          <w:sz w:val="20"/>
+          <w:szCs w:val="20"/>
+          <w:shd w:val="clear" w:color="auto" w:fill="FFFFFF"/>
+        </w:rPr>
+        <w:t xml:space="preserve">Q. Tang, Y. Chen, M. Zhao, S. Min, W. Jiang, </w:t>
+      </w:r>
+      <w:proofErr w:type="spellStart"/>
+      <w:r>
+        <w:rPr>
+          <w:rFonts w:ascii="Arial" w:hAnsi="Arial" w:cs="Arial" w:hint="eastAsia"/>
+          <w:color w:val="222222"/>
+          <w:sz w:val="20"/>
+          <w:szCs w:val="20"/>
+          <w:shd w:val="clear" w:color="auto" w:fill="FFFFFF"/>
+        </w:rPr>
+        <w:t>Daabnet</w:t>
+      </w:r>
+      <w:proofErr w:type="spellEnd"/>
+      <w:r>
+        <w:rPr>
+          <w:rFonts w:ascii="Arial" w:hAnsi="Arial" w:cs="Arial" w:hint="eastAsia"/>
+          <w:color w:val="222222"/>
+          <w:sz w:val="20"/>
+          <w:szCs w:val="20"/>
+          <w:shd w:val="clear" w:color="auto" w:fill="FFFFFF"/>
+        </w:rPr>
+        <w:t>: depth-wise asymmetric</w:t>
+      </w:r>
+    </w:p>
+    <w:p>
+      <w:pPr>
+        <w:rPr>
+          <w:rFonts w:ascii="Arial" w:hAnsi="Arial" w:cs="Arial" w:hint="eastAsia"/>
+          <w:color w:val="222222"/>
+          <w:sz w:val="20"/>
+          <w:szCs w:val="20"/>
+          <w:shd w:val="clear" w:color="auto" w:fill="FFFFFF"/>
+        </w:rPr>
+      </w:pPr>
+      <w:r>
+        <w:rPr>
+          <w:rFonts w:ascii="Arial" w:hAnsi="Arial" w:cs="Arial" w:hint="eastAsia"/>
+          <w:color w:val="222222"/>
+          <w:sz w:val="20"/>
+          <w:szCs w:val="20"/>
+          <w:shd w:val="clear" w:color="auto" w:fill="FFFFFF"/>
+        </w:rPr>
+        <w:t>attention bottleneck for real-time semantic segmentation, International Journal of</w:t>
+      </w:r>
+    </w:p>
+    <w:p>
+      <w:pPr>
+        <w:rPr>
+          <w:rFonts w:ascii="Arial" w:hAnsi="Arial" w:cs="Arial" w:hint="eastAsia"/>
+          <w:color w:val="222222"/>
+          <w:sz w:val="20"/>
+          <w:szCs w:val="20"/>
+          <w:shd w:val="clear" w:color="auto" w:fill="FFFFFF"/>
+        </w:rPr>
+      </w:pPr>
+      <w:r>
+        <w:rPr>
+          <w:rFonts w:ascii="Arial" w:hAnsi="Arial" w:cs="Arial" w:hint="eastAsia"/>
+          <w:color w:val="222222"/>
+          <w:sz w:val="20"/>
+          <w:szCs w:val="20"/>
+          <w:shd w:val="clear" w:color="auto" w:fill="FFFFFF"/>
+        </w:rPr>
+        <w:t>Multimedia Information Retrieval 13 (1) (2024) 12.</w:t>
+      </w:r>
+    </w:p>
+    <w:p>
+      <w:pPr>
+        <w:rPr>
+          <w:rFonts w:ascii="Arial" w:hAnsi="Arial" w:cs="Arial"/>
+          <w:color w:val="222222"/>
+          <w:sz w:val="20"/>
+          <w:szCs w:val="20"/>
+          <w:shd w:val="clear" w:color="auto" w:fill="FFFFFF"/>
+        </w:rPr>
+      </w:pPr>
+    </w:p>
+    <w:p>
+      <w:pPr>
+        <w:rPr>
+          <w:rFonts w:ascii="Arial" w:hAnsi="Arial" w:cs="Arial" w:hint="eastAsia"/>
+          <w:color w:val="222222"/>
+          <w:sz w:val="20"/>
+          <w:szCs w:val="20"/>
+          <w:shd w:val="clear" w:color="auto" w:fill="FFFFFF"/>
+        </w:rPr>
+      </w:pPr>
+      <w:r>
+        <w:rPr>
+          <w:rFonts w:ascii="Arial" w:hAnsi="Arial" w:cs="Arial" w:hint="eastAsia"/>
+          <w:color w:val="222222"/>
+          <w:sz w:val="20"/>
+          <w:szCs w:val="20"/>
+          <w:shd w:val="clear" w:color="auto" w:fill="FFFFFF"/>
+        </w:rPr>
+        <w:t xml:space="preserve">Y. Qiu, G. Xu, G. Gao, Z. Guo, Y. Yu, C.-W. Lin, Efficient semantic </w:t>
+      </w:r>
+      <w:proofErr w:type="spellStart"/>
+      <w:r>
+        <w:rPr>
+          <w:rFonts w:ascii="Arial" w:hAnsi="Arial" w:cs="Arial" w:hint="eastAsia"/>
+          <w:color w:val="222222"/>
+          <w:sz w:val="20"/>
+          <w:szCs w:val="20"/>
+          <w:shd w:val="clear" w:color="auto" w:fill="FFFFFF"/>
+        </w:rPr>
+        <w:t>segmen</w:t>
+      </w:r>
+      <w:proofErr w:type="spellEnd"/>
+      <w:r>
+        <w:rPr>
+          <w:rFonts w:ascii="Arial" w:hAnsi="Arial" w:cs="Arial" w:hint="eastAsia"/>
+          <w:color w:val="222222"/>
+          <w:sz w:val="20"/>
+          <w:szCs w:val="20"/>
+          <w:shd w:val="clear" w:color="auto" w:fill="FFFFFF"/>
+        </w:rPr>
+        <w:t>-</w:t>
+      </w:r>
+    </w:p>
+    <w:p>
+      <w:pPr>
+        <w:rPr>
+          <w:rFonts w:ascii="Arial" w:hAnsi="Arial" w:cs="Arial" w:hint="eastAsia"/>
+          <w:color w:val="222222"/>
+          <w:sz w:val="20"/>
+          <w:szCs w:val="20"/>
+          <w:shd w:val="clear" w:color="auto" w:fill="FFFFFF"/>
+        </w:rPr>
+      </w:pPr>
+      <w:proofErr w:type="spellStart"/>
+      <w:r>
+        <w:rPr>
+          <w:rFonts w:ascii="Arial" w:hAnsi="Arial" w:cs="Arial" w:hint="eastAsia"/>
+          <w:color w:val="222222"/>
+          <w:sz w:val="20"/>
+          <w:szCs w:val="20"/>
+          <w:shd w:val="clear" w:color="auto" w:fill="FFFFFF"/>
+        </w:rPr>
+        <w:t>tation</w:t>
+      </w:r>
+      <w:proofErr w:type="spellEnd"/>
+      <w:r>
+        <w:rPr>
+          <w:rFonts w:ascii="Arial" w:hAnsi="Arial" w:cs="Arial" w:hint="eastAsia"/>
+          <w:color w:val="222222"/>
+          <w:sz w:val="20"/>
+          <w:szCs w:val="20"/>
+          <w:shd w:val="clear" w:color="auto" w:fill="FFFFFF"/>
+        </w:rPr>
+        <w:t xml:space="preserve"> via lightweight multiple-information interaction network, </w:t>
+      </w:r>
+      <w:proofErr w:type="spellStart"/>
+      <w:r>
+        <w:rPr>
+          <w:rFonts w:ascii="Arial" w:hAnsi="Arial" w:cs="Arial" w:hint="eastAsia"/>
+          <w:color w:val="222222"/>
+          <w:sz w:val="20"/>
+          <w:szCs w:val="20"/>
+          <w:shd w:val="clear" w:color="auto" w:fill="FFFFFF"/>
+        </w:rPr>
+        <w:t>arXiv</w:t>
+      </w:r>
+      <w:proofErr w:type="spellEnd"/>
+      <w:r>
+        <w:rPr>
+          <w:rFonts w:ascii="Arial" w:hAnsi="Arial" w:cs="Arial" w:hint="eastAsia"/>
+          <w:color w:val="222222"/>
+          <w:sz w:val="20"/>
+          <w:szCs w:val="20"/>
+          <w:shd w:val="clear" w:color="auto" w:fill="FFFFFF"/>
+        </w:rPr>
+        <w:t xml:space="preserve"> preprint</w:t>
+      </w:r>
+    </w:p>
+    <w:p>
+      <w:pPr>
+        <w:rPr>
+          <w:rFonts w:ascii="Arial" w:hAnsi="Arial" w:cs="Arial"/>
+          <w:color w:val="222222"/>
+          <w:sz w:val="20"/>
+          <w:szCs w:val="20"/>
+          <w:shd w:val="clear" w:color="auto" w:fill="FFFFFF"/>
+        </w:rPr>
+      </w:pPr>
+      <w:r>
+        <w:rPr>
+          <w:rFonts w:ascii="Arial" w:hAnsi="Arial" w:cs="Arial" w:hint="eastAsia"/>
+          <w:color w:val="222222"/>
+          <w:sz w:val="20"/>
+          <w:szCs w:val="20"/>
+          <w:shd w:val="clear" w:color="auto" w:fill="FFFFFF"/>
+        </w:rPr>
+        <w:t>arXiv:2410.02224.</w:t>
+      </w:r>
+    </w:p>
+    <w:p>
+      <w:pPr>
+        <w:rPr>
+          <w:rFonts w:ascii="Arial" w:hAnsi="Arial" w:cs="Arial"/>
+          <w:color w:val="222222"/>
+          <w:sz w:val="20"/>
+          <w:szCs w:val="20"/>
+          <w:shd w:val="clear" w:color="auto" w:fill="FFFFFF"/>
+        </w:rPr>
+      </w:pPr>
+    </w:p>
+    <w:p>
+      <w:pPr>
+        <w:rPr>
+          <w:rFonts w:ascii="Arial" w:hAnsi="Arial" w:cs="Arial" w:hint="eastAsia"/>
+          <w:color w:val="222222"/>
+          <w:sz w:val="20"/>
+          <w:szCs w:val="20"/>
+          <w:shd w:val="clear" w:color="auto" w:fill="FFFFFF"/>
+        </w:rPr>
+      </w:pPr>
+      <w:r>
+        <w:rPr>
+          <w:rFonts w:ascii="Arial" w:hAnsi="Arial" w:cs="Arial" w:hint="eastAsia"/>
+          <w:color w:val="222222"/>
+          <w:sz w:val="20"/>
+          <w:szCs w:val="20"/>
+          <w:shd w:val="clear" w:color="auto" w:fill="FFFFFF"/>
+        </w:rPr>
+        <w:t>X. Li, F. Yang, A. Luo, Z. Jiao, H. Cheng, Z. Liu, EFRNet: Efficient feature</w:t>
+      </w:r>
+    </w:p>
+    <w:p>
+      <w:pPr>
+        <w:rPr>
+          <w:rFonts w:ascii="Arial" w:hAnsi="Arial" w:cs="Arial" w:hint="eastAsia"/>
+          <w:color w:val="222222"/>
+          <w:sz w:val="20"/>
+          <w:szCs w:val="20"/>
+          <w:shd w:val="clear" w:color="auto" w:fill="FFFFFF"/>
+        </w:rPr>
+      </w:pPr>
+      <w:r>
+        <w:rPr>
+          <w:rFonts w:ascii="Arial" w:hAnsi="Arial" w:cs="Arial" w:hint="eastAsia"/>
+          <w:color w:val="222222"/>
+          <w:sz w:val="20"/>
+          <w:szCs w:val="20"/>
+          <w:shd w:val="clear" w:color="auto" w:fill="FFFFFF"/>
+        </w:rPr>
+        <w:t>reconstructing network for real-time scene parsing, IEEE Transactions on Multi-</w:t>
+      </w:r>
+    </w:p>
+    <w:p>
+      <w:pPr>
+        <w:rPr>
+          <w:rFonts w:ascii="Arial" w:hAnsi="Arial" w:cs="Arial"/>
+          <w:color w:val="222222"/>
+          <w:sz w:val="20"/>
+          <w:szCs w:val="20"/>
+          <w:shd w:val="clear" w:color="auto" w:fill="FFFFFF"/>
+        </w:rPr>
+      </w:pPr>
+      <w:r>
+        <w:rPr>
+          <w:rFonts w:ascii="Arial" w:hAnsi="Arial" w:cs="Arial" w:hint="eastAsia"/>
+          <w:color w:val="222222"/>
+          <w:sz w:val="20"/>
+          <w:szCs w:val="20"/>
+          <w:shd w:val="clear" w:color="auto" w:fill="FFFFFF"/>
+        </w:rPr>
+        <w:t>media 24 (2022) 2852</w:t>
+      </w:r>
+      <w:r>
+        <w:rPr>
+          <w:rFonts w:ascii="Arial" w:hAnsi="Arial" w:cs="Arial" w:hint="eastAsia"/>
+          <w:color w:val="222222"/>
+          <w:sz w:val="20"/>
+          <w:szCs w:val="20"/>
+          <w:shd w:val="clear" w:color="auto" w:fill="FFFFFF"/>
+        </w:rPr>
+        <w:t>–</w:t>
+      </w:r>
+      <w:r>
+        <w:rPr>
+          <w:rFonts w:ascii="Arial" w:hAnsi="Arial" w:cs="Arial" w:hint="eastAsia"/>
+          <w:color w:val="222222"/>
+          <w:sz w:val="20"/>
+          <w:szCs w:val="20"/>
+          <w:shd w:val="clear" w:color="auto" w:fill="FFFFFF"/>
+        </w:rPr>
+        <w:t>2865.</w:t>
+      </w:r>
+    </w:p>
+    <w:p>
+      <w:pPr>
+        <w:rPr>
+          <w:rFonts w:ascii="Arial" w:hAnsi="Arial" w:cs="Arial"/>
+          <w:color w:val="222222"/>
+          <w:sz w:val="20"/>
+          <w:szCs w:val="20"/>
+          <w:shd w:val="clear" w:color="auto" w:fill="FFFFFF"/>
+        </w:rPr>
+      </w:pPr>
+      <w:r>
+        <w:rPr>
+          <w:rFonts w:ascii="Arial" w:hAnsi="Arial" w:cs="Arial"/>
+          <w:color w:val="222222"/>
+          <w:sz w:val="20"/>
+          <w:szCs w:val="20"/>
+          <w:shd w:val="clear" w:color="auto" w:fill="FFFFFF"/>
+        </w:rPr>
+        <w:lastRenderedPageBreak/>
+        <w:t xml:space="preserve">Wang, Qilong, </w:t>
+      </w:r>
+      <w:proofErr w:type="spellStart"/>
+      <w:r>
+        <w:rPr>
+          <w:rFonts w:ascii="Arial" w:hAnsi="Arial" w:cs="Arial"/>
+          <w:color w:val="222222"/>
+          <w:sz w:val="20"/>
+          <w:szCs w:val="20"/>
+          <w:shd w:val="clear" w:color="auto" w:fill="FFFFFF"/>
+        </w:rPr>
+        <w:t>Banggu</w:t>
+      </w:r>
+      <w:proofErr w:type="spellEnd"/>
+      <w:r>
+        <w:rPr>
+          <w:rFonts w:ascii="Arial" w:hAnsi="Arial" w:cs="Arial"/>
+          <w:color w:val="222222"/>
+          <w:sz w:val="20"/>
+          <w:szCs w:val="20"/>
+          <w:shd w:val="clear" w:color="auto" w:fill="FFFFFF"/>
+        </w:rPr>
+        <w:t xml:space="preserve"> Wu, Pengfei Zhu, </w:t>
+      </w:r>
+      <w:proofErr w:type="spellStart"/>
+      <w:r>
+        <w:rPr>
+          <w:rFonts w:ascii="Arial" w:hAnsi="Arial" w:cs="Arial"/>
+          <w:color w:val="222222"/>
+          <w:sz w:val="20"/>
+          <w:szCs w:val="20"/>
+          <w:shd w:val="clear" w:color="auto" w:fill="FFFFFF"/>
+        </w:rPr>
+        <w:t>Peihua</w:t>
+      </w:r>
+      <w:proofErr w:type="spellEnd"/>
+      <w:r>
+        <w:rPr>
+          <w:rFonts w:ascii="Arial" w:hAnsi="Arial" w:cs="Arial"/>
+          <w:color w:val="222222"/>
+          <w:sz w:val="20"/>
+          <w:szCs w:val="20"/>
+          <w:shd w:val="clear" w:color="auto" w:fill="FFFFFF"/>
+        </w:rPr>
+        <w:t xml:space="preserve"> Li, </w:t>
+      </w:r>
+      <w:proofErr w:type="spellStart"/>
+      <w:r>
+        <w:rPr>
+          <w:rFonts w:ascii="Arial" w:hAnsi="Arial" w:cs="Arial"/>
+          <w:color w:val="222222"/>
+          <w:sz w:val="20"/>
+          <w:szCs w:val="20"/>
+          <w:shd w:val="clear" w:color="auto" w:fill="FFFFFF"/>
+        </w:rPr>
+        <w:t>Wangmeng</w:t>
+      </w:r>
+      <w:proofErr w:type="spellEnd"/>
+      <w:r>
+        <w:rPr>
+          <w:rFonts w:ascii="Arial" w:hAnsi="Arial" w:cs="Arial"/>
+          <w:color w:val="222222"/>
+          <w:sz w:val="20"/>
+          <w:szCs w:val="20"/>
+          <w:shd w:val="clear" w:color="auto" w:fill="FFFFFF"/>
+        </w:rPr>
+        <w:t xml:space="preserve"> Zuo, and Qinghua Hu. "ECA-Net: Efficient channel attention for deep convolutional neural networks." In </w:t>
+      </w:r>
+      <w:r>
+        <w:rPr>
+          <w:rFonts w:ascii="Arial" w:hAnsi="Arial" w:cs="Arial"/>
+          <w:i/>
+          <w:iCs/>
+          <w:color w:val="222222"/>
+          <w:sz w:val="20"/>
+          <w:szCs w:val="20"/>
+          <w:shd w:val="clear" w:color="auto" w:fill="FFFFFF"/>
+        </w:rPr>
+        <w:t>Proceedings of the IEEE/CVF conference on computer vision and pattern recognition</w:t>
+      </w:r>
+      <w:r>
+        <w:rPr>
+          <w:rFonts w:ascii="Arial" w:hAnsi="Arial" w:cs="Arial"/>
+          <w:color w:val="222222"/>
+          <w:sz w:val="20"/>
+          <w:szCs w:val="20"/>
+          <w:shd w:val="clear" w:color="auto" w:fill="FFFFFF"/>
+        </w:rPr>
+        <w:t>, pp. 11534-11542. 2020.</w:t>
+      </w:r>
+    </w:p>
+    <w:p>
+      <w:pPr>
+        <w:rPr>
+          <w:rFonts w:ascii="Arial" w:hAnsi="Arial" w:cs="Arial"/>
+          <w:color w:val="222222"/>
+          <w:sz w:val="20"/>
+          <w:szCs w:val="20"/>
+          <w:shd w:val="clear" w:color="auto" w:fill="FFFFFF"/>
+        </w:rPr>
+      </w:pPr>
+    </w:p>
+    <w:p>
+      <w:pPr>
+        <w:rPr>
+          <w:rFonts w:ascii="Arial" w:hAnsi="Arial" w:cs="Arial" w:hint="eastAsia"/>
+          <w:color w:val="222222"/>
+          <w:sz w:val="20"/>
+          <w:szCs w:val="20"/>
+          <w:shd w:val="clear" w:color="auto" w:fill="FFFFFF"/>
+        </w:rPr>
+      </w:pPr>
+      <w:r>
+        <w:rPr>
+          <w:rFonts w:ascii="Arial" w:hAnsi="Arial" w:cs="Arial"/>
+          <w:color w:val="222222"/>
+          <w:sz w:val="20"/>
+          <w:szCs w:val="20"/>
+          <w:shd w:val="clear" w:color="auto" w:fill="FFFFFF"/>
+        </w:rPr>
+        <w:t xml:space="preserve">Cao, Yue, Jiarui Xu, Stephen Lin, </w:t>
+      </w:r>
+      <w:proofErr w:type="spellStart"/>
+      <w:r>
+        <w:rPr>
+          <w:rFonts w:ascii="Arial" w:hAnsi="Arial" w:cs="Arial"/>
+          <w:color w:val="222222"/>
+          <w:sz w:val="20"/>
+          <w:szCs w:val="20"/>
+          <w:shd w:val="clear" w:color="auto" w:fill="FFFFFF"/>
+        </w:rPr>
+        <w:t>Fangyun</w:t>
+      </w:r>
+      <w:proofErr w:type="spellEnd"/>
+      <w:r>
+        <w:rPr>
+          <w:rFonts w:ascii="Arial" w:hAnsi="Arial" w:cs="Arial"/>
+          <w:color w:val="222222"/>
+          <w:sz w:val="20"/>
+          <w:szCs w:val="20"/>
+          <w:shd w:val="clear" w:color="auto" w:fill="FFFFFF"/>
+        </w:rPr>
+        <w:t xml:space="preserve"> Wei, and Han Hu. "</w:t>
+      </w:r>
+      <w:proofErr w:type="spellStart"/>
+      <w:r>
+        <w:rPr>
+          <w:rFonts w:ascii="Arial" w:hAnsi="Arial" w:cs="Arial"/>
+          <w:color w:val="222222"/>
+          <w:sz w:val="20"/>
+          <w:szCs w:val="20"/>
+          <w:shd w:val="clear" w:color="auto" w:fill="FFFFFF"/>
+        </w:rPr>
+        <w:t>Gcnet</w:t>
+      </w:r>
+      <w:proofErr w:type="spellEnd"/>
+      <w:r>
+        <w:rPr>
+          <w:rFonts w:ascii="Arial" w:hAnsi="Arial" w:cs="Arial"/>
+          <w:color w:val="222222"/>
+          <w:sz w:val="20"/>
+          <w:szCs w:val="20"/>
+          <w:shd w:val="clear" w:color="auto" w:fill="FFFFFF"/>
+        </w:rPr>
+        <w:t>: Non-local networks meet squeeze-excitation networks and beyond." In </w:t>
+      </w:r>
+      <w:r>
+        <w:rPr>
+          <w:rFonts w:ascii="Arial" w:hAnsi="Arial" w:cs="Arial"/>
+          <w:i/>
+          <w:iCs/>
+          <w:color w:val="222222"/>
+          <w:sz w:val="20"/>
+          <w:szCs w:val="20"/>
+          <w:shd w:val="clear" w:color="auto" w:fill="FFFFFF"/>
+        </w:rPr>
+        <w:t>Proceedings of the IEEE/CVF international conference on computer vision workshops</w:t>
+      </w:r>
+      <w:r>
+        <w:rPr>
+          <w:rFonts w:ascii="Arial" w:hAnsi="Arial" w:cs="Arial"/>
+          <w:color w:val="222222"/>
+          <w:sz w:val="20"/>
+          <w:szCs w:val="20"/>
+          <w:shd w:val="clear" w:color="auto" w:fill="FFFFFF"/>
+        </w:rPr>
+        <w:t>, pp. 0-0. 2019.</w:t>
+      </w:r>
+    </w:p>
+    <w:p>
+      <w:pPr>
+        <w:rPr>
+          <w:rFonts w:ascii="Arial" w:hAnsi="Arial" w:cs="Arial"/>
+          <w:color w:val="222222"/>
+          <w:sz w:val="20"/>
+          <w:szCs w:val="20"/>
+          <w:shd w:val="clear" w:color="auto" w:fill="FFFFFF"/>
+        </w:rPr>
+      </w:pPr>
+    </w:p>
+    <w:p>
+      <w:pPr>
+        <w:rPr>
+          <w:rFonts w:ascii="Arial" w:hAnsi="Arial" w:cs="Arial"/>
+          <w:color w:val="222222"/>
+          <w:sz w:val="20"/>
+          <w:szCs w:val="20"/>
+          <w:shd w:val="clear" w:color="auto" w:fill="FFFFFF"/>
+        </w:rPr>
+      </w:pPr>
+    </w:p>
+    <w:p>
+      <w:pPr>
+        <w:rPr>
+          <w:rFonts w:ascii="Arial" w:hAnsi="Arial" w:cs="Arial"/>
+          <w:color w:val="222222"/>
+          <w:sz w:val="20"/>
+          <w:szCs w:val="20"/>
+          <w:shd w:val="clear" w:color="auto" w:fill="FFFFFF"/>
+        </w:rPr>
+      </w:pPr>
+    </w:p>
+    <w:p>
+      <w:pPr>
+        <w:rPr>
+          <w:rFonts w:ascii="Arial" w:hAnsi="Arial" w:cs="Arial"/>
+          <w:color w:val="222222"/>
+          <w:sz w:val="20"/>
+          <w:szCs w:val="20"/>
+          <w:shd w:val="clear" w:color="auto" w:fill="FFFFFF"/>
+        </w:rPr>
+      </w:pPr>
+    </w:p>
+    <w:p>
+      <w:pPr>
+        <w:rPr>
+          <w:rFonts w:ascii="Arial" w:hAnsi="Arial" w:cs="Arial"/>
+          <w:color w:val="222222"/>
+          <w:sz w:val="20"/>
+          <w:szCs w:val="20"/>
+          <w:shd w:val="clear" w:color="auto" w:fill="FFFFFF"/>
+        </w:rPr>
+      </w:pPr>
+    </w:p>
+    <w:p>
+      <w:pPr>
+        <w:rPr>
+          <w:rFonts w:ascii="Arial" w:hAnsi="Arial" w:cs="Arial"/>
+          <w:color w:val="222222"/>
+          <w:sz w:val="20"/>
+          <w:szCs w:val="20"/>
+          <w:shd w:val="clear" w:color="auto" w:fill="FFFFFF"/>
+        </w:rPr>
+      </w:pPr>
+    </w:p>
+    <w:p>
+      <w:pPr>
+        <w:rPr>
+          <w:rFonts w:ascii="Arial" w:hAnsi="Arial" w:cs="Arial"/>
+          <w:color w:val="222222"/>
+          <w:sz w:val="20"/>
+          <w:szCs w:val="20"/>
+          <w:shd w:val="clear" w:color="auto" w:fill="FFFFFF"/>
+        </w:rPr>
+      </w:pPr>
+    </w:p>
+    <w:p>
+      <w:pPr>
+        <w:rPr>
+          <w:rFonts w:ascii="Arial" w:hAnsi="Arial" w:cs="Arial"/>
+          <w:color w:val="222222"/>
+          <w:sz w:val="20"/>
+          <w:szCs w:val="20"/>
+          <w:shd w:val="clear" w:color="auto" w:fill="FFFFFF"/>
+        </w:rPr>
+      </w:pPr>
+    </w:p>
+    <w:p>
+      <w:pPr>
+        <w:rPr>
+          <w:rFonts w:ascii="Arial" w:hAnsi="Arial" w:cs="Arial"/>
+          <w:color w:val="222222"/>
+          <w:sz w:val="20"/>
+          <w:szCs w:val="20"/>
+          <w:shd w:val="clear" w:color="auto" w:fill="FFFFFF"/>
+        </w:rPr>
+      </w:pPr>
+    </w:p>
+    <w:p>
+      <w:pPr>
+        <w:rPr>
+          <w:rFonts w:ascii="Arial" w:hAnsi="Arial" w:cs="Arial"/>
+          <w:color w:val="222222"/>
+          <w:sz w:val="20"/>
+          <w:szCs w:val="20"/>
+          <w:shd w:val="clear" w:color="auto" w:fill="FFFFFF"/>
+        </w:rPr>
+      </w:pPr>
+    </w:p>
+    <w:p>
+      <w:pPr>
+        <w:rPr>
+          <w:rFonts w:ascii="Arial" w:hAnsi="Arial" w:cs="Arial"/>
+          <w:color w:val="222222"/>
+          <w:sz w:val="20"/>
+          <w:szCs w:val="20"/>
+          <w:shd w:val="clear" w:color="auto" w:fill="FFFFFF"/>
+        </w:rPr>
+      </w:pPr>
+    </w:p>
+    <w:p>
+      <w:pPr>
+        <w:rPr>
+          <w:rFonts w:ascii="Arial" w:hAnsi="Arial" w:cs="Arial"/>
+          <w:color w:val="222222"/>
+          <w:sz w:val="20"/>
+          <w:szCs w:val="20"/>
+          <w:shd w:val="clear" w:color="auto" w:fill="FFFFFF"/>
+        </w:rPr>
+      </w:pPr>
+    </w:p>
+    <w:p>
+      <w:pPr>
+        <w:rPr>
+          <w:rFonts w:ascii="Arial" w:hAnsi="Arial" w:cs="Arial"/>
+          <w:color w:val="222222"/>
+          <w:sz w:val="20"/>
+          <w:szCs w:val="20"/>
+          <w:shd w:val="clear" w:color="auto" w:fill="FFFFFF"/>
+        </w:rPr>
+      </w:pPr>
+    </w:p>
+    <w:p>
+      <w:pPr>
+        <w:rPr>
+          <w:rFonts w:ascii="Arial" w:hAnsi="Arial" w:cs="Arial"/>
+          <w:color w:val="222222"/>
+          <w:sz w:val="20"/>
+          <w:szCs w:val="20"/>
+          <w:shd w:val="clear" w:color="auto" w:fill="FFFFFF"/>
+        </w:rPr>
+      </w:pPr>
+    </w:p>
+    <w:p>
+      <w:pPr>
+        <w:rPr>
+          <w:rFonts w:ascii="Arial" w:hAnsi="Arial" w:cs="Arial"/>
+          <w:color w:val="222222"/>
+          <w:sz w:val="20"/>
+          <w:szCs w:val="20"/>
+          <w:shd w:val="clear" w:color="auto" w:fill="FFFFFF"/>
+        </w:rPr>
+      </w:pPr>
+    </w:p>
+    <w:p>
+      <w:pPr>
+        <w:rPr>
+          <w:rFonts w:ascii="Arial" w:hAnsi="Arial" w:cs="Arial"/>
+          <w:color w:val="222222"/>
+          <w:sz w:val="20"/>
+          <w:szCs w:val="20"/>
+          <w:shd w:val="clear" w:color="auto" w:fill="FFFFFF"/>
+        </w:rPr>
+      </w:pPr>
+    </w:p>
+    <w:p>
+      <w:pPr>
+        <w:rPr>
+          <w:rFonts w:ascii="Arial" w:hAnsi="Arial" w:cs="Arial"/>
+          <w:color w:val="222222"/>
+          <w:sz w:val="20"/>
+          <w:szCs w:val="20"/>
+          <w:shd w:val="clear" w:color="auto" w:fill="FFFFFF"/>
+        </w:rPr>
+      </w:pPr>
+    </w:p>
+    <w:p>
+      <w:pPr>
+        <w:rPr>
+          <w:rFonts w:ascii="Arial" w:hAnsi="Arial" w:cs="Arial"/>
+          <w:color w:val="222222"/>
+          <w:sz w:val="20"/>
+          <w:szCs w:val="20"/>
+          <w:shd w:val="clear" w:color="auto" w:fill="FFFFFF"/>
+        </w:rPr>
+      </w:pPr>
+    </w:p>
+    <w:p>
+      <w:pPr>
+        <w:rPr>
+          <w:rFonts w:ascii="Arial" w:hAnsi="Arial" w:cs="Arial"/>
+          <w:color w:val="222222"/>
+          <w:sz w:val="20"/>
+          <w:szCs w:val="20"/>
+          <w:shd w:val="clear" w:color="auto" w:fill="FFFFFF"/>
+        </w:rPr>
+      </w:pPr>
+    </w:p>
+    <w:p>
+      <w:pPr>
+        <w:rPr>
+          <w:rFonts w:ascii="Arial" w:hAnsi="Arial" w:cs="Arial"/>
+          <w:color w:val="222222"/>
+          <w:sz w:val="20"/>
+          <w:szCs w:val="20"/>
+          <w:shd w:val="clear" w:color="auto" w:fill="FFFFFF"/>
+        </w:rPr>
+      </w:pPr>
+    </w:p>
+    <w:p>
+      <w:pPr>
+        <w:rPr>
+          <w:rFonts w:ascii="Arial" w:hAnsi="Arial" w:cs="Arial"/>
+          <w:color w:val="222222"/>
+          <w:sz w:val="20"/>
+          <w:szCs w:val="20"/>
+          <w:shd w:val="clear" w:color="auto" w:fill="FFFFFF"/>
+        </w:rPr>
+      </w:pPr>
+    </w:p>
+    <w:p>
+      <w:pPr>
+        <w:rPr>
+          <w:rFonts w:ascii="Arial" w:hAnsi="Arial" w:cs="Arial"/>
+          <w:color w:val="222222"/>
+          <w:sz w:val="20"/>
+          <w:szCs w:val="20"/>
+          <w:shd w:val="clear" w:color="auto" w:fill="FFFFFF"/>
+        </w:rPr>
+      </w:pPr>
+    </w:p>
+    <w:p>
+      <w:pPr>
+        <w:rPr>
+          <w:rFonts w:ascii="Arial" w:hAnsi="Arial" w:cs="Arial"/>
+          <w:color w:val="222222"/>
+          <w:sz w:val="20"/>
+          <w:szCs w:val="20"/>
+          <w:shd w:val="clear" w:color="auto" w:fill="FFFFFF"/>
+        </w:rPr>
+      </w:pPr>
+    </w:p>
+    <w:p>
+      <w:pPr>
+        <w:rPr>
+          <w:rFonts w:ascii="Arial" w:hAnsi="Arial" w:cs="Arial"/>
+          <w:color w:val="222222"/>
+          <w:sz w:val="20"/>
+          <w:szCs w:val="20"/>
+          <w:shd w:val="clear" w:color="auto" w:fill="FFFFFF"/>
+        </w:rPr>
+      </w:pPr>
+    </w:p>
+    <w:p>
+      <w:pPr>
+        <w:rPr>
+          <w:rFonts w:ascii="Arial" w:hAnsi="Arial" w:cs="Arial"/>
+          <w:color w:val="222222"/>
+          <w:sz w:val="20"/>
+          <w:szCs w:val="20"/>
+          <w:shd w:val="clear" w:color="auto" w:fill="FFFFFF"/>
+        </w:rPr>
+      </w:pPr>
+    </w:p>
+    <w:p>
+      <w:pPr>
+        <w:rPr>
+          <w:rFonts w:ascii="Arial" w:hAnsi="Arial" w:cs="Arial"/>
+          <w:color w:val="222222"/>
+          <w:sz w:val="20"/>
+          <w:szCs w:val="20"/>
+          <w:shd w:val="clear" w:color="auto" w:fill="FFFFFF"/>
+        </w:rPr>
+      </w:pPr>
+    </w:p>
+    <w:p>
+      <w:pPr>
+        <w:rPr>
+          <w:rFonts w:ascii="Arial" w:hAnsi="Arial" w:cs="Arial"/>
+          <w:color w:val="222222"/>
+          <w:sz w:val="20"/>
+          <w:szCs w:val="20"/>
+          <w:shd w:val="clear" w:color="auto" w:fill="FFFFFF"/>
+        </w:rPr>
+      </w:pPr>
+    </w:p>
+    <w:p>
+      <w:pPr>
+        <w:rPr>
+          <w:rFonts w:ascii="Arial" w:hAnsi="Arial" w:cs="Arial"/>
+          <w:color w:val="222222"/>
+          <w:sz w:val="20"/>
+          <w:szCs w:val="20"/>
+          <w:shd w:val="clear" w:color="auto" w:fill="FFFFFF"/>
+        </w:rPr>
+      </w:pPr>
+    </w:p>
+    <w:p>
+      <w:pPr>
+        <w:rPr>
+          <w:rFonts w:ascii="Arial" w:hAnsi="Arial" w:cs="Arial"/>
           <w:color w:val="222222"/>
           <w:sz w:val="20"/>
           <w:szCs w:val="20"/>
@@ -4702,6 +8689,64 @@
     </w:sectPr>
   </w:body>
 </w:document>
+</file>
+
+<file path=word/endnotes.xml><?xml version="1.0" encoding="utf-8"?>
+<w:endnotes xmlns:wpc="http://schemas.microsoft.com/office/word/2010/wordprocessingCanvas" xmlns:cx="http://schemas.microsoft.com/office/drawing/2014/chartex" xmlns:cx1="http://schemas.microsoft.com/office/drawing/2015/9/8/chartex" xmlns:cx2="http://schemas.microsoft.com/office/drawing/2015/10/21/chartex" xmlns:cx3="http://schemas.microsoft.com/office/drawing/2016/5/9/chartex" xmlns:cx4="http://schemas.microsoft.com/office/drawing/2016/5/10/chartex" xmlns:cx5="http://schemas.microsoft.com/office/drawing/2016/5/11/chartex" xmlns:cx6="http://schemas.microsoft.com/office/drawing/2016/5/12/chartex" xmlns:cx7="http://schemas.microsoft.com/office/drawing/2016/5/13/chartex" xmlns:cx8="http://schemas.microsoft.com/office/drawing/2016/5/14/chartex" xmlns:mc="http://schemas.openxmlformats.org/markup-compatibility/2006" xmlns:aink="http://schemas.microsoft.com/office/drawing/2016/ink" xmlns:am3d="http://schemas.microsoft.com/office/drawing/2017/model3d" xmlns:o="urn:schemas-microsoft-com:office:office" xmlns:oel="http://schemas.microsoft.com/office/2019/extlst" xmlns:r="http://schemas.openxmlformats.org/officeDocument/2006/relationships" xmlns:m="http://schemas.openxmlformats.org/officeDocument/2006/math" xmlns:v="urn:schemas-microsoft-com:vml" xmlns:wp14="http://schemas.microsoft.com/office/word/2010/wordprocessingDrawing" xmlns:wp="http://schemas.openxmlformats.org/drawingml/2006/wordprocessingDrawing" xmlns:w10="urn:schemas-microsoft-com:office:word" xmlns:w="http://schemas.openxmlformats.org/wordprocessingml/2006/main" xmlns:w14="http://schemas.microsoft.com/office/word/2010/wordml" xmlns:w15="http://schemas.microsoft.com/office/word/2012/wordml" xmlns:w16cex="http://schemas.microsoft.com/office/word/2018/wordml/cex" xmlns:w16cid="http://schemas.microsoft.com/office/word/2016/wordml/cid" xmlns:w16="http://schemas.microsoft.com/office/word/2018/wordml" xmlns:w16du="http://schemas.microsoft.com/office/word/2023/wordml/word16du" xmlns:w16sdtdh="http://schemas.microsoft.com/office/word/2020/wordml/sdtdatahash" xmlns:w16sdtfl="http://schemas.microsoft.com/office/word/2024/wordml/sdtformatlock" xmlns:w16se="http://schemas.microsoft.com/office/word/2015/wordml/symex" xmlns:wpg="http://schemas.microsoft.com/office/word/2010/wordprocessingGroup" xmlns:wpi="http://schemas.microsoft.com/office/word/2010/wordprocessingInk" xmlns:wne="http://schemas.microsoft.com/office/word/2006/wordml" xmlns:wps="http://schemas.microsoft.com/office/word/2010/wordprocessingShape" mc:Ignorable="w14 w15 w16se w16cid w16 w16cex w16sdtdh w16sdtfl w16du wp14">
+  <w:endnote w:type="separator" w:id="-1">
+    <w:p>
+      <w:pPr>
+        <w:rPr>
+          <w:rFonts w:hint="eastAsia"/>
+        </w:rPr>
+      </w:pPr>
+      <w:r>
+        <w:separator/>
+      </w:r>
+    </w:p>
+  </w:endnote>
+  <w:endnote w:type="continuationSeparator" w:id="0">
+    <w:p>
+      <w:pPr>
+        <w:rPr>
+          <w:rFonts w:hint="eastAsia"/>
+        </w:rPr>
+      </w:pPr>
+      <w:r>
+        <w:continuationSeparator/>
+      </w:r>
+    </w:p>
+  </w:endnote>
+</w:endnotes>
+</file>
+
+<file path=word/footnotes.xml><?xml version="1.0" encoding="utf-8"?>
+<w:footnotes xmlns:wpc="http://schemas.microsoft.com/office/word/2010/wordprocessingCanvas" xmlns:cx="http://schemas.microsoft.com/office/drawing/2014/chartex" xmlns:cx1="http://schemas.microsoft.com/office/drawing/2015/9/8/chartex" xmlns:cx2="http://schemas.microsoft.com/office/drawing/2015/10/21/chartex" xmlns:cx3="http://schemas.microsoft.com/office/drawing/2016/5/9/chartex" xmlns:cx4="http://schemas.microsoft.com/office/drawing/2016/5/10/chartex" xmlns:cx5="http://schemas.microsoft.com/office/drawing/2016/5/11/chartex" xmlns:cx6="http://schemas.microsoft.com/office/drawing/2016/5/12/chartex" xmlns:cx7="http://schemas.microsoft.com/office/drawing/2016/5/13/chartex" xmlns:cx8="http://schemas.microsoft.com/office/drawing/2016/5/14/chartex" xmlns:mc="http://schemas.openxmlformats.org/markup-compatibility/2006" xmlns:aink="http://schemas.microsoft.com/office/drawing/2016/ink" xmlns:am3d="http://schemas.microsoft.com/office/drawing/2017/model3d" xmlns:o="urn:schemas-microsoft-com:office:office" xmlns:oel="http://schemas.microsoft.com/office/2019/extlst" xmlns:r="http://schemas.openxmlformats.org/officeDocument/2006/relationships" xmlns:m="http://schemas.openxmlformats.org/officeDocument/2006/math" xmlns:v="urn:schemas-microsoft-com:vml" xmlns:wp14="http://schemas.microsoft.com/office/word/2010/wordprocessingDrawing" xmlns:wp="http://schemas.openxmlformats.org/drawingml/2006/wordprocessingDrawing" xmlns:w10="urn:schemas-microsoft-com:office:word" xmlns:w="http://schemas.openxmlformats.org/wordprocessingml/2006/main" xmlns:w14="http://schemas.microsoft.com/office/word/2010/wordml" xmlns:w15="http://schemas.microsoft.com/office/word/2012/wordml" xmlns:w16cex="http://schemas.microsoft.com/office/word/2018/wordml/cex" xmlns:w16cid="http://schemas.microsoft.com/office/word/2016/wordml/cid" xmlns:w16="http://schemas.microsoft.com/office/word/2018/wordml" xmlns:w16du="http://schemas.microsoft.com/office/word/2023/wordml/word16du" xmlns:w16sdtdh="http://schemas.microsoft.com/office/word/2020/wordml/sdtdatahash" xmlns:w16sdtfl="http://schemas.microsoft.com/office/word/2024/wordml/sdtformatlock" xmlns:w16se="http://schemas.microsoft.com/office/word/2015/wordml/symex" xmlns:wpg="http://schemas.microsoft.com/office/word/2010/wordprocessingGroup" xmlns:wpi="http://schemas.microsoft.com/office/word/2010/wordprocessingInk" xmlns:wne="http://schemas.microsoft.com/office/word/2006/wordml" xmlns:wps="http://schemas.microsoft.com/office/word/2010/wordprocessingShape" mc:Ignorable="w14 w15 w16se w16cid w16 w16cex w16sdtdh w16sdtfl w16du wp14">
+  <w:footnote w:type="separator" w:id="-1">
+    <w:p>
+      <w:pPr>
+        <w:rPr>
+          <w:rFonts w:hint="eastAsia"/>
+        </w:rPr>
+      </w:pPr>
+      <w:r>
+        <w:separator/>
+      </w:r>
+    </w:p>
+  </w:footnote>
+  <w:footnote w:type="continuationSeparator" w:id="0">
+    <w:p>
+      <w:pPr>
+        <w:rPr>
+          <w:rFonts w:hint="eastAsia"/>
+        </w:rPr>
+      </w:pPr>
+      <w:r>
+        <w:continuationSeparator/>
+      </w:r>
+    </w:p>
+  </w:footnote>
+</w:footnotes>
 </file>
 
 <file path=word/styles.xml><?xml version="1.0" encoding="utf-8"?>
@@ -5624,6 +9669,68 @@
       <w:spacing w:val="5"/>
     </w:rPr>
   </w:style>
+  <w:style w:type="paragraph" w:styleId="ae">
+    <w:name w:val="header"/>
+    <w:basedOn w:val="a"/>
+    <w:link w:val="af"/>
+    <w:uiPriority w:val="99"/>
+    <w:unhideWhenUsed/>
+    <w:rsid w:val="003F0549"/>
+    <w:pPr>
+      <w:tabs>
+        <w:tab w:val="center" w:pos="4153"/>
+        <w:tab w:val="right" w:pos="8306"/>
+      </w:tabs>
+      <w:snapToGrid w:val="0"/>
+      <w:jc w:val="center"/>
+    </w:pPr>
+    <w:rPr>
+      <w:sz w:val="18"/>
+      <w:szCs w:val="18"/>
+    </w:rPr>
+  </w:style>
+  <w:style w:type="character" w:customStyle="1" w:styleId="af">
+    <w:name w:val="页眉 字符"/>
+    <w:basedOn w:val="a0"/>
+    <w:link w:val="ae"/>
+    <w:uiPriority w:val="99"/>
+    <w:rsid w:val="003F0549"/>
+    <w:rPr>
+      <w:sz w:val="18"/>
+      <w:szCs w:val="18"/>
+    </w:rPr>
+  </w:style>
+  <w:style w:type="paragraph" w:styleId="af0">
+    <w:name w:val="footer"/>
+    <w:basedOn w:val="a"/>
+    <w:link w:val="af1"/>
+    <w:uiPriority w:val="99"/>
+    <w:unhideWhenUsed/>
+    <w:rsid w:val="003F0549"/>
+    <w:pPr>
+      <w:tabs>
+        <w:tab w:val="center" w:pos="4153"/>
+        <w:tab w:val="right" w:pos="8306"/>
+      </w:tabs>
+      <w:snapToGrid w:val="0"/>
+      <w:jc w:val="left"/>
+    </w:pPr>
+    <w:rPr>
+      <w:sz w:val="18"/>
+      <w:szCs w:val="18"/>
+    </w:rPr>
+  </w:style>
+  <w:style w:type="character" w:customStyle="1" w:styleId="af1">
+    <w:name w:val="页脚 字符"/>
+    <w:basedOn w:val="a0"/>
+    <w:link w:val="af0"/>
+    <w:uiPriority w:val="99"/>
+    <w:rsid w:val="003F0549"/>
+    <w:rPr>
+      <w:sz w:val="18"/>
+      <w:szCs w:val="18"/>
+    </w:rPr>
+  </w:style>
 </w:styles>
 </file>
 
